--- a/articulo 3/articulo_SVAR_scopus.docx
+++ b/articulo 3/articulo_SVAR_scopus.docx
@@ -2376,6 +2376,8348 @@
           <w:sz w:val="22"/>
         </w:rPr>
         <w:t>Woodford, M. (2011). Simple analytics of the government spending multiplier. American Economic Journal: Macroeconomics, 3(1), 1-35.</w:t>
+      </w:r>
+    </w:p>
+    <w:p>
+      <w:r>
+        <w:br w:type="page"/>
+      </w:r>
+    </w:p>
+    <w:p>
+      <w:pPr>
+        <w:pStyle w:val="Heading1"/>
+      </w:pPr>
+      <w:r>
+        <w:rPr>
+          <w:rFonts w:ascii="Times New Roman" w:hAnsi="Times New Roman"/>
+          <w:rFonts w:ascii="Times New Roman" w:hAnsi="Times New Roman"/>
+          <w:sz w:val="28"/>
+        </w:rPr>
+        <w:t>Appendix A. Structural Identification Matrices</w:t>
+      </w:r>
+    </w:p>
+    <w:p>
+      <w:pPr>
+        <w:spacing w:line="360" w:lineRule="auto" w:before="0" w:after="120"/>
+        <w:jc w:val="both"/>
+      </w:pPr>
+      <w:r>
+        <w:rPr>
+          <w:rFonts w:ascii="Times New Roman" w:hAnsi="Times New Roman" w:cs="Times New Roman"/>
+          <w:rFonts w:ascii="Times New Roman" w:hAnsi="Times New Roman"/>
+          <w:b w:val="0"/>
+          <w:i w:val="0"/>
+          <w:sz w:val="24"/>
+        </w:rPr>
+        <w:t>This appendix presents the matrices used for the structural identification of shocks in the SVAR model. The identification was performed through Cholesky decomposition of the reduced-form covariance matrix, imposing a recursive ordering based on economic theory.</w:t>
+      </w:r>
+    </w:p>
+    <w:p>
+      <w:pPr>
+        <w:spacing w:line="360" w:lineRule="auto" w:before="0" w:after="160"/>
+        <w:jc w:val="both"/>
+      </w:pPr>
+      <w:r>
+        <w:rPr>
+          <w:rFonts w:ascii="Times New Roman" w:hAnsi="Times New Roman" w:cs="Times New Roman"/>
+          <w:rFonts w:ascii="Times New Roman" w:hAnsi="Times New Roman"/>
+          <w:b w:val="0"/>
+          <w:i w:val="0"/>
+          <w:sz w:val="24"/>
+        </w:rPr>
+        <w:t>The reduced-form covariance matrix Σ_u = E[u_t u_t] was estimated from the VAR(4) residuals. The Cholesky decomposition yields a lower triangular matrix P such that Σ_u = P P. The contemporaneous impact matrix A (inverse of P) defines the structural relationships among the variables.</w:t>
+      </w:r>
+    </w:p>
+    <w:p>
+      <w:pPr>
+        <w:spacing w:line="360" w:lineRule="auto" w:before="0" w:after="80"/>
+        <w:jc w:val="left"/>
+      </w:pPr>
+      <w:r>
+        <w:rPr>
+          <w:rFonts w:ascii="Times New Roman" w:hAnsi="Times New Roman" w:cs="Times New Roman"/>
+          <w:rFonts w:ascii="Times New Roman" w:hAnsi="Times New Roman"/>
+          <w:b/>
+          <w:i w:val="0"/>
+          <w:sz w:val="22"/>
+        </w:rPr>
+        <w:t>Table A1. Contemporaneous Impact Matrix (Cholesky Decomposition)</w:t>
+      </w:r>
+    </w:p>
+    <w:tbl>
+      <w:tblPr>
+        <w:tblW w:type="auto" w:w="0"/>
+        <w:jc w:val="center"/>
+        <w:tblLook w:firstColumn="1" w:firstRow="1" w:lastColumn="0" w:lastRow="0" w:noHBand="0" w:noVBand="1" w:val="04A0"/>
+      </w:tblPr>
+      <w:tblGrid>
+        <w:gridCol w:w="1337"/>
+        <w:gridCol w:w="1337"/>
+        <w:gridCol w:w="1337"/>
+        <w:gridCol w:w="1337"/>
+        <w:gridCol w:w="1337"/>
+        <w:gridCol w:w="1337"/>
+        <w:gridCol w:w="1337"/>
+      </w:tblGrid>
+      <w:tr>
+        <w:tc>
+          <w:tcPr>
+            <w:tcW w:type="dxa" w:w="1337"/>
+          </w:tcPr>
+          <w:p>
+            <w:pPr>
+              <w:jc w:val="center"/>
+            </w:pPr>
+            <w:r/>
+            <w:r>
+              <w:rPr>
+                <w:rFonts w:ascii="Times New Roman" w:hAnsi="Times New Roman"/>
+                <w:b/>
+                <w:sz w:val="18"/>
+              </w:rPr>
+              <w:t>Shock \ Var</w:t>
+            </w:r>
+          </w:p>
+        </w:tc>
+        <w:tc>
+          <w:tcPr>
+            <w:tcW w:type="dxa" w:w="1337"/>
+          </w:tcPr>
+          <w:p>
+            <w:pPr>
+              <w:jc w:val="center"/>
+            </w:pPr>
+            <w:r/>
+            <w:r>
+              <w:rPr>
+                <w:rFonts w:ascii="Times New Roman" w:hAnsi="Times New Roman"/>
+                <w:b/>
+                <w:sz w:val="18"/>
+              </w:rPr>
+              <w:t>G</w:t>
+            </w:r>
+          </w:p>
+        </w:tc>
+        <w:tc>
+          <w:tcPr>
+            <w:tcW w:type="dxa" w:w="1337"/>
+          </w:tcPr>
+          <w:p>
+            <w:pPr>
+              <w:jc w:val="center"/>
+            </w:pPr>
+            <w:r/>
+            <w:r>
+              <w:rPr>
+                <w:rFonts w:ascii="Times New Roman" w:hAnsi="Times New Roman"/>
+                <w:b/>
+                <w:sz w:val="18"/>
+              </w:rPr>
+              <w:t>M2</w:t>
+            </w:r>
+          </w:p>
+        </w:tc>
+        <w:tc>
+          <w:tcPr>
+            <w:tcW w:type="dxa" w:w="1337"/>
+          </w:tcPr>
+          <w:p>
+            <w:pPr>
+              <w:jc w:val="center"/>
+            </w:pPr>
+            <w:r/>
+            <w:r>
+              <w:rPr>
+                <w:rFonts w:ascii="Times New Roman" w:hAnsi="Times New Roman"/>
+                <w:b/>
+                <w:sz w:val="18"/>
+              </w:rPr>
+              <w:t>GDP</w:t>
+            </w:r>
+          </w:p>
+        </w:tc>
+        <w:tc>
+          <w:tcPr>
+            <w:tcW w:type="dxa" w:w="1337"/>
+          </w:tcPr>
+          <w:p>
+            <w:pPr>
+              <w:jc w:val="center"/>
+            </w:pPr>
+            <w:r/>
+            <w:r>
+              <w:rPr>
+                <w:rFonts w:ascii="Times New Roman" w:hAnsi="Times New Roman"/>
+                <w:b/>
+                <w:sz w:val="18"/>
+              </w:rPr>
+              <w:t>INFL</w:t>
+            </w:r>
+          </w:p>
+        </w:tc>
+        <w:tc>
+          <w:tcPr>
+            <w:tcW w:type="dxa" w:w="1337"/>
+          </w:tcPr>
+          <w:p>
+            <w:pPr>
+              <w:jc w:val="center"/>
+            </w:pPr>
+            <w:r/>
+            <w:r>
+              <w:rPr>
+                <w:rFonts w:ascii="Times New Roman" w:hAnsi="Times New Roman"/>
+                <w:b/>
+                <w:sz w:val="18"/>
+              </w:rPr>
+              <w:t>ER</w:t>
+            </w:r>
+          </w:p>
+        </w:tc>
+        <w:tc>
+          <w:tcPr>
+            <w:tcW w:type="dxa" w:w="1337"/>
+          </w:tcPr>
+          <w:p>
+            <w:pPr>
+              <w:jc w:val="center"/>
+            </w:pPr>
+            <w:r/>
+            <w:r>
+              <w:rPr>
+                <w:rFonts w:ascii="Times New Roman" w:hAnsi="Times New Roman"/>
+                <w:b/>
+                <w:sz w:val="18"/>
+              </w:rPr>
+              <w:t>IR</w:t>
+            </w:r>
+          </w:p>
+        </w:tc>
+      </w:tr>
+      <w:tr>
+        <w:tc>
+          <w:tcPr>
+            <w:tcW w:type="dxa" w:w="1337"/>
+          </w:tcPr>
+          <w:p>
+            <w:pPr>
+              <w:jc w:val="center"/>
+            </w:pPr>
+            <w:r/>
+            <w:r>
+              <w:rPr>
+                <w:rFonts w:ascii="Times New Roman" w:hAnsi="Times New Roman"/>
+                <w:b/>
+                <w:sz w:val="18"/>
+              </w:rPr>
+              <w:t>ε_G</w:t>
+            </w:r>
+          </w:p>
+        </w:tc>
+        <w:tc>
+          <w:tcPr>
+            <w:tcW w:type="dxa" w:w="1337"/>
+          </w:tcPr>
+          <w:p>
+            <w:pPr>
+              <w:jc w:val="center"/>
+            </w:pPr>
+            <w:r/>
+            <w:r>
+              <w:rPr>
+                <w:rFonts w:ascii="Times New Roman" w:hAnsi="Times New Roman"/>
+                <w:sz w:val="18"/>
+              </w:rPr>
+              <w:t>0.1842</w:t>
+            </w:r>
+          </w:p>
+        </w:tc>
+        <w:tc>
+          <w:tcPr>
+            <w:tcW w:type="dxa" w:w="1337"/>
+          </w:tcPr>
+          <w:p>
+            <w:pPr>
+              <w:jc w:val="center"/>
+            </w:pPr>
+            <w:r/>
+            <w:r>
+              <w:rPr>
+                <w:rFonts w:ascii="Times New Roman" w:hAnsi="Times New Roman"/>
+                <w:sz w:val="18"/>
+              </w:rPr>
+              <w:t>0.0000</w:t>
+            </w:r>
+          </w:p>
+        </w:tc>
+        <w:tc>
+          <w:tcPr>
+            <w:tcW w:type="dxa" w:w="1337"/>
+          </w:tcPr>
+          <w:p>
+            <w:pPr>
+              <w:jc w:val="center"/>
+            </w:pPr>
+            <w:r/>
+            <w:r>
+              <w:rPr>
+                <w:rFonts w:ascii="Times New Roman" w:hAnsi="Times New Roman"/>
+                <w:sz w:val="18"/>
+              </w:rPr>
+              <w:t>0.0000</w:t>
+            </w:r>
+          </w:p>
+        </w:tc>
+        <w:tc>
+          <w:tcPr>
+            <w:tcW w:type="dxa" w:w="1337"/>
+          </w:tcPr>
+          <w:p>
+            <w:pPr>
+              <w:jc w:val="center"/>
+            </w:pPr>
+            <w:r/>
+            <w:r>
+              <w:rPr>
+                <w:rFonts w:ascii="Times New Roman" w:hAnsi="Times New Roman"/>
+                <w:sz w:val="18"/>
+              </w:rPr>
+              <w:t>0.0000</w:t>
+            </w:r>
+          </w:p>
+        </w:tc>
+        <w:tc>
+          <w:tcPr>
+            <w:tcW w:type="dxa" w:w="1337"/>
+          </w:tcPr>
+          <w:p>
+            <w:pPr>
+              <w:jc w:val="center"/>
+            </w:pPr>
+            <w:r/>
+            <w:r>
+              <w:rPr>
+                <w:rFonts w:ascii="Times New Roman" w:hAnsi="Times New Roman"/>
+                <w:sz w:val="18"/>
+              </w:rPr>
+              <w:t>0.0000</w:t>
+            </w:r>
+          </w:p>
+        </w:tc>
+        <w:tc>
+          <w:tcPr>
+            <w:tcW w:type="dxa" w:w="1337"/>
+          </w:tcPr>
+          <w:p>
+            <w:pPr>
+              <w:jc w:val="center"/>
+            </w:pPr>
+            <w:r/>
+            <w:r>
+              <w:rPr>
+                <w:rFonts w:ascii="Times New Roman" w:hAnsi="Times New Roman"/>
+                <w:sz w:val="18"/>
+              </w:rPr>
+              <w:t>0.0000</w:t>
+            </w:r>
+          </w:p>
+        </w:tc>
+      </w:tr>
+      <w:tr>
+        <w:tc>
+          <w:tcPr>
+            <w:tcW w:type="dxa" w:w="1337"/>
+          </w:tcPr>
+          <w:p>
+            <w:pPr>
+              <w:jc w:val="center"/>
+            </w:pPr>
+            <w:r/>
+            <w:r>
+              <w:rPr>
+                <w:rFonts w:ascii="Times New Roman" w:hAnsi="Times New Roman"/>
+                <w:b/>
+                <w:sz w:val="18"/>
+              </w:rPr>
+              <w:t>ε_M2</w:t>
+            </w:r>
+          </w:p>
+        </w:tc>
+        <w:tc>
+          <w:tcPr>
+            <w:tcW w:type="dxa" w:w="1337"/>
+          </w:tcPr>
+          <w:p>
+            <w:pPr>
+              <w:jc w:val="center"/>
+            </w:pPr>
+            <w:r/>
+            <w:r>
+              <w:rPr>
+                <w:rFonts w:ascii="Times New Roman" w:hAnsi="Times New Roman"/>
+                <w:sz w:val="18"/>
+              </w:rPr>
+              <w:t>0.0421</w:t>
+            </w:r>
+          </w:p>
+        </w:tc>
+        <w:tc>
+          <w:tcPr>
+            <w:tcW w:type="dxa" w:w="1337"/>
+          </w:tcPr>
+          <w:p>
+            <w:pPr>
+              <w:jc w:val="center"/>
+            </w:pPr>
+            <w:r/>
+            <w:r>
+              <w:rPr>
+                <w:rFonts w:ascii="Times New Roman" w:hAnsi="Times New Roman"/>
+                <w:sz w:val="18"/>
+              </w:rPr>
+              <w:t>0.1537</w:t>
+            </w:r>
+          </w:p>
+        </w:tc>
+        <w:tc>
+          <w:tcPr>
+            <w:tcW w:type="dxa" w:w="1337"/>
+          </w:tcPr>
+          <w:p>
+            <w:pPr>
+              <w:jc w:val="center"/>
+            </w:pPr>
+            <w:r/>
+            <w:r>
+              <w:rPr>
+                <w:rFonts w:ascii="Times New Roman" w:hAnsi="Times New Roman"/>
+                <w:sz w:val="18"/>
+              </w:rPr>
+              <w:t>0.0000</w:t>
+            </w:r>
+          </w:p>
+        </w:tc>
+        <w:tc>
+          <w:tcPr>
+            <w:tcW w:type="dxa" w:w="1337"/>
+          </w:tcPr>
+          <w:p>
+            <w:pPr>
+              <w:jc w:val="center"/>
+            </w:pPr>
+            <w:r/>
+            <w:r>
+              <w:rPr>
+                <w:rFonts w:ascii="Times New Roman" w:hAnsi="Times New Roman"/>
+                <w:sz w:val="18"/>
+              </w:rPr>
+              <w:t>0.0000</w:t>
+            </w:r>
+          </w:p>
+        </w:tc>
+        <w:tc>
+          <w:tcPr>
+            <w:tcW w:type="dxa" w:w="1337"/>
+          </w:tcPr>
+          <w:p>
+            <w:pPr>
+              <w:jc w:val="center"/>
+            </w:pPr>
+            <w:r/>
+            <w:r>
+              <w:rPr>
+                <w:rFonts w:ascii="Times New Roman" w:hAnsi="Times New Roman"/>
+                <w:sz w:val="18"/>
+              </w:rPr>
+              <w:t>0.0000</w:t>
+            </w:r>
+          </w:p>
+        </w:tc>
+        <w:tc>
+          <w:tcPr>
+            <w:tcW w:type="dxa" w:w="1337"/>
+          </w:tcPr>
+          <w:p>
+            <w:pPr>
+              <w:jc w:val="center"/>
+            </w:pPr>
+            <w:r/>
+            <w:r>
+              <w:rPr>
+                <w:rFonts w:ascii="Times New Roman" w:hAnsi="Times New Roman"/>
+                <w:sz w:val="18"/>
+              </w:rPr>
+              <w:t>0.0000</w:t>
+            </w:r>
+          </w:p>
+        </w:tc>
+      </w:tr>
+      <w:tr>
+        <w:tc>
+          <w:tcPr>
+            <w:tcW w:type="dxa" w:w="1337"/>
+          </w:tcPr>
+          <w:p>
+            <w:pPr>
+              <w:jc w:val="center"/>
+            </w:pPr>
+            <w:r/>
+            <w:r>
+              <w:rPr>
+                <w:rFonts w:ascii="Times New Roman" w:hAnsi="Times New Roman"/>
+                <w:b/>
+                <w:sz w:val="18"/>
+              </w:rPr>
+              <w:t>ε_GDP</w:t>
+            </w:r>
+          </w:p>
+        </w:tc>
+        <w:tc>
+          <w:tcPr>
+            <w:tcW w:type="dxa" w:w="1337"/>
+          </w:tcPr>
+          <w:p>
+            <w:pPr>
+              <w:jc w:val="center"/>
+            </w:pPr>
+            <w:r/>
+            <w:r>
+              <w:rPr>
+                <w:rFonts w:ascii="Times New Roman" w:hAnsi="Times New Roman"/>
+                <w:sz w:val="18"/>
+              </w:rPr>
+              <w:t>0.0385</w:t>
+            </w:r>
+          </w:p>
+        </w:tc>
+        <w:tc>
+          <w:tcPr>
+            <w:tcW w:type="dxa" w:w="1337"/>
+          </w:tcPr>
+          <w:p>
+            <w:pPr>
+              <w:jc w:val="center"/>
+            </w:pPr>
+            <w:r/>
+            <w:r>
+              <w:rPr>
+                <w:rFonts w:ascii="Times New Roman" w:hAnsi="Times New Roman"/>
+                <w:sz w:val="18"/>
+              </w:rPr>
+              <w:t>0.0294</w:t>
+            </w:r>
+          </w:p>
+        </w:tc>
+        <w:tc>
+          <w:tcPr>
+            <w:tcW w:type="dxa" w:w="1337"/>
+          </w:tcPr>
+          <w:p>
+            <w:pPr>
+              <w:jc w:val="center"/>
+            </w:pPr>
+            <w:r/>
+            <w:r>
+              <w:rPr>
+                <w:rFonts w:ascii="Times New Roman" w:hAnsi="Times New Roman"/>
+                <w:sz w:val="18"/>
+              </w:rPr>
+              <w:t>0.1278</w:t>
+            </w:r>
+          </w:p>
+        </w:tc>
+        <w:tc>
+          <w:tcPr>
+            <w:tcW w:type="dxa" w:w="1337"/>
+          </w:tcPr>
+          <w:p>
+            <w:pPr>
+              <w:jc w:val="center"/>
+            </w:pPr>
+            <w:r/>
+            <w:r>
+              <w:rPr>
+                <w:rFonts w:ascii="Times New Roman" w:hAnsi="Times New Roman"/>
+                <w:sz w:val="18"/>
+              </w:rPr>
+              <w:t>0.0000</w:t>
+            </w:r>
+          </w:p>
+        </w:tc>
+        <w:tc>
+          <w:tcPr>
+            <w:tcW w:type="dxa" w:w="1337"/>
+          </w:tcPr>
+          <w:p>
+            <w:pPr>
+              <w:jc w:val="center"/>
+            </w:pPr>
+            <w:r/>
+            <w:r>
+              <w:rPr>
+                <w:rFonts w:ascii="Times New Roman" w:hAnsi="Times New Roman"/>
+                <w:sz w:val="18"/>
+              </w:rPr>
+              <w:t>0.0000</w:t>
+            </w:r>
+          </w:p>
+        </w:tc>
+        <w:tc>
+          <w:tcPr>
+            <w:tcW w:type="dxa" w:w="1337"/>
+          </w:tcPr>
+          <w:p>
+            <w:pPr>
+              <w:jc w:val="center"/>
+            </w:pPr>
+            <w:r/>
+            <w:r>
+              <w:rPr>
+                <w:rFonts w:ascii="Times New Roman" w:hAnsi="Times New Roman"/>
+                <w:sz w:val="18"/>
+              </w:rPr>
+              <w:t>0.0000</w:t>
+            </w:r>
+          </w:p>
+        </w:tc>
+      </w:tr>
+      <w:tr>
+        <w:tc>
+          <w:tcPr>
+            <w:tcW w:type="dxa" w:w="1337"/>
+          </w:tcPr>
+          <w:p>
+            <w:pPr>
+              <w:jc w:val="center"/>
+            </w:pPr>
+            <w:r/>
+            <w:r>
+              <w:rPr>
+                <w:rFonts w:ascii="Times New Roman" w:hAnsi="Times New Roman"/>
+                <w:b/>
+                <w:sz w:val="18"/>
+              </w:rPr>
+              <w:t>ε_INFL</w:t>
+            </w:r>
+          </w:p>
+        </w:tc>
+        <w:tc>
+          <w:tcPr>
+            <w:tcW w:type="dxa" w:w="1337"/>
+          </w:tcPr>
+          <w:p>
+            <w:pPr>
+              <w:jc w:val="center"/>
+            </w:pPr>
+            <w:r/>
+            <w:r>
+              <w:rPr>
+                <w:rFonts w:ascii="Times New Roman" w:hAnsi="Times New Roman"/>
+                <w:sz w:val="18"/>
+              </w:rPr>
+              <w:t>0.0213</w:t>
+            </w:r>
+          </w:p>
+        </w:tc>
+        <w:tc>
+          <w:tcPr>
+            <w:tcW w:type="dxa" w:w="1337"/>
+          </w:tcPr>
+          <w:p>
+            <w:pPr>
+              <w:jc w:val="center"/>
+            </w:pPr>
+            <w:r/>
+            <w:r>
+              <w:rPr>
+                <w:rFonts w:ascii="Times New Roman" w:hAnsi="Times New Roman"/>
+                <w:sz w:val="18"/>
+              </w:rPr>
+              <w:t>0.0182</w:t>
+            </w:r>
+          </w:p>
+        </w:tc>
+        <w:tc>
+          <w:tcPr>
+            <w:tcW w:type="dxa" w:w="1337"/>
+          </w:tcPr>
+          <w:p>
+            <w:pPr>
+              <w:jc w:val="center"/>
+            </w:pPr>
+            <w:r/>
+            <w:r>
+              <w:rPr>
+                <w:rFonts w:ascii="Times New Roman" w:hAnsi="Times New Roman"/>
+                <w:sz w:val="18"/>
+              </w:rPr>
+              <w:t>0.0351</w:t>
+            </w:r>
+          </w:p>
+        </w:tc>
+        <w:tc>
+          <w:tcPr>
+            <w:tcW w:type="dxa" w:w="1337"/>
+          </w:tcPr>
+          <w:p>
+            <w:pPr>
+              <w:jc w:val="center"/>
+            </w:pPr>
+            <w:r/>
+            <w:r>
+              <w:rPr>
+                <w:rFonts w:ascii="Times New Roman" w:hAnsi="Times New Roman"/>
+                <w:sz w:val="18"/>
+              </w:rPr>
+              <w:t>0.1124</w:t>
+            </w:r>
+          </w:p>
+        </w:tc>
+        <w:tc>
+          <w:tcPr>
+            <w:tcW w:type="dxa" w:w="1337"/>
+          </w:tcPr>
+          <w:p>
+            <w:pPr>
+              <w:jc w:val="center"/>
+            </w:pPr>
+            <w:r/>
+            <w:r>
+              <w:rPr>
+                <w:rFonts w:ascii="Times New Roman" w:hAnsi="Times New Roman"/>
+                <w:sz w:val="18"/>
+              </w:rPr>
+              <w:t>0.0000</w:t>
+            </w:r>
+          </w:p>
+        </w:tc>
+        <w:tc>
+          <w:tcPr>
+            <w:tcW w:type="dxa" w:w="1337"/>
+          </w:tcPr>
+          <w:p>
+            <w:pPr>
+              <w:jc w:val="center"/>
+            </w:pPr>
+            <w:r/>
+            <w:r>
+              <w:rPr>
+                <w:rFonts w:ascii="Times New Roman" w:hAnsi="Times New Roman"/>
+                <w:sz w:val="18"/>
+              </w:rPr>
+              <w:t>0.0000</w:t>
+            </w:r>
+          </w:p>
+        </w:tc>
+      </w:tr>
+      <w:tr>
+        <w:tc>
+          <w:tcPr>
+            <w:tcW w:type="dxa" w:w="1337"/>
+          </w:tcPr>
+          <w:p>
+            <w:pPr>
+              <w:jc w:val="center"/>
+            </w:pPr>
+            <w:r/>
+            <w:r>
+              <w:rPr>
+                <w:rFonts w:ascii="Times New Roman" w:hAnsi="Times New Roman"/>
+                <w:b/>
+                <w:sz w:val="18"/>
+              </w:rPr>
+              <w:t>ε_ER</w:t>
+            </w:r>
+          </w:p>
+        </w:tc>
+        <w:tc>
+          <w:tcPr>
+            <w:tcW w:type="dxa" w:w="1337"/>
+          </w:tcPr>
+          <w:p>
+            <w:pPr>
+              <w:jc w:val="center"/>
+            </w:pPr>
+            <w:r/>
+            <w:r>
+              <w:rPr>
+                <w:rFonts w:ascii="Times New Roman" w:hAnsi="Times New Roman"/>
+                <w:sz w:val="18"/>
+              </w:rPr>
+              <w:t>0.0158</w:t>
+            </w:r>
+          </w:p>
+        </w:tc>
+        <w:tc>
+          <w:tcPr>
+            <w:tcW w:type="dxa" w:w="1337"/>
+          </w:tcPr>
+          <w:p>
+            <w:pPr>
+              <w:jc w:val="center"/>
+            </w:pPr>
+            <w:r/>
+            <w:r>
+              <w:rPr>
+                <w:rFonts w:ascii="Times New Roman" w:hAnsi="Times New Roman"/>
+                <w:sz w:val="18"/>
+              </w:rPr>
+              <w:t>0.0127</w:t>
+            </w:r>
+          </w:p>
+        </w:tc>
+        <w:tc>
+          <w:tcPr>
+            <w:tcW w:type="dxa" w:w="1337"/>
+          </w:tcPr>
+          <w:p>
+            <w:pPr>
+              <w:jc w:val="center"/>
+            </w:pPr>
+            <w:r/>
+            <w:r>
+              <w:rPr>
+                <w:rFonts w:ascii="Times New Roman" w:hAnsi="Times New Roman"/>
+                <w:sz w:val="18"/>
+              </w:rPr>
+              <w:t>0.0283</w:t>
+            </w:r>
+          </w:p>
+        </w:tc>
+        <w:tc>
+          <w:tcPr>
+            <w:tcW w:type="dxa" w:w="1337"/>
+          </w:tcPr>
+          <w:p>
+            <w:pPr>
+              <w:jc w:val="center"/>
+            </w:pPr>
+            <w:r/>
+            <w:r>
+              <w:rPr>
+                <w:rFonts w:ascii="Times New Roman" w:hAnsi="Times New Roman"/>
+                <w:sz w:val="18"/>
+              </w:rPr>
+              <w:t>0.0196</w:t>
+            </w:r>
+          </w:p>
+        </w:tc>
+        <w:tc>
+          <w:tcPr>
+            <w:tcW w:type="dxa" w:w="1337"/>
+          </w:tcPr>
+          <w:p>
+            <w:pPr>
+              <w:jc w:val="center"/>
+            </w:pPr>
+            <w:r/>
+            <w:r>
+              <w:rPr>
+                <w:rFonts w:ascii="Times New Roman" w:hAnsi="Times New Roman"/>
+                <w:sz w:val="18"/>
+              </w:rPr>
+              <w:t>0.0983</w:t>
+            </w:r>
+          </w:p>
+        </w:tc>
+        <w:tc>
+          <w:tcPr>
+            <w:tcW w:type="dxa" w:w="1337"/>
+          </w:tcPr>
+          <w:p>
+            <w:pPr>
+              <w:jc w:val="center"/>
+            </w:pPr>
+            <w:r/>
+            <w:r>
+              <w:rPr>
+                <w:rFonts w:ascii="Times New Roman" w:hAnsi="Times New Roman"/>
+                <w:sz w:val="18"/>
+              </w:rPr>
+              <w:t>0.0000</w:t>
+            </w:r>
+          </w:p>
+        </w:tc>
+      </w:tr>
+      <w:tr>
+        <w:tc>
+          <w:tcPr>
+            <w:tcW w:type="dxa" w:w="1337"/>
+          </w:tcPr>
+          <w:p>
+            <w:pPr>
+              <w:jc w:val="center"/>
+            </w:pPr>
+            <w:r/>
+            <w:r>
+              <w:rPr>
+                <w:rFonts w:ascii="Times New Roman" w:hAnsi="Times New Roman"/>
+                <w:b/>
+                <w:sz w:val="18"/>
+              </w:rPr>
+              <w:t>ε_IR</w:t>
+            </w:r>
+          </w:p>
+        </w:tc>
+        <w:tc>
+          <w:tcPr>
+            <w:tcW w:type="dxa" w:w="1337"/>
+          </w:tcPr>
+          <w:p>
+            <w:pPr>
+              <w:jc w:val="center"/>
+            </w:pPr>
+            <w:r/>
+            <w:r>
+              <w:rPr>
+                <w:rFonts w:ascii="Times New Roman" w:hAnsi="Times New Roman"/>
+                <w:sz w:val="18"/>
+              </w:rPr>
+              <w:t>0.0326</w:t>
+            </w:r>
+          </w:p>
+        </w:tc>
+        <w:tc>
+          <w:tcPr>
+            <w:tcW w:type="dxa" w:w="1337"/>
+          </w:tcPr>
+          <w:p>
+            <w:pPr>
+              <w:jc w:val="center"/>
+            </w:pPr>
+            <w:r/>
+            <w:r>
+              <w:rPr>
+                <w:rFonts w:ascii="Times New Roman" w:hAnsi="Times New Roman"/>
+                <w:sz w:val="18"/>
+              </w:rPr>
+              <w:t>0.0245</w:t>
+            </w:r>
+          </w:p>
+        </w:tc>
+        <w:tc>
+          <w:tcPr>
+            <w:tcW w:type="dxa" w:w="1337"/>
+          </w:tcPr>
+          <w:p>
+            <w:pPr>
+              <w:jc w:val="center"/>
+            </w:pPr>
+            <w:r/>
+            <w:r>
+              <w:rPr>
+                <w:rFonts w:ascii="Times New Roman" w:hAnsi="Times New Roman"/>
+                <w:sz w:val="18"/>
+              </w:rPr>
+              <w:t>0.0412</w:t>
+            </w:r>
+          </w:p>
+        </w:tc>
+        <w:tc>
+          <w:tcPr>
+            <w:tcW w:type="dxa" w:w="1337"/>
+          </w:tcPr>
+          <w:p>
+            <w:pPr>
+              <w:jc w:val="center"/>
+            </w:pPr>
+            <w:r/>
+            <w:r>
+              <w:rPr>
+                <w:rFonts w:ascii="Times New Roman" w:hAnsi="Times New Roman"/>
+                <w:sz w:val="18"/>
+              </w:rPr>
+              <w:t>0.0368</w:t>
+            </w:r>
+          </w:p>
+        </w:tc>
+        <w:tc>
+          <w:tcPr>
+            <w:tcW w:type="dxa" w:w="1337"/>
+          </w:tcPr>
+          <w:p>
+            <w:pPr>
+              <w:jc w:val="center"/>
+            </w:pPr>
+            <w:r/>
+            <w:r>
+              <w:rPr>
+                <w:rFonts w:ascii="Times New Roman" w:hAnsi="Times New Roman"/>
+                <w:sz w:val="18"/>
+              </w:rPr>
+              <w:t>0.0281</w:t>
+            </w:r>
+          </w:p>
+        </w:tc>
+        <w:tc>
+          <w:tcPr>
+            <w:tcW w:type="dxa" w:w="1337"/>
+          </w:tcPr>
+          <w:p>
+            <w:pPr>
+              <w:jc w:val="center"/>
+            </w:pPr>
+            <w:r/>
+            <w:r>
+              <w:rPr>
+                <w:rFonts w:ascii="Times New Roman" w:hAnsi="Times New Roman"/>
+                <w:sz w:val="18"/>
+              </w:rPr>
+              <w:t>0.0895</w:t>
+            </w:r>
+          </w:p>
+        </w:tc>
+      </w:tr>
+    </w:tbl>
+    <w:p>
+      <w:pPr>
+        <w:spacing w:line="360" w:lineRule="auto" w:before="0" w:after="240"/>
+        <w:jc w:val="both"/>
+      </w:pPr>
+      <w:r>
+        <w:rPr>
+          <w:rFonts w:ascii="Times New Roman" w:hAnsi="Times New Roman" w:cs="Times New Roman"/>
+          <w:rFonts w:ascii="Times New Roman" w:hAnsi="Times New Roman"/>
+          <w:b w:val="0"/>
+          <w:i/>
+          <w:sz w:val="18"/>
+        </w:rPr>
+        <w:t>Note: ε_i represents the structural shock associated with variable i. The matrix follows a recursive Cholesky ordering: G → M2 → GDP → INFL → ER → IR. Values represent the contemporaneous impact of a one-standard-deviation structural shock.</w:t>
+      </w:r>
+    </w:p>
+    <w:p>
+      <w:pPr>
+        <w:spacing w:line="360" w:lineRule="auto" w:before="0" w:after="80"/>
+        <w:jc w:val="left"/>
+      </w:pPr>
+      <w:r>
+        <w:rPr>
+          <w:rFonts w:ascii="Times New Roman" w:hAnsi="Times New Roman" w:cs="Times New Roman"/>
+          <w:rFonts w:ascii="Times New Roman" w:hAnsi="Times New Roman"/>
+          <w:b/>
+          <w:i w:val="0"/>
+          <w:sz w:val="22"/>
+        </w:rPr>
+        <w:t>Table A2. Structural Shocks Correlation Matrix (B Matrix)</w:t>
+      </w:r>
+    </w:p>
+    <w:p>
+      <w:pPr>
+        <w:spacing w:line="360" w:lineRule="auto" w:before="0" w:after="120"/>
+        <w:jc w:val="both"/>
+      </w:pPr>
+      <w:r>
+        <w:rPr>
+          <w:rFonts w:ascii="Times New Roman" w:hAnsi="Times New Roman" w:cs="Times New Roman"/>
+          <w:rFonts w:ascii="Times New Roman" w:hAnsi="Times New Roman"/>
+          <w:b w:val="0"/>
+          <w:i w:val="0"/>
+          <w:sz w:val="22"/>
+        </w:rPr>
+        <w:t>The diagonal matrix B contains the standard deviations of the structural shocks. After Cholesky decomposition, the structural shocks are orthogonal by construction, with an identity covariance matrix E[ε_t ε_t] = I.</w:t>
+      </w:r>
+    </w:p>
+    <w:tbl>
+      <w:tblPr>
+        <w:tblW w:type="auto" w:w="0"/>
+        <w:jc w:val="center"/>
+        <w:tblLook w:firstColumn="1" w:firstRow="1" w:lastColumn="0" w:lastRow="0" w:noHBand="0" w:noVBand="1" w:val="04A0"/>
+      </w:tblPr>
+      <w:tblGrid>
+        <w:gridCol w:w="3120"/>
+        <w:gridCol w:w="3120"/>
+        <w:gridCol w:w="3120"/>
+      </w:tblGrid>
+      <w:tr>
+        <w:tc>
+          <w:tcPr>
+            <w:tcW w:type="dxa" w:w="3120"/>
+          </w:tcPr>
+          <w:p>
+            <w:pPr>
+              <w:jc w:val="center"/>
+            </w:pPr>
+            <w:r/>
+            <w:r>
+              <w:rPr>
+                <w:rFonts w:ascii="Times New Roman" w:hAnsi="Times New Roman"/>
+                <w:b/>
+                <w:sz w:val="18"/>
+              </w:rPr>
+              <w:t>Shock</w:t>
+            </w:r>
+          </w:p>
+        </w:tc>
+        <w:tc>
+          <w:tcPr>
+            <w:tcW w:type="dxa" w:w="3120"/>
+          </w:tcPr>
+          <w:p>
+            <w:pPr>
+              <w:jc w:val="center"/>
+            </w:pPr>
+            <w:r/>
+            <w:r>
+              <w:rPr>
+                <w:rFonts w:ascii="Times New Roman" w:hAnsi="Times New Roman"/>
+                <w:b/>
+                <w:sz w:val="18"/>
+              </w:rPr>
+              <w:t>Std. Deviation</w:t>
+            </w:r>
+          </w:p>
+        </w:tc>
+        <w:tc>
+          <w:tcPr>
+            <w:tcW w:type="dxa" w:w="3120"/>
+          </w:tcPr>
+          <w:p>
+            <w:pPr>
+              <w:jc w:val="center"/>
+            </w:pPr>
+            <w:r/>
+            <w:r>
+              <w:rPr>
+                <w:rFonts w:ascii="Times New Roman" w:hAnsi="Times New Roman"/>
+                <w:b/>
+                <w:sz w:val="18"/>
+              </w:rPr>
+              <w:t>Variance</w:t>
+            </w:r>
+          </w:p>
+        </w:tc>
+      </w:tr>
+      <w:tr>
+        <w:tc>
+          <w:tcPr>
+            <w:tcW w:type="dxa" w:w="3120"/>
+          </w:tcPr>
+          <w:p>
+            <w:pPr>
+              <w:jc w:val="center"/>
+            </w:pPr>
+            <w:r/>
+            <w:r>
+              <w:rPr>
+                <w:rFonts w:ascii="Times New Roman" w:hAnsi="Times New Roman"/>
+                <w:b/>
+                <w:sz w:val="18"/>
+              </w:rPr>
+              <w:t>ε_G</w:t>
+            </w:r>
+          </w:p>
+        </w:tc>
+        <w:tc>
+          <w:tcPr>
+            <w:tcW w:type="dxa" w:w="3120"/>
+          </w:tcPr>
+          <w:p>
+            <w:pPr>
+              <w:jc w:val="center"/>
+            </w:pPr>
+            <w:r/>
+            <w:r>
+              <w:rPr>
+                <w:rFonts w:ascii="Times New Roman" w:hAnsi="Times New Roman"/>
+                <w:sz w:val="18"/>
+              </w:rPr>
+              <w:t>0.1842</w:t>
+            </w:r>
+          </w:p>
+        </w:tc>
+        <w:tc>
+          <w:tcPr>
+            <w:tcW w:type="dxa" w:w="3120"/>
+          </w:tcPr>
+          <w:p>
+            <w:pPr>
+              <w:jc w:val="center"/>
+            </w:pPr>
+            <w:r/>
+            <w:r>
+              <w:rPr>
+                <w:rFonts w:ascii="Times New Roman" w:hAnsi="Times New Roman"/>
+                <w:sz w:val="18"/>
+              </w:rPr>
+              <w:t>0.03393</w:t>
+            </w:r>
+          </w:p>
+        </w:tc>
+      </w:tr>
+      <w:tr>
+        <w:tc>
+          <w:tcPr>
+            <w:tcW w:type="dxa" w:w="3120"/>
+          </w:tcPr>
+          <w:p>
+            <w:pPr>
+              <w:jc w:val="center"/>
+            </w:pPr>
+            <w:r/>
+            <w:r>
+              <w:rPr>
+                <w:rFonts w:ascii="Times New Roman" w:hAnsi="Times New Roman"/>
+                <w:b/>
+                <w:sz w:val="18"/>
+              </w:rPr>
+              <w:t>ε_M2</w:t>
+            </w:r>
+          </w:p>
+        </w:tc>
+        <w:tc>
+          <w:tcPr>
+            <w:tcW w:type="dxa" w:w="3120"/>
+          </w:tcPr>
+          <w:p>
+            <w:pPr>
+              <w:jc w:val="center"/>
+            </w:pPr>
+            <w:r/>
+            <w:r>
+              <w:rPr>
+                <w:rFonts w:ascii="Times New Roman" w:hAnsi="Times New Roman"/>
+                <w:sz w:val="18"/>
+              </w:rPr>
+              <w:t>0.1596</w:t>
+            </w:r>
+          </w:p>
+        </w:tc>
+        <w:tc>
+          <w:tcPr>
+            <w:tcW w:type="dxa" w:w="3120"/>
+          </w:tcPr>
+          <w:p>
+            <w:pPr>
+              <w:jc w:val="center"/>
+            </w:pPr>
+            <w:r/>
+            <w:r>
+              <w:rPr>
+                <w:rFonts w:ascii="Times New Roman" w:hAnsi="Times New Roman"/>
+                <w:sz w:val="18"/>
+              </w:rPr>
+              <w:t>0.025472</w:t>
+            </w:r>
+          </w:p>
+        </w:tc>
+      </w:tr>
+      <w:tr>
+        <w:tc>
+          <w:tcPr>
+            <w:tcW w:type="dxa" w:w="3120"/>
+          </w:tcPr>
+          <w:p>
+            <w:pPr>
+              <w:jc w:val="center"/>
+            </w:pPr>
+            <w:r/>
+            <w:r>
+              <w:rPr>
+                <w:rFonts w:ascii="Times New Roman" w:hAnsi="Times New Roman"/>
+                <w:b/>
+                <w:sz w:val="18"/>
+              </w:rPr>
+              <w:t>ε_GDP</w:t>
+            </w:r>
+          </w:p>
+        </w:tc>
+        <w:tc>
+          <w:tcPr>
+            <w:tcW w:type="dxa" w:w="3120"/>
+          </w:tcPr>
+          <w:p>
+            <w:pPr>
+              <w:jc w:val="center"/>
+            </w:pPr>
+            <w:r/>
+            <w:r>
+              <w:rPr>
+                <w:rFonts w:ascii="Times New Roman" w:hAnsi="Times New Roman"/>
+                <w:sz w:val="18"/>
+              </w:rPr>
+              <w:t>0.1365</w:t>
+            </w:r>
+          </w:p>
+        </w:tc>
+        <w:tc>
+          <w:tcPr>
+            <w:tcW w:type="dxa" w:w="3120"/>
+          </w:tcPr>
+          <w:p>
+            <w:pPr>
+              <w:jc w:val="center"/>
+            </w:pPr>
+            <w:r/>
+            <w:r>
+              <w:rPr>
+                <w:rFonts w:ascii="Times New Roman" w:hAnsi="Times New Roman"/>
+                <w:sz w:val="18"/>
+              </w:rPr>
+              <w:t>0.018632</w:t>
+            </w:r>
+          </w:p>
+        </w:tc>
+      </w:tr>
+      <w:tr>
+        <w:tc>
+          <w:tcPr>
+            <w:tcW w:type="dxa" w:w="3120"/>
+          </w:tcPr>
+          <w:p>
+            <w:pPr>
+              <w:jc w:val="center"/>
+            </w:pPr>
+            <w:r/>
+            <w:r>
+              <w:rPr>
+                <w:rFonts w:ascii="Times New Roman" w:hAnsi="Times New Roman"/>
+                <w:b/>
+                <w:sz w:val="18"/>
+              </w:rPr>
+              <w:t>ε_INFL</w:t>
+            </w:r>
+          </w:p>
+        </w:tc>
+        <w:tc>
+          <w:tcPr>
+            <w:tcW w:type="dxa" w:w="3120"/>
+          </w:tcPr>
+          <w:p>
+            <w:pPr>
+              <w:jc w:val="center"/>
+            </w:pPr>
+            <w:r/>
+            <w:r>
+              <w:rPr>
+                <w:rFonts w:ascii="Times New Roman" w:hAnsi="Times New Roman"/>
+                <w:sz w:val="18"/>
+              </w:rPr>
+              <w:t>0.1221</w:t>
+            </w:r>
+          </w:p>
+        </w:tc>
+        <w:tc>
+          <w:tcPr>
+            <w:tcW w:type="dxa" w:w="3120"/>
+          </w:tcPr>
+          <w:p>
+            <w:pPr>
+              <w:jc w:val="center"/>
+            </w:pPr>
+            <w:r/>
+            <w:r>
+              <w:rPr>
+                <w:rFonts w:ascii="Times New Roman" w:hAnsi="Times New Roman"/>
+                <w:sz w:val="18"/>
+              </w:rPr>
+              <w:t>0.014908</w:t>
+            </w:r>
+          </w:p>
+        </w:tc>
+      </w:tr>
+      <w:tr>
+        <w:tc>
+          <w:tcPr>
+            <w:tcW w:type="dxa" w:w="3120"/>
+          </w:tcPr>
+          <w:p>
+            <w:pPr>
+              <w:jc w:val="center"/>
+            </w:pPr>
+            <w:r/>
+            <w:r>
+              <w:rPr>
+                <w:rFonts w:ascii="Times New Roman" w:hAnsi="Times New Roman"/>
+                <w:b/>
+                <w:sz w:val="18"/>
+              </w:rPr>
+              <w:t>ε_ER</w:t>
+            </w:r>
+          </w:p>
+        </w:tc>
+        <w:tc>
+          <w:tcPr>
+            <w:tcW w:type="dxa" w:w="3120"/>
+          </w:tcPr>
+          <w:p>
+            <w:pPr>
+              <w:jc w:val="center"/>
+            </w:pPr>
+            <w:r/>
+            <w:r>
+              <w:rPr>
+                <w:rFonts w:ascii="Times New Roman" w:hAnsi="Times New Roman"/>
+                <w:sz w:val="18"/>
+              </w:rPr>
+              <w:t>0.1058</w:t>
+            </w:r>
+          </w:p>
+        </w:tc>
+        <w:tc>
+          <w:tcPr>
+            <w:tcW w:type="dxa" w:w="3120"/>
+          </w:tcPr>
+          <w:p>
+            <w:pPr>
+              <w:jc w:val="center"/>
+            </w:pPr>
+            <w:r/>
+            <w:r>
+              <w:rPr>
+                <w:rFonts w:ascii="Times New Roman" w:hAnsi="Times New Roman"/>
+                <w:sz w:val="18"/>
+              </w:rPr>
+              <w:t>0.011194</w:t>
+            </w:r>
+          </w:p>
+        </w:tc>
+      </w:tr>
+      <w:tr>
+        <w:tc>
+          <w:tcPr>
+            <w:tcW w:type="dxa" w:w="3120"/>
+          </w:tcPr>
+          <w:p>
+            <w:pPr>
+              <w:jc w:val="center"/>
+            </w:pPr>
+            <w:r/>
+            <w:r>
+              <w:rPr>
+                <w:rFonts w:ascii="Times New Roman" w:hAnsi="Times New Roman"/>
+                <w:b/>
+                <w:sz w:val="18"/>
+              </w:rPr>
+              <w:t>ε_IR</w:t>
+            </w:r>
+          </w:p>
+        </w:tc>
+        <w:tc>
+          <w:tcPr>
+            <w:tcW w:type="dxa" w:w="3120"/>
+          </w:tcPr>
+          <w:p>
+            <w:pPr>
+              <w:jc w:val="center"/>
+            </w:pPr>
+            <w:r/>
+            <w:r>
+              <w:rPr>
+                <w:rFonts w:ascii="Times New Roman" w:hAnsi="Times New Roman"/>
+                <w:sz w:val="18"/>
+              </w:rPr>
+              <w:t>0.1123</w:t>
+            </w:r>
+          </w:p>
+        </w:tc>
+        <w:tc>
+          <w:tcPr>
+            <w:tcW w:type="dxa" w:w="3120"/>
+          </w:tcPr>
+          <w:p>
+            <w:pPr>
+              <w:jc w:val="center"/>
+            </w:pPr>
+            <w:r/>
+            <w:r>
+              <w:rPr>
+                <w:rFonts w:ascii="Times New Roman" w:hAnsi="Times New Roman"/>
+                <w:sz w:val="18"/>
+              </w:rPr>
+              <w:t>0.012611</w:t>
+            </w:r>
+          </w:p>
+        </w:tc>
+      </w:tr>
+    </w:tbl>
+    <w:p>
+      <w:pPr>
+        <w:spacing w:line="360" w:lineRule="auto" w:before="0" w:after="240"/>
+        <w:jc w:val="both"/>
+      </w:pPr>
+    </w:p>
+    <w:p>
+      <w:r>
+        <w:br w:type="page"/>
+      </w:r>
+    </w:p>
+    <w:p>
+      <w:pPr>
+        <w:pStyle w:val="Heading1"/>
+      </w:pPr>
+      <w:r>
+        <w:rPr>
+          <w:rFonts w:ascii="Times New Roman" w:hAnsi="Times New Roman"/>
+          <w:rFonts w:ascii="Times New Roman" w:hAnsi="Times New Roman"/>
+          <w:sz w:val="28"/>
+        </w:rPr>
+        <w:t>Appendix B. Supplementary Tables</w:t>
+      </w:r>
+    </w:p>
+    <w:p>
+      <w:pPr>
+        <w:spacing w:line="360" w:lineRule="auto" w:before="0" w:after="160"/>
+        <w:jc w:val="both"/>
+      </w:pPr>
+      <w:r>
+        <w:rPr>
+          <w:rFonts w:ascii="Times New Roman" w:hAnsi="Times New Roman" w:cs="Times New Roman"/>
+          <w:rFonts w:ascii="Times New Roman" w:hAnsi="Times New Roman"/>
+          <w:b w:val="0"/>
+          <w:i w:val="0"/>
+          <w:sz w:val="24"/>
+        </w:rPr>
+        <w:t>This appendix contains complementary tables with additional econometric results.</w:t>
+      </w:r>
+    </w:p>
+    <w:p>
+      <w:pPr>
+        <w:spacing w:line="360" w:lineRule="auto" w:before="0" w:after="80"/>
+        <w:jc w:val="left"/>
+      </w:pPr>
+      <w:r>
+        <w:rPr>
+          <w:rFonts w:ascii="Times New Roman" w:hAnsi="Times New Roman" w:cs="Times New Roman"/>
+          <w:rFonts w:ascii="Times New Roman" w:hAnsi="Times New Roman"/>
+          <w:b/>
+          <w:i w:val="0"/>
+          <w:sz w:val="22"/>
+        </w:rPr>
+        <w:t>Table B1. Augmented Dickey-Fuller Test Results</w:t>
+      </w:r>
+    </w:p>
+    <w:tbl>
+      <w:tblPr>
+        <w:tblW w:type="auto" w:w="0"/>
+        <w:jc w:val="center"/>
+        <w:tblLook w:firstColumn="1" w:firstRow="1" w:lastColumn="0" w:lastRow="0" w:noHBand="0" w:noVBand="1" w:val="04A0"/>
+      </w:tblPr>
+      <w:tblGrid>
+        <w:gridCol w:w="1337"/>
+        <w:gridCol w:w="1337"/>
+        <w:gridCol w:w="1337"/>
+        <w:gridCol w:w="1337"/>
+        <w:gridCol w:w="1337"/>
+        <w:gridCol w:w="1337"/>
+        <w:gridCol w:w="1337"/>
+      </w:tblGrid>
+      <w:tr>
+        <w:tc>
+          <w:tcPr>
+            <w:tcW w:type="dxa" w:w="1337"/>
+          </w:tcPr>
+          <w:p>
+            <w:pPr>
+              <w:jc w:val="center"/>
+            </w:pPr>
+            <w:r/>
+            <w:r>
+              <w:rPr>
+                <w:rFonts w:ascii="Times New Roman" w:hAnsi="Times New Roman"/>
+                <w:b/>
+                <w:sz w:val="16"/>
+              </w:rPr>
+              <w:t>Variable</w:t>
+            </w:r>
+          </w:p>
+        </w:tc>
+        <w:tc>
+          <w:tcPr>
+            <w:tcW w:type="dxa" w:w="1337"/>
+          </w:tcPr>
+          <w:p>
+            <w:pPr>
+              <w:jc w:val="center"/>
+            </w:pPr>
+            <w:r/>
+            <w:r>
+              <w:rPr>
+                <w:rFonts w:ascii="Times New Roman" w:hAnsi="Times New Roman"/>
+                <w:b/>
+                <w:sz w:val="16"/>
+              </w:rPr>
+              <w:t>ADF Stat.</w:t>
+            </w:r>
+          </w:p>
+        </w:tc>
+        <w:tc>
+          <w:tcPr>
+            <w:tcW w:type="dxa" w:w="1337"/>
+          </w:tcPr>
+          <w:p>
+            <w:pPr>
+              <w:jc w:val="center"/>
+            </w:pPr>
+            <w:r/>
+            <w:r>
+              <w:rPr>
+                <w:rFonts w:ascii="Times New Roman" w:hAnsi="Times New Roman"/>
+                <w:b/>
+                <w:sz w:val="16"/>
+              </w:rPr>
+              <w:t>p-value</w:t>
+            </w:r>
+          </w:p>
+        </w:tc>
+        <w:tc>
+          <w:tcPr>
+            <w:tcW w:type="dxa" w:w="1337"/>
+          </w:tcPr>
+          <w:p>
+            <w:pPr>
+              <w:jc w:val="center"/>
+            </w:pPr>
+            <w:r/>
+            <w:r>
+              <w:rPr>
+                <w:rFonts w:ascii="Times New Roman" w:hAnsi="Times New Roman"/>
+                <w:b/>
+                <w:sz w:val="16"/>
+              </w:rPr>
+              <w:t>1% Crit.</w:t>
+            </w:r>
+          </w:p>
+        </w:tc>
+        <w:tc>
+          <w:tcPr>
+            <w:tcW w:type="dxa" w:w="1337"/>
+          </w:tcPr>
+          <w:p>
+            <w:pPr>
+              <w:jc w:val="center"/>
+            </w:pPr>
+            <w:r/>
+            <w:r>
+              <w:rPr>
+                <w:rFonts w:ascii="Times New Roman" w:hAnsi="Times New Roman"/>
+                <w:b/>
+                <w:sz w:val="16"/>
+              </w:rPr>
+              <w:t>5% Crit.</w:t>
+            </w:r>
+          </w:p>
+        </w:tc>
+        <w:tc>
+          <w:tcPr>
+            <w:tcW w:type="dxa" w:w="1337"/>
+          </w:tcPr>
+          <w:p>
+            <w:pPr>
+              <w:jc w:val="center"/>
+            </w:pPr>
+            <w:r/>
+            <w:r>
+              <w:rPr>
+                <w:rFonts w:ascii="Times New Roman" w:hAnsi="Times New Roman"/>
+                <w:b/>
+                <w:sz w:val="16"/>
+              </w:rPr>
+              <w:t>10% Crit.</w:t>
+            </w:r>
+          </w:p>
+        </w:tc>
+        <w:tc>
+          <w:tcPr>
+            <w:tcW w:type="dxa" w:w="1337"/>
+          </w:tcPr>
+          <w:p>
+            <w:pPr>
+              <w:jc w:val="center"/>
+            </w:pPr>
+            <w:r/>
+            <w:r>
+              <w:rPr>
+                <w:rFonts w:ascii="Times New Roman" w:hAnsi="Times New Roman"/>
+                <w:b/>
+                <w:sz w:val="16"/>
+              </w:rPr>
+              <w:t>Decision</w:t>
+            </w:r>
+          </w:p>
+        </w:tc>
+      </w:tr>
+      <w:tr>
+        <w:tc>
+          <w:tcPr>
+            <w:tcW w:type="dxa" w:w="1337"/>
+          </w:tcPr>
+          <w:p>
+            <w:pPr>
+              <w:jc w:val="center"/>
+            </w:pPr>
+            <w:r/>
+            <w:r>
+              <w:rPr>
+                <w:rFonts w:ascii="Times New Roman" w:hAnsi="Times New Roman"/>
+                <w:sz w:val="16"/>
+              </w:rPr>
+              <w:t>PIB</w:t>
+            </w:r>
+          </w:p>
+        </w:tc>
+        <w:tc>
+          <w:tcPr>
+            <w:tcW w:type="dxa" w:w="1337"/>
+          </w:tcPr>
+          <w:p>
+            <w:pPr>
+              <w:jc w:val="center"/>
+            </w:pPr>
+            <w:r/>
+            <w:r>
+              <w:rPr>
+                <w:rFonts w:ascii="Times New Roman" w:hAnsi="Times New Roman"/>
+                <w:sz w:val="16"/>
+              </w:rPr>
+              <w:t>-1.2842</w:t>
+            </w:r>
+          </w:p>
+        </w:tc>
+        <w:tc>
+          <w:tcPr>
+            <w:tcW w:type="dxa" w:w="1337"/>
+          </w:tcPr>
+          <w:p>
+            <w:pPr>
+              <w:jc w:val="center"/>
+            </w:pPr>
+            <w:r/>
+            <w:r>
+              <w:rPr>
+                <w:rFonts w:ascii="Times New Roman" w:hAnsi="Times New Roman"/>
+                <w:sz w:val="16"/>
+              </w:rPr>
+              <w:t>0.6321</w:t>
+            </w:r>
+          </w:p>
+        </w:tc>
+        <w:tc>
+          <w:tcPr>
+            <w:tcW w:type="dxa" w:w="1337"/>
+          </w:tcPr>
+          <w:p>
+            <w:pPr>
+              <w:jc w:val="center"/>
+            </w:pPr>
+            <w:r/>
+            <w:r>
+              <w:rPr>
+                <w:rFonts w:ascii="Times New Roman" w:hAnsi="Times New Roman"/>
+                <w:sz w:val="16"/>
+              </w:rPr>
+              <w:t>-3.4865</w:t>
+            </w:r>
+          </w:p>
+        </w:tc>
+        <w:tc>
+          <w:tcPr>
+            <w:tcW w:type="dxa" w:w="1337"/>
+          </w:tcPr>
+          <w:p>
+            <w:pPr>
+              <w:jc w:val="center"/>
+            </w:pPr>
+            <w:r/>
+            <w:r>
+              <w:rPr>
+                <w:rFonts w:ascii="Times New Roman" w:hAnsi="Times New Roman"/>
+                <w:sz w:val="16"/>
+              </w:rPr>
+              <w:t>-2.8861</w:t>
+            </w:r>
+          </w:p>
+        </w:tc>
+        <w:tc>
+          <w:tcPr>
+            <w:tcW w:type="dxa" w:w="1337"/>
+          </w:tcPr>
+          <w:p>
+            <w:pPr>
+              <w:jc w:val="center"/>
+            </w:pPr>
+            <w:r/>
+            <w:r>
+              <w:rPr>
+                <w:rFonts w:ascii="Times New Roman" w:hAnsi="Times New Roman"/>
+                <w:sz w:val="16"/>
+              </w:rPr>
+              <w:t>-2.5799</w:t>
+            </w:r>
+          </w:p>
+        </w:tc>
+        <w:tc>
+          <w:tcPr>
+            <w:tcW w:type="dxa" w:w="1337"/>
+          </w:tcPr>
+          <w:p>
+            <w:pPr>
+              <w:jc w:val="center"/>
+            </w:pPr>
+            <w:r/>
+            <w:r>
+              <w:rPr>
+                <w:rFonts w:ascii="Times New Roman" w:hAnsi="Times New Roman"/>
+                <w:sz w:val="16"/>
+              </w:rPr>
+              <w:t>No estacionaria</w:t>
+            </w:r>
+          </w:p>
+        </w:tc>
+      </w:tr>
+      <w:tr>
+        <w:tc>
+          <w:tcPr>
+            <w:tcW w:type="dxa" w:w="1337"/>
+          </w:tcPr>
+          <w:p>
+            <w:pPr>
+              <w:jc w:val="center"/>
+            </w:pPr>
+            <w:r/>
+            <w:r>
+              <w:rPr>
+                <w:rFonts w:ascii="Times New Roman" w:hAnsi="Times New Roman"/>
+                <w:sz w:val="16"/>
+              </w:rPr>
+              <w:t>INFLACION</w:t>
+            </w:r>
+          </w:p>
+        </w:tc>
+        <w:tc>
+          <w:tcPr>
+            <w:tcW w:type="dxa" w:w="1337"/>
+          </w:tcPr>
+          <w:p>
+            <w:pPr>
+              <w:jc w:val="center"/>
+            </w:pPr>
+            <w:r/>
+            <w:r>
+              <w:rPr>
+                <w:rFonts w:ascii="Times New Roman" w:hAnsi="Times New Roman"/>
+                <w:sz w:val="16"/>
+              </w:rPr>
+              <w:t>-1.9563</w:t>
+            </w:r>
+          </w:p>
+        </w:tc>
+        <w:tc>
+          <w:tcPr>
+            <w:tcW w:type="dxa" w:w="1337"/>
+          </w:tcPr>
+          <w:p>
+            <w:pPr>
+              <w:jc w:val="center"/>
+            </w:pPr>
+            <w:r/>
+            <w:r>
+              <w:rPr>
+                <w:rFonts w:ascii="Times New Roman" w:hAnsi="Times New Roman"/>
+                <w:sz w:val="16"/>
+              </w:rPr>
+              <w:t>0.3047</w:t>
+            </w:r>
+          </w:p>
+        </w:tc>
+        <w:tc>
+          <w:tcPr>
+            <w:tcW w:type="dxa" w:w="1337"/>
+          </w:tcPr>
+          <w:p>
+            <w:pPr>
+              <w:jc w:val="center"/>
+            </w:pPr>
+            <w:r/>
+            <w:r>
+              <w:rPr>
+                <w:rFonts w:ascii="Times New Roman" w:hAnsi="Times New Roman"/>
+                <w:sz w:val="16"/>
+              </w:rPr>
+              <w:t>-3.4865</w:t>
+            </w:r>
+          </w:p>
+        </w:tc>
+        <w:tc>
+          <w:tcPr>
+            <w:tcW w:type="dxa" w:w="1337"/>
+          </w:tcPr>
+          <w:p>
+            <w:pPr>
+              <w:jc w:val="center"/>
+            </w:pPr>
+            <w:r/>
+            <w:r>
+              <w:rPr>
+                <w:rFonts w:ascii="Times New Roman" w:hAnsi="Times New Roman"/>
+                <w:sz w:val="16"/>
+              </w:rPr>
+              <w:t>-2.8861</w:t>
+            </w:r>
+          </w:p>
+        </w:tc>
+        <w:tc>
+          <w:tcPr>
+            <w:tcW w:type="dxa" w:w="1337"/>
+          </w:tcPr>
+          <w:p>
+            <w:pPr>
+              <w:jc w:val="center"/>
+            </w:pPr>
+            <w:r/>
+            <w:r>
+              <w:rPr>
+                <w:rFonts w:ascii="Times New Roman" w:hAnsi="Times New Roman"/>
+                <w:sz w:val="16"/>
+              </w:rPr>
+              <w:t>-2.5799</w:t>
+            </w:r>
+          </w:p>
+        </w:tc>
+        <w:tc>
+          <w:tcPr>
+            <w:tcW w:type="dxa" w:w="1337"/>
+          </w:tcPr>
+          <w:p>
+            <w:pPr>
+              <w:jc w:val="center"/>
+            </w:pPr>
+            <w:r/>
+            <w:r>
+              <w:rPr>
+                <w:rFonts w:ascii="Times New Roman" w:hAnsi="Times New Roman"/>
+                <w:sz w:val="16"/>
+              </w:rPr>
+              <w:t>No estacionaria</w:t>
+            </w:r>
+          </w:p>
+        </w:tc>
+      </w:tr>
+      <w:tr>
+        <w:tc>
+          <w:tcPr>
+            <w:tcW w:type="dxa" w:w="1337"/>
+          </w:tcPr>
+          <w:p>
+            <w:pPr>
+              <w:jc w:val="center"/>
+            </w:pPr>
+            <w:r/>
+            <w:r>
+              <w:rPr>
+                <w:rFonts w:ascii="Times New Roman" w:hAnsi="Times New Roman"/>
+                <w:sz w:val="16"/>
+              </w:rPr>
+              <w:t>TIPO_CAMBIO</w:t>
+            </w:r>
+          </w:p>
+        </w:tc>
+        <w:tc>
+          <w:tcPr>
+            <w:tcW w:type="dxa" w:w="1337"/>
+          </w:tcPr>
+          <w:p>
+            <w:pPr>
+              <w:jc w:val="center"/>
+            </w:pPr>
+            <w:r/>
+            <w:r>
+              <w:rPr>
+                <w:rFonts w:ascii="Times New Roman" w:hAnsi="Times New Roman"/>
+                <w:sz w:val="16"/>
+              </w:rPr>
+              <w:t>-1.0187</w:t>
+            </w:r>
+          </w:p>
+        </w:tc>
+        <w:tc>
+          <w:tcPr>
+            <w:tcW w:type="dxa" w:w="1337"/>
+          </w:tcPr>
+          <w:p>
+            <w:pPr>
+              <w:jc w:val="center"/>
+            </w:pPr>
+            <w:r/>
+            <w:r>
+              <w:rPr>
+                <w:rFonts w:ascii="Times New Roman" w:hAnsi="Times New Roman"/>
+                <w:sz w:val="16"/>
+              </w:rPr>
+              <w:t>0.7483</w:t>
+            </w:r>
+          </w:p>
+        </w:tc>
+        <w:tc>
+          <w:tcPr>
+            <w:tcW w:type="dxa" w:w="1337"/>
+          </w:tcPr>
+          <w:p>
+            <w:pPr>
+              <w:jc w:val="center"/>
+            </w:pPr>
+            <w:r/>
+            <w:r>
+              <w:rPr>
+                <w:rFonts w:ascii="Times New Roman" w:hAnsi="Times New Roman"/>
+                <w:sz w:val="16"/>
+              </w:rPr>
+              <w:t>-3.4865</w:t>
+            </w:r>
+          </w:p>
+        </w:tc>
+        <w:tc>
+          <w:tcPr>
+            <w:tcW w:type="dxa" w:w="1337"/>
+          </w:tcPr>
+          <w:p>
+            <w:pPr>
+              <w:jc w:val="center"/>
+            </w:pPr>
+            <w:r/>
+            <w:r>
+              <w:rPr>
+                <w:rFonts w:ascii="Times New Roman" w:hAnsi="Times New Roman"/>
+                <w:sz w:val="16"/>
+              </w:rPr>
+              <w:t>-2.8861</w:t>
+            </w:r>
+          </w:p>
+        </w:tc>
+        <w:tc>
+          <w:tcPr>
+            <w:tcW w:type="dxa" w:w="1337"/>
+          </w:tcPr>
+          <w:p>
+            <w:pPr>
+              <w:jc w:val="center"/>
+            </w:pPr>
+            <w:r/>
+            <w:r>
+              <w:rPr>
+                <w:rFonts w:ascii="Times New Roman" w:hAnsi="Times New Roman"/>
+                <w:sz w:val="16"/>
+              </w:rPr>
+              <w:t>-2.5799</w:t>
+            </w:r>
+          </w:p>
+        </w:tc>
+        <w:tc>
+          <w:tcPr>
+            <w:tcW w:type="dxa" w:w="1337"/>
+          </w:tcPr>
+          <w:p>
+            <w:pPr>
+              <w:jc w:val="center"/>
+            </w:pPr>
+            <w:r/>
+            <w:r>
+              <w:rPr>
+                <w:rFonts w:ascii="Times New Roman" w:hAnsi="Times New Roman"/>
+                <w:sz w:val="16"/>
+              </w:rPr>
+              <w:t>No estacionaria</w:t>
+            </w:r>
+          </w:p>
+        </w:tc>
+      </w:tr>
+      <w:tr>
+        <w:tc>
+          <w:tcPr>
+            <w:tcW w:type="dxa" w:w="1337"/>
+          </w:tcPr>
+          <w:p>
+            <w:pPr>
+              <w:jc w:val="center"/>
+            </w:pPr>
+            <w:r/>
+            <w:r>
+              <w:rPr>
+                <w:rFonts w:ascii="Times New Roman" w:hAnsi="Times New Roman"/>
+                <w:sz w:val="16"/>
+              </w:rPr>
+              <w:t>TASA_INTERES</w:t>
+            </w:r>
+          </w:p>
+        </w:tc>
+        <w:tc>
+          <w:tcPr>
+            <w:tcW w:type="dxa" w:w="1337"/>
+          </w:tcPr>
+          <w:p>
+            <w:pPr>
+              <w:jc w:val="center"/>
+            </w:pPr>
+            <w:r/>
+            <w:r>
+              <w:rPr>
+                <w:rFonts w:ascii="Times New Roman" w:hAnsi="Times New Roman"/>
+                <w:sz w:val="16"/>
+              </w:rPr>
+              <w:t>-1.8732</w:t>
+            </w:r>
+          </w:p>
+        </w:tc>
+        <w:tc>
+          <w:tcPr>
+            <w:tcW w:type="dxa" w:w="1337"/>
+          </w:tcPr>
+          <w:p>
+            <w:pPr>
+              <w:jc w:val="center"/>
+            </w:pPr>
+            <w:r/>
+            <w:r>
+              <w:rPr>
+                <w:rFonts w:ascii="Times New Roman" w:hAnsi="Times New Roman"/>
+                <w:sz w:val="16"/>
+              </w:rPr>
+              <w:t>0.3421</w:t>
+            </w:r>
+          </w:p>
+        </w:tc>
+        <w:tc>
+          <w:tcPr>
+            <w:tcW w:type="dxa" w:w="1337"/>
+          </w:tcPr>
+          <w:p>
+            <w:pPr>
+              <w:jc w:val="center"/>
+            </w:pPr>
+            <w:r/>
+            <w:r>
+              <w:rPr>
+                <w:rFonts w:ascii="Times New Roman" w:hAnsi="Times New Roman"/>
+                <w:sz w:val="16"/>
+              </w:rPr>
+              <w:t>-3.4865</w:t>
+            </w:r>
+          </w:p>
+        </w:tc>
+        <w:tc>
+          <w:tcPr>
+            <w:tcW w:type="dxa" w:w="1337"/>
+          </w:tcPr>
+          <w:p>
+            <w:pPr>
+              <w:jc w:val="center"/>
+            </w:pPr>
+            <w:r/>
+            <w:r>
+              <w:rPr>
+                <w:rFonts w:ascii="Times New Roman" w:hAnsi="Times New Roman"/>
+                <w:sz w:val="16"/>
+              </w:rPr>
+              <w:t>-2.8861</w:t>
+            </w:r>
+          </w:p>
+        </w:tc>
+        <w:tc>
+          <w:tcPr>
+            <w:tcW w:type="dxa" w:w="1337"/>
+          </w:tcPr>
+          <w:p>
+            <w:pPr>
+              <w:jc w:val="center"/>
+            </w:pPr>
+            <w:r/>
+            <w:r>
+              <w:rPr>
+                <w:rFonts w:ascii="Times New Roman" w:hAnsi="Times New Roman"/>
+                <w:sz w:val="16"/>
+              </w:rPr>
+              <w:t>-2.5799</w:t>
+            </w:r>
+          </w:p>
+        </w:tc>
+        <w:tc>
+          <w:tcPr>
+            <w:tcW w:type="dxa" w:w="1337"/>
+          </w:tcPr>
+          <w:p>
+            <w:pPr>
+              <w:jc w:val="center"/>
+            </w:pPr>
+            <w:r/>
+            <w:r>
+              <w:rPr>
+                <w:rFonts w:ascii="Times New Roman" w:hAnsi="Times New Roman"/>
+                <w:sz w:val="16"/>
+              </w:rPr>
+              <w:t>No estacionaria</w:t>
+            </w:r>
+          </w:p>
+        </w:tc>
+      </w:tr>
+      <w:tr>
+        <w:tc>
+          <w:tcPr>
+            <w:tcW w:type="dxa" w:w="1337"/>
+          </w:tcPr>
+          <w:p>
+            <w:pPr>
+              <w:jc w:val="center"/>
+            </w:pPr>
+            <w:r/>
+            <w:r>
+              <w:rPr>
+                <w:rFonts w:ascii="Times New Roman" w:hAnsi="Times New Roman"/>
+                <w:sz w:val="16"/>
+              </w:rPr>
+              <w:t>OFERTA_MONETARIA</w:t>
+            </w:r>
+          </w:p>
+        </w:tc>
+        <w:tc>
+          <w:tcPr>
+            <w:tcW w:type="dxa" w:w="1337"/>
+          </w:tcPr>
+          <w:p>
+            <w:pPr>
+              <w:jc w:val="center"/>
+            </w:pPr>
+            <w:r/>
+            <w:r>
+              <w:rPr>
+                <w:rFonts w:ascii="Times New Roman" w:hAnsi="Times New Roman"/>
+                <w:sz w:val="16"/>
+              </w:rPr>
+              <w:t>-0.8476</w:t>
+            </w:r>
+          </w:p>
+        </w:tc>
+        <w:tc>
+          <w:tcPr>
+            <w:tcW w:type="dxa" w:w="1337"/>
+          </w:tcPr>
+          <w:p>
+            <w:pPr>
+              <w:jc w:val="center"/>
+            </w:pPr>
+            <w:r/>
+            <w:r>
+              <w:rPr>
+                <w:rFonts w:ascii="Times New Roman" w:hAnsi="Times New Roman"/>
+                <w:sz w:val="16"/>
+              </w:rPr>
+              <w:t>0.8124</w:t>
+            </w:r>
+          </w:p>
+        </w:tc>
+        <w:tc>
+          <w:tcPr>
+            <w:tcW w:type="dxa" w:w="1337"/>
+          </w:tcPr>
+          <w:p>
+            <w:pPr>
+              <w:jc w:val="center"/>
+            </w:pPr>
+            <w:r/>
+            <w:r>
+              <w:rPr>
+                <w:rFonts w:ascii="Times New Roman" w:hAnsi="Times New Roman"/>
+                <w:sz w:val="16"/>
+              </w:rPr>
+              <w:t>-3.4865</w:t>
+            </w:r>
+          </w:p>
+        </w:tc>
+        <w:tc>
+          <w:tcPr>
+            <w:tcW w:type="dxa" w:w="1337"/>
+          </w:tcPr>
+          <w:p>
+            <w:pPr>
+              <w:jc w:val="center"/>
+            </w:pPr>
+            <w:r/>
+            <w:r>
+              <w:rPr>
+                <w:rFonts w:ascii="Times New Roman" w:hAnsi="Times New Roman"/>
+                <w:sz w:val="16"/>
+              </w:rPr>
+              <w:t>-2.8861</w:t>
+            </w:r>
+          </w:p>
+        </w:tc>
+        <w:tc>
+          <w:tcPr>
+            <w:tcW w:type="dxa" w:w="1337"/>
+          </w:tcPr>
+          <w:p>
+            <w:pPr>
+              <w:jc w:val="center"/>
+            </w:pPr>
+            <w:r/>
+            <w:r>
+              <w:rPr>
+                <w:rFonts w:ascii="Times New Roman" w:hAnsi="Times New Roman"/>
+                <w:sz w:val="16"/>
+              </w:rPr>
+              <w:t>-2.5799</w:t>
+            </w:r>
+          </w:p>
+        </w:tc>
+        <w:tc>
+          <w:tcPr>
+            <w:tcW w:type="dxa" w:w="1337"/>
+          </w:tcPr>
+          <w:p>
+            <w:pPr>
+              <w:jc w:val="center"/>
+            </w:pPr>
+            <w:r/>
+            <w:r>
+              <w:rPr>
+                <w:rFonts w:ascii="Times New Roman" w:hAnsi="Times New Roman"/>
+                <w:sz w:val="16"/>
+              </w:rPr>
+              <w:t>No estacionaria</w:t>
+            </w:r>
+          </w:p>
+        </w:tc>
+      </w:tr>
+      <w:tr>
+        <w:tc>
+          <w:tcPr>
+            <w:tcW w:type="dxa" w:w="1337"/>
+          </w:tcPr>
+          <w:p>
+            <w:pPr>
+              <w:jc w:val="center"/>
+            </w:pPr>
+            <w:r/>
+            <w:r>
+              <w:rPr>
+                <w:rFonts w:ascii="Times New Roman" w:hAnsi="Times New Roman"/>
+                <w:sz w:val="16"/>
+              </w:rPr>
+              <w:t>GASTO_GOBIERNO</w:t>
+            </w:r>
+          </w:p>
+        </w:tc>
+        <w:tc>
+          <w:tcPr>
+            <w:tcW w:type="dxa" w:w="1337"/>
+          </w:tcPr>
+          <w:p>
+            <w:pPr>
+              <w:jc w:val="center"/>
+            </w:pPr>
+            <w:r/>
+            <w:r>
+              <w:rPr>
+                <w:rFonts w:ascii="Times New Roman" w:hAnsi="Times New Roman"/>
+                <w:sz w:val="16"/>
+              </w:rPr>
+              <w:t>-1.4521</w:t>
+            </w:r>
+          </w:p>
+        </w:tc>
+        <w:tc>
+          <w:tcPr>
+            <w:tcW w:type="dxa" w:w="1337"/>
+          </w:tcPr>
+          <w:p>
+            <w:pPr>
+              <w:jc w:val="center"/>
+            </w:pPr>
+            <w:r/>
+            <w:r>
+              <w:rPr>
+                <w:rFonts w:ascii="Times New Roman" w:hAnsi="Times New Roman"/>
+                <w:sz w:val="16"/>
+              </w:rPr>
+              <w:t>0.5587</w:t>
+            </w:r>
+          </w:p>
+        </w:tc>
+        <w:tc>
+          <w:tcPr>
+            <w:tcW w:type="dxa" w:w="1337"/>
+          </w:tcPr>
+          <w:p>
+            <w:pPr>
+              <w:jc w:val="center"/>
+            </w:pPr>
+            <w:r/>
+            <w:r>
+              <w:rPr>
+                <w:rFonts w:ascii="Times New Roman" w:hAnsi="Times New Roman"/>
+                <w:sz w:val="16"/>
+              </w:rPr>
+              <w:t>-3.4865</w:t>
+            </w:r>
+          </w:p>
+        </w:tc>
+        <w:tc>
+          <w:tcPr>
+            <w:tcW w:type="dxa" w:w="1337"/>
+          </w:tcPr>
+          <w:p>
+            <w:pPr>
+              <w:jc w:val="center"/>
+            </w:pPr>
+            <w:r/>
+            <w:r>
+              <w:rPr>
+                <w:rFonts w:ascii="Times New Roman" w:hAnsi="Times New Roman"/>
+                <w:sz w:val="16"/>
+              </w:rPr>
+              <w:t>-2.8861</w:t>
+            </w:r>
+          </w:p>
+        </w:tc>
+        <w:tc>
+          <w:tcPr>
+            <w:tcW w:type="dxa" w:w="1337"/>
+          </w:tcPr>
+          <w:p>
+            <w:pPr>
+              <w:jc w:val="center"/>
+            </w:pPr>
+            <w:r/>
+            <w:r>
+              <w:rPr>
+                <w:rFonts w:ascii="Times New Roman" w:hAnsi="Times New Roman"/>
+                <w:sz w:val="16"/>
+              </w:rPr>
+              <w:t>-2.5799</w:t>
+            </w:r>
+          </w:p>
+        </w:tc>
+        <w:tc>
+          <w:tcPr>
+            <w:tcW w:type="dxa" w:w="1337"/>
+          </w:tcPr>
+          <w:p>
+            <w:pPr>
+              <w:jc w:val="center"/>
+            </w:pPr>
+            <w:r/>
+            <w:r>
+              <w:rPr>
+                <w:rFonts w:ascii="Times New Roman" w:hAnsi="Times New Roman"/>
+                <w:sz w:val="16"/>
+              </w:rPr>
+              <w:t>No estacionaria</w:t>
+            </w:r>
+          </w:p>
+        </w:tc>
+      </w:tr>
+      <w:tr>
+        <w:tc>
+          <w:tcPr>
+            <w:tcW w:type="dxa" w:w="1337"/>
+          </w:tcPr>
+          <w:p>
+            <w:pPr>
+              <w:jc w:val="center"/>
+            </w:pPr>
+            <w:r/>
+            <w:r>
+              <w:rPr>
+                <w:rFonts w:ascii="Times New Roman" w:hAnsi="Times New Roman"/>
+                <w:sz w:val="16"/>
+              </w:rPr>
+              <w:t>D(PIB)</w:t>
+            </w:r>
+          </w:p>
+        </w:tc>
+        <w:tc>
+          <w:tcPr>
+            <w:tcW w:type="dxa" w:w="1337"/>
+          </w:tcPr>
+          <w:p>
+            <w:pPr>
+              <w:jc w:val="center"/>
+            </w:pPr>
+            <w:r/>
+            <w:r>
+              <w:rPr>
+                <w:rFonts w:ascii="Times New Roman" w:hAnsi="Times New Roman"/>
+                <w:sz w:val="16"/>
+              </w:rPr>
+              <w:t>-5.8342</w:t>
+            </w:r>
+          </w:p>
+        </w:tc>
+        <w:tc>
+          <w:tcPr>
+            <w:tcW w:type="dxa" w:w="1337"/>
+          </w:tcPr>
+          <w:p>
+            <w:pPr>
+              <w:jc w:val="center"/>
+            </w:pPr>
+            <w:r/>
+            <w:r>
+              <w:rPr>
+                <w:rFonts w:ascii="Times New Roman" w:hAnsi="Times New Roman"/>
+                <w:sz w:val="16"/>
+              </w:rPr>
+              <w:t>0.0000</w:t>
+            </w:r>
+          </w:p>
+        </w:tc>
+        <w:tc>
+          <w:tcPr>
+            <w:tcW w:type="dxa" w:w="1337"/>
+          </w:tcPr>
+          <w:p>
+            <w:pPr>
+              <w:jc w:val="center"/>
+            </w:pPr>
+            <w:r/>
+            <w:r>
+              <w:rPr>
+                <w:rFonts w:ascii="Times New Roman" w:hAnsi="Times New Roman"/>
+                <w:sz w:val="16"/>
+              </w:rPr>
+              <w:t>-3.4865</w:t>
+            </w:r>
+          </w:p>
+        </w:tc>
+        <w:tc>
+          <w:tcPr>
+            <w:tcW w:type="dxa" w:w="1337"/>
+          </w:tcPr>
+          <w:p>
+            <w:pPr>
+              <w:jc w:val="center"/>
+            </w:pPr>
+            <w:r/>
+            <w:r>
+              <w:rPr>
+                <w:rFonts w:ascii="Times New Roman" w:hAnsi="Times New Roman"/>
+                <w:sz w:val="16"/>
+              </w:rPr>
+              <w:t>-2.8861</w:t>
+            </w:r>
+          </w:p>
+        </w:tc>
+        <w:tc>
+          <w:tcPr>
+            <w:tcW w:type="dxa" w:w="1337"/>
+          </w:tcPr>
+          <w:p>
+            <w:pPr>
+              <w:jc w:val="center"/>
+            </w:pPr>
+            <w:r/>
+            <w:r>
+              <w:rPr>
+                <w:rFonts w:ascii="Times New Roman" w:hAnsi="Times New Roman"/>
+                <w:sz w:val="16"/>
+              </w:rPr>
+              <w:t>-2.5799</w:t>
+            </w:r>
+          </w:p>
+        </w:tc>
+        <w:tc>
+          <w:tcPr>
+            <w:tcW w:type="dxa" w:w="1337"/>
+          </w:tcPr>
+          <w:p>
+            <w:pPr>
+              <w:jc w:val="center"/>
+            </w:pPr>
+            <w:r/>
+            <w:r>
+              <w:rPr>
+                <w:rFonts w:ascii="Times New Roman" w:hAnsi="Times New Roman"/>
+                <w:sz w:val="16"/>
+              </w:rPr>
+              <w:t>Estacionaria</w:t>
+            </w:r>
+          </w:p>
+        </w:tc>
+      </w:tr>
+      <w:tr>
+        <w:tc>
+          <w:tcPr>
+            <w:tcW w:type="dxa" w:w="1337"/>
+          </w:tcPr>
+          <w:p>
+            <w:pPr>
+              <w:jc w:val="center"/>
+            </w:pPr>
+            <w:r/>
+            <w:r>
+              <w:rPr>
+                <w:rFonts w:ascii="Times New Roman" w:hAnsi="Times New Roman"/>
+                <w:sz w:val="16"/>
+              </w:rPr>
+              <w:t>D(INFLACION)</w:t>
+            </w:r>
+          </w:p>
+        </w:tc>
+        <w:tc>
+          <w:tcPr>
+            <w:tcW w:type="dxa" w:w="1337"/>
+          </w:tcPr>
+          <w:p>
+            <w:pPr>
+              <w:jc w:val="center"/>
+            </w:pPr>
+            <w:r/>
+            <w:r>
+              <w:rPr>
+                <w:rFonts w:ascii="Times New Roman" w:hAnsi="Times New Roman"/>
+                <w:sz w:val="16"/>
+              </w:rPr>
+              <w:t>-6.1247</w:t>
+            </w:r>
+          </w:p>
+        </w:tc>
+        <w:tc>
+          <w:tcPr>
+            <w:tcW w:type="dxa" w:w="1337"/>
+          </w:tcPr>
+          <w:p>
+            <w:pPr>
+              <w:jc w:val="center"/>
+            </w:pPr>
+            <w:r/>
+            <w:r>
+              <w:rPr>
+                <w:rFonts w:ascii="Times New Roman" w:hAnsi="Times New Roman"/>
+                <w:sz w:val="16"/>
+              </w:rPr>
+              <w:t>0.0000</w:t>
+            </w:r>
+          </w:p>
+        </w:tc>
+        <w:tc>
+          <w:tcPr>
+            <w:tcW w:type="dxa" w:w="1337"/>
+          </w:tcPr>
+          <w:p>
+            <w:pPr>
+              <w:jc w:val="center"/>
+            </w:pPr>
+            <w:r/>
+            <w:r>
+              <w:rPr>
+                <w:rFonts w:ascii="Times New Roman" w:hAnsi="Times New Roman"/>
+                <w:sz w:val="16"/>
+              </w:rPr>
+              <w:t>-3.4865</w:t>
+            </w:r>
+          </w:p>
+        </w:tc>
+        <w:tc>
+          <w:tcPr>
+            <w:tcW w:type="dxa" w:w="1337"/>
+          </w:tcPr>
+          <w:p>
+            <w:pPr>
+              <w:jc w:val="center"/>
+            </w:pPr>
+            <w:r/>
+            <w:r>
+              <w:rPr>
+                <w:rFonts w:ascii="Times New Roman" w:hAnsi="Times New Roman"/>
+                <w:sz w:val="16"/>
+              </w:rPr>
+              <w:t>-2.8861</w:t>
+            </w:r>
+          </w:p>
+        </w:tc>
+        <w:tc>
+          <w:tcPr>
+            <w:tcW w:type="dxa" w:w="1337"/>
+          </w:tcPr>
+          <w:p>
+            <w:pPr>
+              <w:jc w:val="center"/>
+            </w:pPr>
+            <w:r/>
+            <w:r>
+              <w:rPr>
+                <w:rFonts w:ascii="Times New Roman" w:hAnsi="Times New Roman"/>
+                <w:sz w:val="16"/>
+              </w:rPr>
+              <w:t>-2.5799</w:t>
+            </w:r>
+          </w:p>
+        </w:tc>
+        <w:tc>
+          <w:tcPr>
+            <w:tcW w:type="dxa" w:w="1337"/>
+          </w:tcPr>
+          <w:p>
+            <w:pPr>
+              <w:jc w:val="center"/>
+            </w:pPr>
+            <w:r/>
+            <w:r>
+              <w:rPr>
+                <w:rFonts w:ascii="Times New Roman" w:hAnsi="Times New Roman"/>
+                <w:sz w:val="16"/>
+              </w:rPr>
+              <w:t>Estacionaria</w:t>
+            </w:r>
+          </w:p>
+        </w:tc>
+      </w:tr>
+      <w:tr>
+        <w:tc>
+          <w:tcPr>
+            <w:tcW w:type="dxa" w:w="1337"/>
+          </w:tcPr>
+          <w:p>
+            <w:pPr>
+              <w:jc w:val="center"/>
+            </w:pPr>
+            <w:r/>
+            <w:r>
+              <w:rPr>
+                <w:rFonts w:ascii="Times New Roman" w:hAnsi="Times New Roman"/>
+                <w:sz w:val="16"/>
+              </w:rPr>
+              <w:t>D(TIPO_CAMBIO)</w:t>
+            </w:r>
+          </w:p>
+        </w:tc>
+        <w:tc>
+          <w:tcPr>
+            <w:tcW w:type="dxa" w:w="1337"/>
+          </w:tcPr>
+          <w:p>
+            <w:pPr>
+              <w:jc w:val="center"/>
+            </w:pPr>
+            <w:r/>
+            <w:r>
+              <w:rPr>
+                <w:rFonts w:ascii="Times New Roman" w:hAnsi="Times New Roman"/>
+                <w:sz w:val="16"/>
+              </w:rPr>
+              <w:t>-5.4238</w:t>
+            </w:r>
+          </w:p>
+        </w:tc>
+        <w:tc>
+          <w:tcPr>
+            <w:tcW w:type="dxa" w:w="1337"/>
+          </w:tcPr>
+          <w:p>
+            <w:pPr>
+              <w:jc w:val="center"/>
+            </w:pPr>
+            <w:r/>
+            <w:r>
+              <w:rPr>
+                <w:rFonts w:ascii="Times New Roman" w:hAnsi="Times New Roman"/>
+                <w:sz w:val="16"/>
+              </w:rPr>
+              <w:t>0.0001</w:t>
+            </w:r>
+          </w:p>
+        </w:tc>
+        <w:tc>
+          <w:tcPr>
+            <w:tcW w:type="dxa" w:w="1337"/>
+          </w:tcPr>
+          <w:p>
+            <w:pPr>
+              <w:jc w:val="center"/>
+            </w:pPr>
+            <w:r/>
+            <w:r>
+              <w:rPr>
+                <w:rFonts w:ascii="Times New Roman" w:hAnsi="Times New Roman"/>
+                <w:sz w:val="16"/>
+              </w:rPr>
+              <w:t>-3.4865</w:t>
+            </w:r>
+          </w:p>
+        </w:tc>
+        <w:tc>
+          <w:tcPr>
+            <w:tcW w:type="dxa" w:w="1337"/>
+          </w:tcPr>
+          <w:p>
+            <w:pPr>
+              <w:jc w:val="center"/>
+            </w:pPr>
+            <w:r/>
+            <w:r>
+              <w:rPr>
+                <w:rFonts w:ascii="Times New Roman" w:hAnsi="Times New Roman"/>
+                <w:sz w:val="16"/>
+              </w:rPr>
+              <w:t>-2.8861</w:t>
+            </w:r>
+          </w:p>
+        </w:tc>
+        <w:tc>
+          <w:tcPr>
+            <w:tcW w:type="dxa" w:w="1337"/>
+          </w:tcPr>
+          <w:p>
+            <w:pPr>
+              <w:jc w:val="center"/>
+            </w:pPr>
+            <w:r/>
+            <w:r>
+              <w:rPr>
+                <w:rFonts w:ascii="Times New Roman" w:hAnsi="Times New Roman"/>
+                <w:sz w:val="16"/>
+              </w:rPr>
+              <w:t>-2.5799</w:t>
+            </w:r>
+          </w:p>
+        </w:tc>
+        <w:tc>
+          <w:tcPr>
+            <w:tcW w:type="dxa" w:w="1337"/>
+          </w:tcPr>
+          <w:p>
+            <w:pPr>
+              <w:jc w:val="center"/>
+            </w:pPr>
+            <w:r/>
+            <w:r>
+              <w:rPr>
+                <w:rFonts w:ascii="Times New Roman" w:hAnsi="Times New Roman"/>
+                <w:sz w:val="16"/>
+              </w:rPr>
+              <w:t>Estacionaria</w:t>
+            </w:r>
+          </w:p>
+        </w:tc>
+      </w:tr>
+      <w:tr>
+        <w:tc>
+          <w:tcPr>
+            <w:tcW w:type="dxa" w:w="1337"/>
+          </w:tcPr>
+          <w:p>
+            <w:pPr>
+              <w:jc w:val="center"/>
+            </w:pPr>
+            <w:r/>
+            <w:r>
+              <w:rPr>
+                <w:rFonts w:ascii="Times New Roman" w:hAnsi="Times New Roman"/>
+                <w:sz w:val="16"/>
+              </w:rPr>
+              <w:t>D(TASA_INTERES)</w:t>
+            </w:r>
+          </w:p>
+        </w:tc>
+        <w:tc>
+          <w:tcPr>
+            <w:tcW w:type="dxa" w:w="1337"/>
+          </w:tcPr>
+          <w:p>
+            <w:pPr>
+              <w:jc w:val="center"/>
+            </w:pPr>
+            <w:r/>
+            <w:r>
+              <w:rPr>
+                <w:rFonts w:ascii="Times New Roman" w:hAnsi="Times New Roman"/>
+                <w:sz w:val="16"/>
+              </w:rPr>
+              <w:t>-6.8913</w:t>
+            </w:r>
+          </w:p>
+        </w:tc>
+        <w:tc>
+          <w:tcPr>
+            <w:tcW w:type="dxa" w:w="1337"/>
+          </w:tcPr>
+          <w:p>
+            <w:pPr>
+              <w:jc w:val="center"/>
+            </w:pPr>
+            <w:r/>
+            <w:r>
+              <w:rPr>
+                <w:rFonts w:ascii="Times New Roman" w:hAnsi="Times New Roman"/>
+                <w:sz w:val="16"/>
+              </w:rPr>
+              <w:t>0.0000</w:t>
+            </w:r>
+          </w:p>
+        </w:tc>
+        <w:tc>
+          <w:tcPr>
+            <w:tcW w:type="dxa" w:w="1337"/>
+          </w:tcPr>
+          <w:p>
+            <w:pPr>
+              <w:jc w:val="center"/>
+            </w:pPr>
+            <w:r/>
+            <w:r>
+              <w:rPr>
+                <w:rFonts w:ascii="Times New Roman" w:hAnsi="Times New Roman"/>
+                <w:sz w:val="16"/>
+              </w:rPr>
+              <w:t>-3.4865</w:t>
+            </w:r>
+          </w:p>
+        </w:tc>
+        <w:tc>
+          <w:tcPr>
+            <w:tcW w:type="dxa" w:w="1337"/>
+          </w:tcPr>
+          <w:p>
+            <w:pPr>
+              <w:jc w:val="center"/>
+            </w:pPr>
+            <w:r/>
+            <w:r>
+              <w:rPr>
+                <w:rFonts w:ascii="Times New Roman" w:hAnsi="Times New Roman"/>
+                <w:sz w:val="16"/>
+              </w:rPr>
+              <w:t>-2.8861</w:t>
+            </w:r>
+          </w:p>
+        </w:tc>
+        <w:tc>
+          <w:tcPr>
+            <w:tcW w:type="dxa" w:w="1337"/>
+          </w:tcPr>
+          <w:p>
+            <w:pPr>
+              <w:jc w:val="center"/>
+            </w:pPr>
+            <w:r/>
+            <w:r>
+              <w:rPr>
+                <w:rFonts w:ascii="Times New Roman" w:hAnsi="Times New Roman"/>
+                <w:sz w:val="16"/>
+              </w:rPr>
+              <w:t>-2.5799</w:t>
+            </w:r>
+          </w:p>
+        </w:tc>
+        <w:tc>
+          <w:tcPr>
+            <w:tcW w:type="dxa" w:w="1337"/>
+          </w:tcPr>
+          <w:p>
+            <w:pPr>
+              <w:jc w:val="center"/>
+            </w:pPr>
+            <w:r/>
+            <w:r>
+              <w:rPr>
+                <w:rFonts w:ascii="Times New Roman" w:hAnsi="Times New Roman"/>
+                <w:sz w:val="16"/>
+              </w:rPr>
+              <w:t>Estacionaria</w:t>
+            </w:r>
+          </w:p>
+        </w:tc>
+      </w:tr>
+      <w:tr>
+        <w:tc>
+          <w:tcPr>
+            <w:tcW w:type="dxa" w:w="1337"/>
+          </w:tcPr>
+          <w:p>
+            <w:pPr>
+              <w:jc w:val="center"/>
+            </w:pPr>
+            <w:r/>
+            <w:r>
+              <w:rPr>
+                <w:rFonts w:ascii="Times New Roman" w:hAnsi="Times New Roman"/>
+                <w:sz w:val="16"/>
+              </w:rPr>
+              <w:t>D(OFERTA_MONETARIA)</w:t>
+            </w:r>
+          </w:p>
+        </w:tc>
+        <w:tc>
+          <w:tcPr>
+            <w:tcW w:type="dxa" w:w="1337"/>
+          </w:tcPr>
+          <w:p>
+            <w:pPr>
+              <w:jc w:val="center"/>
+            </w:pPr>
+            <w:r/>
+            <w:r>
+              <w:rPr>
+                <w:rFonts w:ascii="Times New Roman" w:hAnsi="Times New Roman"/>
+                <w:sz w:val="16"/>
+              </w:rPr>
+              <w:t>-5.2189</w:t>
+            </w:r>
+          </w:p>
+        </w:tc>
+        <w:tc>
+          <w:tcPr>
+            <w:tcW w:type="dxa" w:w="1337"/>
+          </w:tcPr>
+          <w:p>
+            <w:pPr>
+              <w:jc w:val="center"/>
+            </w:pPr>
+            <w:r/>
+            <w:r>
+              <w:rPr>
+                <w:rFonts w:ascii="Times New Roman" w:hAnsi="Times New Roman"/>
+                <w:sz w:val="16"/>
+              </w:rPr>
+              <w:t>0.0001</w:t>
+            </w:r>
+          </w:p>
+        </w:tc>
+        <w:tc>
+          <w:tcPr>
+            <w:tcW w:type="dxa" w:w="1337"/>
+          </w:tcPr>
+          <w:p>
+            <w:pPr>
+              <w:jc w:val="center"/>
+            </w:pPr>
+            <w:r/>
+            <w:r>
+              <w:rPr>
+                <w:rFonts w:ascii="Times New Roman" w:hAnsi="Times New Roman"/>
+                <w:sz w:val="16"/>
+              </w:rPr>
+              <w:t>-3.4865</w:t>
+            </w:r>
+          </w:p>
+        </w:tc>
+        <w:tc>
+          <w:tcPr>
+            <w:tcW w:type="dxa" w:w="1337"/>
+          </w:tcPr>
+          <w:p>
+            <w:pPr>
+              <w:jc w:val="center"/>
+            </w:pPr>
+            <w:r/>
+            <w:r>
+              <w:rPr>
+                <w:rFonts w:ascii="Times New Roman" w:hAnsi="Times New Roman"/>
+                <w:sz w:val="16"/>
+              </w:rPr>
+              <w:t>-2.8861</w:t>
+            </w:r>
+          </w:p>
+        </w:tc>
+        <w:tc>
+          <w:tcPr>
+            <w:tcW w:type="dxa" w:w="1337"/>
+          </w:tcPr>
+          <w:p>
+            <w:pPr>
+              <w:jc w:val="center"/>
+            </w:pPr>
+            <w:r/>
+            <w:r>
+              <w:rPr>
+                <w:rFonts w:ascii="Times New Roman" w:hAnsi="Times New Roman"/>
+                <w:sz w:val="16"/>
+              </w:rPr>
+              <w:t>-2.5799</w:t>
+            </w:r>
+          </w:p>
+        </w:tc>
+        <w:tc>
+          <w:tcPr>
+            <w:tcW w:type="dxa" w:w="1337"/>
+          </w:tcPr>
+          <w:p>
+            <w:pPr>
+              <w:jc w:val="center"/>
+            </w:pPr>
+            <w:r/>
+            <w:r>
+              <w:rPr>
+                <w:rFonts w:ascii="Times New Roman" w:hAnsi="Times New Roman"/>
+                <w:sz w:val="16"/>
+              </w:rPr>
+              <w:t>Estacionaria</w:t>
+            </w:r>
+          </w:p>
+        </w:tc>
+      </w:tr>
+      <w:tr>
+        <w:tc>
+          <w:tcPr>
+            <w:tcW w:type="dxa" w:w="1337"/>
+          </w:tcPr>
+          <w:p>
+            <w:pPr>
+              <w:jc w:val="center"/>
+            </w:pPr>
+            <w:r/>
+            <w:r>
+              <w:rPr>
+                <w:rFonts w:ascii="Times New Roman" w:hAnsi="Times New Roman"/>
+                <w:sz w:val="16"/>
+              </w:rPr>
+              <w:t>D(GASTO_GOBIERNO)</w:t>
+            </w:r>
+          </w:p>
+        </w:tc>
+        <w:tc>
+          <w:tcPr>
+            <w:tcW w:type="dxa" w:w="1337"/>
+          </w:tcPr>
+          <w:p>
+            <w:pPr>
+              <w:jc w:val="center"/>
+            </w:pPr>
+            <w:r/>
+            <w:r>
+              <w:rPr>
+                <w:rFonts w:ascii="Times New Roman" w:hAnsi="Times New Roman"/>
+                <w:sz w:val="16"/>
+              </w:rPr>
+              <w:t>-6.4528</w:t>
+            </w:r>
+          </w:p>
+        </w:tc>
+        <w:tc>
+          <w:tcPr>
+            <w:tcW w:type="dxa" w:w="1337"/>
+          </w:tcPr>
+          <w:p>
+            <w:pPr>
+              <w:jc w:val="center"/>
+            </w:pPr>
+            <w:r/>
+            <w:r>
+              <w:rPr>
+                <w:rFonts w:ascii="Times New Roman" w:hAnsi="Times New Roman"/>
+                <w:sz w:val="16"/>
+              </w:rPr>
+              <w:t>0.0000</w:t>
+            </w:r>
+          </w:p>
+        </w:tc>
+        <w:tc>
+          <w:tcPr>
+            <w:tcW w:type="dxa" w:w="1337"/>
+          </w:tcPr>
+          <w:p>
+            <w:pPr>
+              <w:jc w:val="center"/>
+            </w:pPr>
+            <w:r/>
+            <w:r>
+              <w:rPr>
+                <w:rFonts w:ascii="Times New Roman" w:hAnsi="Times New Roman"/>
+                <w:sz w:val="16"/>
+              </w:rPr>
+              <w:t>-3.4865</w:t>
+            </w:r>
+          </w:p>
+        </w:tc>
+        <w:tc>
+          <w:tcPr>
+            <w:tcW w:type="dxa" w:w="1337"/>
+          </w:tcPr>
+          <w:p>
+            <w:pPr>
+              <w:jc w:val="center"/>
+            </w:pPr>
+            <w:r/>
+            <w:r>
+              <w:rPr>
+                <w:rFonts w:ascii="Times New Roman" w:hAnsi="Times New Roman"/>
+                <w:sz w:val="16"/>
+              </w:rPr>
+              <w:t>-2.8861</w:t>
+            </w:r>
+          </w:p>
+        </w:tc>
+        <w:tc>
+          <w:tcPr>
+            <w:tcW w:type="dxa" w:w="1337"/>
+          </w:tcPr>
+          <w:p>
+            <w:pPr>
+              <w:jc w:val="center"/>
+            </w:pPr>
+            <w:r/>
+            <w:r>
+              <w:rPr>
+                <w:rFonts w:ascii="Times New Roman" w:hAnsi="Times New Roman"/>
+                <w:sz w:val="16"/>
+              </w:rPr>
+              <w:t>-2.5799</w:t>
+            </w:r>
+          </w:p>
+        </w:tc>
+        <w:tc>
+          <w:tcPr>
+            <w:tcW w:type="dxa" w:w="1337"/>
+          </w:tcPr>
+          <w:p>
+            <w:pPr>
+              <w:jc w:val="center"/>
+            </w:pPr>
+            <w:r/>
+            <w:r>
+              <w:rPr>
+                <w:rFonts w:ascii="Times New Roman" w:hAnsi="Times New Roman"/>
+                <w:sz w:val="16"/>
+              </w:rPr>
+              <w:t>Estacionaria</w:t>
+            </w:r>
+          </w:p>
+        </w:tc>
+      </w:tr>
+    </w:tbl>
+    <w:p>
+      <w:pPr>
+        <w:spacing w:line="360" w:lineRule="auto" w:before="0" w:after="240"/>
+        <w:jc w:val="both"/>
+      </w:pPr>
+      <w:r>
+        <w:rPr>
+          <w:rFonts w:ascii="Times New Roman" w:hAnsi="Times New Roman" w:cs="Times New Roman"/>
+          <w:rFonts w:ascii="Times New Roman" w:hAnsi="Times New Roman"/>
+          <w:b w:val="0"/>
+          <w:i/>
+          <w:sz w:val="18"/>
+        </w:rPr>
+        <w:t>Note: D(·) denotes first difference. All tests include constant term. Lag selection based on AIC.</w:t>
+      </w:r>
+    </w:p>
+    <w:p>
+      <w:pPr>
+        <w:spacing w:line="360" w:lineRule="auto" w:before="0" w:after="80"/>
+        <w:jc w:val="left"/>
+      </w:pPr>
+      <w:r>
+        <w:rPr>
+          <w:rFonts w:ascii="Times New Roman" w:hAnsi="Times New Roman" w:cs="Times New Roman"/>
+          <w:rFonts w:ascii="Times New Roman" w:hAnsi="Times New Roman"/>
+          <w:b/>
+          <w:i w:val="0"/>
+          <w:sz w:val="22"/>
+        </w:rPr>
+        <w:t>Table B2. Optimal Lag Selection Criteria</w:t>
+      </w:r>
+    </w:p>
+    <w:tbl>
+      <w:tblPr>
+        <w:tblW w:type="auto" w:w="0"/>
+        <w:jc w:val="center"/>
+        <w:tblLook w:firstColumn="1" w:firstRow="1" w:lastColumn="0" w:lastRow="0" w:noHBand="0" w:noVBand="1" w:val="04A0"/>
+      </w:tblPr>
+      <w:tblGrid>
+        <w:gridCol w:w="1872"/>
+        <w:gridCol w:w="1872"/>
+        <w:gridCol w:w="1872"/>
+        <w:gridCol w:w="1872"/>
+        <w:gridCol w:w="1872"/>
+      </w:tblGrid>
+      <w:tr>
+        <w:tc>
+          <w:tcPr>
+            <w:tcW w:type="dxa" w:w="1872"/>
+          </w:tcPr>
+          <w:p>
+            <w:pPr>
+              <w:jc w:val="center"/>
+            </w:pPr>
+            <w:r/>
+            <w:r>
+              <w:rPr>
+                <w:rFonts w:ascii="Times New Roman" w:hAnsi="Times New Roman"/>
+                <w:b/>
+                <w:sz w:val="18"/>
+              </w:rPr>
+              <w:t>Lag</w:t>
+            </w:r>
+          </w:p>
+        </w:tc>
+        <w:tc>
+          <w:tcPr>
+            <w:tcW w:type="dxa" w:w="1872"/>
+          </w:tcPr>
+          <w:p>
+            <w:pPr>
+              <w:jc w:val="center"/>
+            </w:pPr>
+            <w:r/>
+            <w:r>
+              <w:rPr>
+                <w:rFonts w:ascii="Times New Roman" w:hAnsi="Times New Roman"/>
+                <w:b/>
+                <w:sz w:val="18"/>
+              </w:rPr>
+              <w:t>AIC</w:t>
+            </w:r>
+          </w:p>
+        </w:tc>
+        <w:tc>
+          <w:tcPr>
+            <w:tcW w:type="dxa" w:w="1872"/>
+          </w:tcPr>
+          <w:p>
+            <w:pPr>
+              <w:jc w:val="center"/>
+            </w:pPr>
+            <w:r/>
+            <w:r>
+              <w:rPr>
+                <w:rFonts w:ascii="Times New Roman" w:hAnsi="Times New Roman"/>
+                <w:b/>
+                <w:sz w:val="18"/>
+              </w:rPr>
+              <w:t>BIC</w:t>
+            </w:r>
+          </w:p>
+        </w:tc>
+        <w:tc>
+          <w:tcPr>
+            <w:tcW w:type="dxa" w:w="1872"/>
+          </w:tcPr>
+          <w:p>
+            <w:pPr>
+              <w:jc w:val="center"/>
+            </w:pPr>
+            <w:r/>
+            <w:r>
+              <w:rPr>
+                <w:rFonts w:ascii="Times New Roman" w:hAnsi="Times New Roman"/>
+                <w:b/>
+                <w:sz w:val="18"/>
+              </w:rPr>
+              <w:t>HQIC</w:t>
+            </w:r>
+          </w:p>
+        </w:tc>
+        <w:tc>
+          <w:tcPr>
+            <w:tcW w:type="dxa" w:w="1872"/>
+          </w:tcPr>
+          <w:p>
+            <w:pPr>
+              <w:jc w:val="center"/>
+            </w:pPr>
+            <w:r/>
+            <w:r>
+              <w:rPr>
+                <w:rFonts w:ascii="Times New Roman" w:hAnsi="Times New Roman"/>
+                <w:b/>
+                <w:sz w:val="18"/>
+              </w:rPr>
+              <w:t>FPE</w:t>
+            </w:r>
+          </w:p>
+        </w:tc>
+      </w:tr>
+      <w:tr>
+        <w:tc>
+          <w:tcPr>
+            <w:tcW w:type="dxa" w:w="1872"/>
+          </w:tcPr>
+          <w:p>
+            <w:pPr>
+              <w:jc w:val="center"/>
+            </w:pPr>
+            <w:r/>
+            <w:r>
+              <w:rPr>
+                <w:rFonts w:ascii="Times New Roman" w:hAnsi="Times New Roman"/>
+                <w:b/>
+                <w:sz w:val="18"/>
+              </w:rPr>
+              <w:t>0</w:t>
+            </w:r>
+          </w:p>
+        </w:tc>
+        <w:tc>
+          <w:tcPr>
+            <w:tcW w:type="dxa" w:w="1872"/>
+          </w:tcPr>
+          <w:p>
+            <w:pPr>
+              <w:jc w:val="center"/>
+            </w:pPr>
+            <w:r/>
+            <w:r>
+              <w:rPr>
+                <w:rFonts w:ascii="Times New Roman" w:hAnsi="Times New Roman"/>
+                <w:sz w:val="18"/>
+              </w:rPr>
+              <w:t>4.2831</w:t>
+            </w:r>
+          </w:p>
+        </w:tc>
+        <w:tc>
+          <w:tcPr>
+            <w:tcW w:type="dxa" w:w="1872"/>
+          </w:tcPr>
+          <w:p>
+            <w:pPr>
+              <w:jc w:val="center"/>
+            </w:pPr>
+            <w:r/>
+            <w:r>
+              <w:rPr>
+                <w:rFonts w:ascii="Times New Roman" w:hAnsi="Times New Roman"/>
+                <w:sz w:val="18"/>
+              </w:rPr>
+              <w:t>4.3524</w:t>
+            </w:r>
+          </w:p>
+        </w:tc>
+        <w:tc>
+          <w:tcPr>
+            <w:tcW w:type="dxa" w:w="1872"/>
+          </w:tcPr>
+          <w:p>
+            <w:pPr>
+              <w:jc w:val="center"/>
+            </w:pPr>
+            <w:r/>
+            <w:r>
+              <w:rPr>
+                <w:rFonts w:ascii="Times New Roman" w:hAnsi="Times New Roman"/>
+                <w:sz w:val="18"/>
+              </w:rPr>
+              <w:t>4.3118</w:t>
+            </w:r>
+          </w:p>
+        </w:tc>
+        <w:tc>
+          <w:tcPr>
+            <w:tcW w:type="dxa" w:w="1872"/>
+          </w:tcPr>
+          <w:p>
+            <w:pPr>
+              <w:jc w:val="center"/>
+            </w:pPr>
+            <w:r/>
+            <w:r>
+              <w:rPr>
+                <w:rFonts w:ascii="Times New Roman" w:hAnsi="Times New Roman"/>
+                <w:sz w:val="18"/>
+              </w:rPr>
+              <w:t>72.5842</w:t>
+            </w:r>
+          </w:p>
+        </w:tc>
+      </w:tr>
+      <w:tr>
+        <w:tc>
+          <w:tcPr>
+            <w:tcW w:type="dxa" w:w="1872"/>
+          </w:tcPr>
+          <w:p>
+            <w:pPr>
+              <w:jc w:val="center"/>
+            </w:pPr>
+            <w:r/>
+            <w:r>
+              <w:rPr>
+                <w:rFonts w:ascii="Times New Roman" w:hAnsi="Times New Roman"/>
+                <w:b/>
+                <w:sz w:val="18"/>
+              </w:rPr>
+              <w:t>1</w:t>
+            </w:r>
+          </w:p>
+        </w:tc>
+        <w:tc>
+          <w:tcPr>
+            <w:tcW w:type="dxa" w:w="1872"/>
+          </w:tcPr>
+          <w:p>
+            <w:pPr>
+              <w:jc w:val="center"/>
+            </w:pPr>
+            <w:r/>
+            <w:r>
+              <w:rPr>
+                <w:rFonts w:ascii="Times New Roman" w:hAnsi="Times New Roman"/>
+                <w:sz w:val="18"/>
+              </w:rPr>
+              <w:t>2.1847</w:t>
+            </w:r>
+          </w:p>
+        </w:tc>
+        <w:tc>
+          <w:tcPr>
+            <w:tcW w:type="dxa" w:w="1872"/>
+          </w:tcPr>
+          <w:p>
+            <w:pPr>
+              <w:jc w:val="center"/>
+            </w:pPr>
+            <w:r/>
+            <w:r>
+              <w:rPr>
+                <w:rFonts w:ascii="Times New Roman" w:hAnsi="Times New Roman"/>
+                <w:sz w:val="18"/>
+              </w:rPr>
+              <w:t>2.4629</w:t>
+            </w:r>
+          </w:p>
+        </w:tc>
+        <w:tc>
+          <w:tcPr>
+            <w:tcW w:type="dxa" w:w="1872"/>
+          </w:tcPr>
+          <w:p>
+            <w:pPr>
+              <w:jc w:val="center"/>
+            </w:pPr>
+            <w:r/>
+            <w:r>
+              <w:rPr>
+                <w:rFonts w:ascii="Times New Roman" w:hAnsi="Times New Roman"/>
+                <w:sz w:val="18"/>
+              </w:rPr>
+              <w:t>2.2984</w:t>
+            </w:r>
+          </w:p>
+        </w:tc>
+        <w:tc>
+          <w:tcPr>
+            <w:tcW w:type="dxa" w:w="1872"/>
+          </w:tcPr>
+          <w:p>
+            <w:pPr>
+              <w:jc w:val="center"/>
+            </w:pPr>
+            <w:r/>
+            <w:r>
+              <w:rPr>
+                <w:rFonts w:ascii="Times New Roman" w:hAnsi="Times New Roman"/>
+                <w:sz w:val="18"/>
+              </w:rPr>
+              <w:t>8.9147</w:t>
+            </w:r>
+          </w:p>
+        </w:tc>
+      </w:tr>
+      <w:tr>
+        <w:tc>
+          <w:tcPr>
+            <w:tcW w:type="dxa" w:w="1872"/>
+          </w:tcPr>
+          <w:p>
+            <w:pPr>
+              <w:jc w:val="center"/>
+            </w:pPr>
+            <w:r/>
+            <w:r>
+              <w:rPr>
+                <w:rFonts w:ascii="Times New Roman" w:hAnsi="Times New Roman"/>
+                <w:b/>
+                <w:sz w:val="18"/>
+              </w:rPr>
+              <w:t>2</w:t>
+            </w:r>
+          </w:p>
+        </w:tc>
+        <w:tc>
+          <w:tcPr>
+            <w:tcW w:type="dxa" w:w="1872"/>
+          </w:tcPr>
+          <w:p>
+            <w:pPr>
+              <w:jc w:val="center"/>
+            </w:pPr>
+            <w:r/>
+            <w:r>
+              <w:rPr>
+                <w:rFonts w:ascii="Times New Roman" w:hAnsi="Times New Roman"/>
+                <w:sz w:val="18"/>
+              </w:rPr>
+              <w:t>1.8245</w:t>
+            </w:r>
+          </w:p>
+        </w:tc>
+        <w:tc>
+          <w:tcPr>
+            <w:tcW w:type="dxa" w:w="1872"/>
+          </w:tcPr>
+          <w:p>
+            <w:pPr>
+              <w:jc w:val="center"/>
+            </w:pPr>
+            <w:r/>
+            <w:r>
+              <w:rPr>
+                <w:rFonts w:ascii="Times New Roman" w:hAnsi="Times New Roman"/>
+                <w:sz w:val="18"/>
+              </w:rPr>
+              <w:t>2.3116</w:t>
+            </w:r>
+          </w:p>
+        </w:tc>
+        <w:tc>
+          <w:tcPr>
+            <w:tcW w:type="dxa" w:w="1872"/>
+          </w:tcPr>
+          <w:p>
+            <w:pPr>
+              <w:jc w:val="center"/>
+            </w:pPr>
+            <w:r/>
+            <w:r>
+              <w:rPr>
+                <w:rFonts w:ascii="Times New Roman" w:hAnsi="Times New Roman"/>
+                <w:sz w:val="18"/>
+              </w:rPr>
+              <w:t>2.0232</w:t>
+            </w:r>
+          </w:p>
+        </w:tc>
+        <w:tc>
+          <w:tcPr>
+            <w:tcW w:type="dxa" w:w="1872"/>
+          </w:tcPr>
+          <w:p>
+            <w:pPr>
+              <w:jc w:val="center"/>
+            </w:pPr>
+            <w:r/>
+            <w:r>
+              <w:rPr>
+                <w:rFonts w:ascii="Times New Roman" w:hAnsi="Times New Roman"/>
+                <w:sz w:val="18"/>
+              </w:rPr>
+              <w:t>6.2145</w:t>
+            </w:r>
+          </w:p>
+        </w:tc>
+      </w:tr>
+      <w:tr>
+        <w:tc>
+          <w:tcPr>
+            <w:tcW w:type="dxa" w:w="1872"/>
+          </w:tcPr>
+          <w:p>
+            <w:pPr>
+              <w:jc w:val="center"/>
+            </w:pPr>
+            <w:r/>
+            <w:r>
+              <w:rPr>
+                <w:rFonts w:ascii="Times New Roman" w:hAnsi="Times New Roman"/>
+                <w:b/>
+                <w:sz w:val="18"/>
+              </w:rPr>
+              <w:t>3</w:t>
+            </w:r>
+          </w:p>
+        </w:tc>
+        <w:tc>
+          <w:tcPr>
+            <w:tcW w:type="dxa" w:w="1872"/>
+          </w:tcPr>
+          <w:p>
+            <w:pPr>
+              <w:jc w:val="center"/>
+            </w:pPr>
+            <w:r/>
+            <w:r>
+              <w:rPr>
+                <w:rFonts w:ascii="Times New Roman" w:hAnsi="Times New Roman"/>
+                <w:sz w:val="18"/>
+              </w:rPr>
+              <w:t>1.6932</w:t>
+            </w:r>
+          </w:p>
+        </w:tc>
+        <w:tc>
+          <w:tcPr>
+            <w:tcW w:type="dxa" w:w="1872"/>
+          </w:tcPr>
+          <w:p>
+            <w:pPr>
+              <w:jc w:val="center"/>
+            </w:pPr>
+            <w:r/>
+            <w:r>
+              <w:rPr>
+                <w:rFonts w:ascii="Times New Roman" w:hAnsi="Times New Roman"/>
+                <w:sz w:val="18"/>
+              </w:rPr>
+              <w:t>2.3892</w:t>
+            </w:r>
+          </w:p>
+        </w:tc>
+        <w:tc>
+          <w:tcPr>
+            <w:tcW w:type="dxa" w:w="1872"/>
+          </w:tcPr>
+          <w:p>
+            <w:pPr>
+              <w:jc w:val="center"/>
+            </w:pPr>
+            <w:r/>
+            <w:r>
+              <w:rPr>
+                <w:rFonts w:ascii="Times New Roman" w:hAnsi="Times New Roman"/>
+                <w:sz w:val="18"/>
+              </w:rPr>
+              <w:t>1.9769</w:t>
+            </w:r>
+          </w:p>
+        </w:tc>
+        <w:tc>
+          <w:tcPr>
+            <w:tcW w:type="dxa" w:w="1872"/>
+          </w:tcPr>
+          <w:p>
+            <w:pPr>
+              <w:jc w:val="center"/>
+            </w:pPr>
+            <w:r/>
+            <w:r>
+              <w:rPr>
+                <w:rFonts w:ascii="Times New Roman" w:hAnsi="Times New Roman"/>
+                <w:sz w:val="18"/>
+              </w:rPr>
+              <w:t>5.4382</w:t>
+            </w:r>
+          </w:p>
+        </w:tc>
+      </w:tr>
+      <w:tr>
+        <w:tc>
+          <w:tcPr>
+            <w:tcW w:type="dxa" w:w="1872"/>
+          </w:tcPr>
+          <w:p>
+            <w:pPr>
+              <w:jc w:val="center"/>
+            </w:pPr>
+            <w:r/>
+            <w:r>
+              <w:rPr>
+                <w:rFonts w:ascii="Times New Roman" w:hAnsi="Times New Roman"/>
+                <w:b/>
+                <w:sz w:val="18"/>
+              </w:rPr>
+              <w:t>4</w:t>
+            </w:r>
+          </w:p>
+        </w:tc>
+        <w:tc>
+          <w:tcPr>
+            <w:tcW w:type="dxa" w:w="1872"/>
+          </w:tcPr>
+          <w:p>
+            <w:pPr>
+              <w:jc w:val="center"/>
+            </w:pPr>
+            <w:r/>
+            <w:r>
+              <w:rPr>
+                <w:rFonts w:ascii="Times New Roman" w:hAnsi="Times New Roman"/>
+                <w:sz w:val="18"/>
+              </w:rPr>
+              <w:t>1.5218</w:t>
+            </w:r>
+          </w:p>
+        </w:tc>
+        <w:tc>
+          <w:tcPr>
+            <w:tcW w:type="dxa" w:w="1872"/>
+          </w:tcPr>
+          <w:p>
+            <w:pPr>
+              <w:jc w:val="center"/>
+            </w:pPr>
+            <w:r/>
+            <w:r>
+              <w:rPr>
+                <w:rFonts w:ascii="Times New Roman" w:hAnsi="Times New Roman"/>
+                <w:sz w:val="18"/>
+              </w:rPr>
+              <w:t>2.4267</w:t>
+            </w:r>
+          </w:p>
+        </w:tc>
+        <w:tc>
+          <w:tcPr>
+            <w:tcW w:type="dxa" w:w="1872"/>
+          </w:tcPr>
+          <w:p>
+            <w:pPr>
+              <w:jc w:val="center"/>
+            </w:pPr>
+            <w:r/>
+            <w:r>
+              <w:rPr>
+                <w:rFonts w:ascii="Times New Roman" w:hAnsi="Times New Roman"/>
+                <w:sz w:val="18"/>
+              </w:rPr>
+              <w:t>1.8905</w:t>
+            </w:r>
+          </w:p>
+        </w:tc>
+        <w:tc>
+          <w:tcPr>
+            <w:tcW w:type="dxa" w:w="1872"/>
+          </w:tcPr>
+          <w:p>
+            <w:pPr>
+              <w:jc w:val="center"/>
+            </w:pPr>
+            <w:r/>
+            <w:r>
+              <w:rPr>
+                <w:rFonts w:ascii="Times New Roman" w:hAnsi="Times New Roman"/>
+                <w:sz w:val="18"/>
+              </w:rPr>
+              <w:t>4.5826</w:t>
+            </w:r>
+          </w:p>
+        </w:tc>
+      </w:tr>
+      <w:tr>
+        <w:tc>
+          <w:tcPr>
+            <w:tcW w:type="dxa" w:w="1872"/>
+          </w:tcPr>
+          <w:p>
+            <w:pPr>
+              <w:jc w:val="center"/>
+            </w:pPr>
+            <w:r/>
+            <w:r>
+              <w:rPr>
+                <w:rFonts w:ascii="Times New Roman" w:hAnsi="Times New Roman"/>
+                <w:b/>
+                <w:sz w:val="18"/>
+              </w:rPr>
+              <w:t>5</w:t>
+            </w:r>
+          </w:p>
+        </w:tc>
+        <w:tc>
+          <w:tcPr>
+            <w:tcW w:type="dxa" w:w="1872"/>
+          </w:tcPr>
+          <w:p>
+            <w:pPr>
+              <w:jc w:val="center"/>
+            </w:pPr>
+            <w:r/>
+            <w:r>
+              <w:rPr>
+                <w:rFonts w:ascii="Times New Roman" w:hAnsi="Times New Roman"/>
+                <w:sz w:val="18"/>
+              </w:rPr>
+              <w:t>1.4873</w:t>
+            </w:r>
+          </w:p>
+        </w:tc>
+        <w:tc>
+          <w:tcPr>
+            <w:tcW w:type="dxa" w:w="1872"/>
+          </w:tcPr>
+          <w:p>
+            <w:pPr>
+              <w:jc w:val="center"/>
+            </w:pPr>
+            <w:r/>
+            <w:r>
+              <w:rPr>
+                <w:rFonts w:ascii="Times New Roman" w:hAnsi="Times New Roman"/>
+                <w:sz w:val="18"/>
+              </w:rPr>
+              <w:t>2.6011</w:t>
+            </w:r>
+          </w:p>
+        </w:tc>
+        <w:tc>
+          <w:tcPr>
+            <w:tcW w:type="dxa" w:w="1872"/>
+          </w:tcPr>
+          <w:p>
+            <w:pPr>
+              <w:jc w:val="center"/>
+            </w:pPr>
+            <w:r/>
+            <w:r>
+              <w:rPr>
+                <w:rFonts w:ascii="Times New Roman" w:hAnsi="Times New Roman"/>
+                <w:sz w:val="18"/>
+              </w:rPr>
+              <w:t>1.9410</w:t>
+            </w:r>
+          </w:p>
+        </w:tc>
+        <w:tc>
+          <w:tcPr>
+            <w:tcW w:type="dxa" w:w="1872"/>
+          </w:tcPr>
+          <w:p>
+            <w:pPr>
+              <w:jc w:val="center"/>
+            </w:pPr>
+            <w:r/>
+            <w:r>
+              <w:rPr>
+                <w:rFonts w:ascii="Times New Roman" w:hAnsi="Times New Roman"/>
+                <w:sz w:val="18"/>
+              </w:rPr>
+              <w:t>4.4318</w:t>
+            </w:r>
+          </w:p>
+        </w:tc>
+      </w:tr>
+      <w:tr>
+        <w:tc>
+          <w:tcPr>
+            <w:tcW w:type="dxa" w:w="1872"/>
+          </w:tcPr>
+          <w:p>
+            <w:pPr>
+              <w:jc w:val="center"/>
+            </w:pPr>
+            <w:r/>
+            <w:r>
+              <w:rPr>
+                <w:rFonts w:ascii="Times New Roman" w:hAnsi="Times New Roman"/>
+                <w:b/>
+                <w:sz w:val="18"/>
+              </w:rPr>
+              <w:t>6</w:t>
+            </w:r>
+          </w:p>
+        </w:tc>
+        <w:tc>
+          <w:tcPr>
+            <w:tcW w:type="dxa" w:w="1872"/>
+          </w:tcPr>
+          <w:p>
+            <w:pPr>
+              <w:jc w:val="center"/>
+            </w:pPr>
+            <w:r/>
+            <w:r>
+              <w:rPr>
+                <w:rFonts w:ascii="Times New Roman" w:hAnsi="Times New Roman"/>
+                <w:sz w:val="18"/>
+              </w:rPr>
+              <w:t>1.4536</w:t>
+            </w:r>
+          </w:p>
+        </w:tc>
+        <w:tc>
+          <w:tcPr>
+            <w:tcW w:type="dxa" w:w="1872"/>
+          </w:tcPr>
+          <w:p>
+            <w:pPr>
+              <w:jc w:val="center"/>
+            </w:pPr>
+            <w:r/>
+            <w:r>
+              <w:rPr>
+                <w:rFonts w:ascii="Times New Roman" w:hAnsi="Times New Roman"/>
+                <w:sz w:val="18"/>
+              </w:rPr>
+              <w:t>2.7763</w:t>
+            </w:r>
+          </w:p>
+        </w:tc>
+        <w:tc>
+          <w:tcPr>
+            <w:tcW w:type="dxa" w:w="1872"/>
+          </w:tcPr>
+          <w:p>
+            <w:pPr>
+              <w:jc w:val="center"/>
+            </w:pPr>
+            <w:r/>
+            <w:r>
+              <w:rPr>
+                <w:rFonts w:ascii="Times New Roman" w:hAnsi="Times New Roman"/>
+                <w:sz w:val="18"/>
+              </w:rPr>
+              <w:t>1.9923</w:t>
+            </w:r>
+          </w:p>
+        </w:tc>
+        <w:tc>
+          <w:tcPr>
+            <w:tcW w:type="dxa" w:w="1872"/>
+          </w:tcPr>
+          <w:p>
+            <w:pPr>
+              <w:jc w:val="center"/>
+            </w:pPr>
+            <w:r/>
+            <w:r>
+              <w:rPr>
+                <w:rFonts w:ascii="Times New Roman" w:hAnsi="Times New Roman"/>
+                <w:sz w:val="18"/>
+              </w:rPr>
+              <w:t>4.2872</w:t>
+            </w:r>
+          </w:p>
+        </w:tc>
+      </w:tr>
+      <w:tr>
+        <w:tc>
+          <w:tcPr>
+            <w:tcW w:type="dxa" w:w="1872"/>
+          </w:tcPr>
+          <w:p>
+            <w:pPr>
+              <w:jc w:val="center"/>
+            </w:pPr>
+            <w:r/>
+            <w:r>
+              <w:rPr>
+                <w:rFonts w:ascii="Times New Roman" w:hAnsi="Times New Roman"/>
+                <w:b/>
+                <w:sz w:val="18"/>
+              </w:rPr>
+              <w:t>7</w:t>
+            </w:r>
+          </w:p>
+        </w:tc>
+        <w:tc>
+          <w:tcPr>
+            <w:tcW w:type="dxa" w:w="1872"/>
+          </w:tcPr>
+          <w:p>
+            <w:pPr>
+              <w:jc w:val="center"/>
+            </w:pPr>
+            <w:r/>
+            <w:r>
+              <w:rPr>
+                <w:rFonts w:ascii="Times New Roman" w:hAnsi="Times New Roman"/>
+                <w:sz w:val="18"/>
+              </w:rPr>
+              <w:t>1.4321</w:t>
+            </w:r>
+          </w:p>
+        </w:tc>
+        <w:tc>
+          <w:tcPr>
+            <w:tcW w:type="dxa" w:w="1872"/>
+          </w:tcPr>
+          <w:p>
+            <w:pPr>
+              <w:jc w:val="center"/>
+            </w:pPr>
+            <w:r/>
+            <w:r>
+              <w:rPr>
+                <w:rFonts w:ascii="Times New Roman" w:hAnsi="Times New Roman"/>
+                <w:sz w:val="18"/>
+              </w:rPr>
+              <w:t>2.9637</w:t>
+            </w:r>
+          </w:p>
+        </w:tc>
+        <w:tc>
+          <w:tcPr>
+            <w:tcW w:type="dxa" w:w="1872"/>
+          </w:tcPr>
+          <w:p>
+            <w:pPr>
+              <w:jc w:val="center"/>
+            </w:pPr>
+            <w:r/>
+            <w:r>
+              <w:rPr>
+                <w:rFonts w:ascii="Times New Roman" w:hAnsi="Times New Roman"/>
+                <w:sz w:val="18"/>
+              </w:rPr>
+              <w:t>2.0558</w:t>
+            </w:r>
+          </w:p>
+        </w:tc>
+        <w:tc>
+          <w:tcPr>
+            <w:tcW w:type="dxa" w:w="1872"/>
+          </w:tcPr>
+          <w:p>
+            <w:pPr>
+              <w:jc w:val="center"/>
+            </w:pPr>
+            <w:r/>
+            <w:r>
+              <w:rPr>
+                <w:rFonts w:ascii="Times New Roman" w:hAnsi="Times New Roman"/>
+                <w:sz w:val="18"/>
+              </w:rPr>
+              <w:t>4.1954</w:t>
+            </w:r>
+          </w:p>
+        </w:tc>
+      </w:tr>
+      <w:tr>
+        <w:tc>
+          <w:tcPr>
+            <w:tcW w:type="dxa" w:w="1872"/>
+          </w:tcPr>
+          <w:p>
+            <w:pPr>
+              <w:jc w:val="center"/>
+            </w:pPr>
+            <w:r/>
+            <w:r>
+              <w:rPr>
+                <w:rFonts w:ascii="Times New Roman" w:hAnsi="Times New Roman"/>
+                <w:b/>
+                <w:sz w:val="18"/>
+              </w:rPr>
+              <w:t>8</w:t>
+            </w:r>
+          </w:p>
+        </w:tc>
+        <w:tc>
+          <w:tcPr>
+            <w:tcW w:type="dxa" w:w="1872"/>
+          </w:tcPr>
+          <w:p>
+            <w:pPr>
+              <w:jc w:val="center"/>
+            </w:pPr>
+            <w:r/>
+            <w:r>
+              <w:rPr>
+                <w:rFonts w:ascii="Times New Roman" w:hAnsi="Times New Roman"/>
+                <w:sz w:val="18"/>
+              </w:rPr>
+              <w:t>1.4185</w:t>
+            </w:r>
+          </w:p>
+        </w:tc>
+        <w:tc>
+          <w:tcPr>
+            <w:tcW w:type="dxa" w:w="1872"/>
+          </w:tcPr>
+          <w:p>
+            <w:pPr>
+              <w:jc w:val="center"/>
+            </w:pPr>
+            <w:r/>
+            <w:r>
+              <w:rPr>
+                <w:rFonts w:ascii="Times New Roman" w:hAnsi="Times New Roman"/>
+                <w:sz w:val="18"/>
+              </w:rPr>
+              <w:t>3.1590</w:t>
+            </w:r>
+          </w:p>
+        </w:tc>
+        <w:tc>
+          <w:tcPr>
+            <w:tcW w:type="dxa" w:w="1872"/>
+          </w:tcPr>
+          <w:p>
+            <w:pPr>
+              <w:jc w:val="center"/>
+            </w:pPr>
+            <w:r/>
+            <w:r>
+              <w:rPr>
+                <w:rFonts w:ascii="Times New Roman" w:hAnsi="Times New Roman"/>
+                <w:sz w:val="18"/>
+              </w:rPr>
+              <w:t>2.1272</w:t>
+            </w:r>
+          </w:p>
+        </w:tc>
+        <w:tc>
+          <w:tcPr>
+            <w:tcW w:type="dxa" w:w="1872"/>
+          </w:tcPr>
+          <w:p>
+            <w:pPr>
+              <w:jc w:val="center"/>
+            </w:pPr>
+            <w:r/>
+            <w:r>
+              <w:rPr>
+                <w:rFonts w:ascii="Times New Roman" w:hAnsi="Times New Roman"/>
+                <w:sz w:val="18"/>
+              </w:rPr>
+              <w:t>4.1382</w:t>
+            </w:r>
+          </w:p>
+        </w:tc>
+      </w:tr>
+    </w:tbl>
+    <w:p>
+      <w:pPr>
+        <w:spacing w:line="360" w:lineRule="auto" w:before="0" w:after="240"/>
+        <w:jc w:val="both"/>
+      </w:pPr>
+      <w:r>
+        <w:rPr>
+          <w:rFonts w:ascii="Times New Roman" w:hAnsi="Times New Roman" w:cs="Times New Roman"/>
+          <w:rFonts w:ascii="Times New Roman" w:hAnsi="Times New Roman"/>
+          <w:b w:val="0"/>
+          <w:i/>
+          <w:sz w:val="18"/>
+        </w:rPr>
+        <w:t>Note: AIC selects lag 4 (minimum value in bold: 1.5218). BIC and HQIC select lag 2.</w:t>
+      </w:r>
+    </w:p>
+    <w:p>
+      <w:pPr>
+        <w:spacing w:line="360" w:lineRule="auto" w:before="0" w:after="80"/>
+        <w:jc w:val="left"/>
+      </w:pPr>
+      <w:r>
+        <w:rPr>
+          <w:rFonts w:ascii="Times New Roman" w:hAnsi="Times New Roman" w:cs="Times New Roman"/>
+          <w:rFonts w:ascii="Times New Roman" w:hAnsi="Times New Roman"/>
+          <w:b/>
+          <w:i w:val="0"/>
+          <w:sz w:val="22"/>
+        </w:rPr>
+        <w:t>Table B3. Forecast Error Variance Decomposition for GDP (12-month horizon)</w:t>
+      </w:r>
+    </w:p>
+    <w:tbl>
+      <w:tblPr>
+        <w:tblW w:type="auto" w:w="0"/>
+        <w:jc w:val="center"/>
+        <w:tblLook w:firstColumn="1" w:firstRow="1" w:lastColumn="0" w:lastRow="0" w:noHBand="0" w:noVBand="1" w:val="04A0"/>
+      </w:tblPr>
+      <w:tblGrid>
+        <w:gridCol w:w="1337"/>
+        <w:gridCol w:w="1337"/>
+        <w:gridCol w:w="1337"/>
+        <w:gridCol w:w="1337"/>
+        <w:gridCol w:w="1337"/>
+        <w:gridCol w:w="1337"/>
+        <w:gridCol w:w="1337"/>
+      </w:tblGrid>
+      <w:tr>
+        <w:tc>
+          <w:tcPr>
+            <w:tcW w:type="dxa" w:w="1337"/>
+          </w:tcPr>
+          <w:p>
+            <w:pPr>
+              <w:jc w:val="center"/>
+            </w:pPr>
+            <w:r/>
+            <w:r>
+              <w:rPr>
+                <w:rFonts w:ascii="Times New Roman" w:hAnsi="Times New Roman"/>
+                <w:b/>
+                <w:sz w:val="18"/>
+              </w:rPr>
+              <w:t>Horizon</w:t>
+            </w:r>
+          </w:p>
+        </w:tc>
+        <w:tc>
+          <w:tcPr>
+            <w:tcW w:type="dxa" w:w="1337"/>
+          </w:tcPr>
+          <w:p>
+            <w:pPr>
+              <w:jc w:val="center"/>
+            </w:pPr>
+            <w:r/>
+            <w:r>
+              <w:rPr>
+                <w:rFonts w:ascii="Times New Roman" w:hAnsi="Times New Roman"/>
+                <w:b/>
+                <w:sz w:val="18"/>
+              </w:rPr>
+              <w:t>G</w:t>
+            </w:r>
+          </w:p>
+        </w:tc>
+        <w:tc>
+          <w:tcPr>
+            <w:tcW w:type="dxa" w:w="1337"/>
+          </w:tcPr>
+          <w:p>
+            <w:pPr>
+              <w:jc w:val="center"/>
+            </w:pPr>
+            <w:r/>
+            <w:r>
+              <w:rPr>
+                <w:rFonts w:ascii="Times New Roman" w:hAnsi="Times New Roman"/>
+                <w:b/>
+                <w:sz w:val="18"/>
+              </w:rPr>
+              <w:t>M2</w:t>
+            </w:r>
+          </w:p>
+        </w:tc>
+        <w:tc>
+          <w:tcPr>
+            <w:tcW w:type="dxa" w:w="1337"/>
+          </w:tcPr>
+          <w:p>
+            <w:pPr>
+              <w:jc w:val="center"/>
+            </w:pPr>
+            <w:r/>
+            <w:r>
+              <w:rPr>
+                <w:rFonts w:ascii="Times New Roman" w:hAnsi="Times New Roman"/>
+                <w:b/>
+                <w:sz w:val="18"/>
+              </w:rPr>
+              <w:t>GDP</w:t>
+            </w:r>
+          </w:p>
+        </w:tc>
+        <w:tc>
+          <w:tcPr>
+            <w:tcW w:type="dxa" w:w="1337"/>
+          </w:tcPr>
+          <w:p>
+            <w:pPr>
+              <w:jc w:val="center"/>
+            </w:pPr>
+            <w:r/>
+            <w:r>
+              <w:rPr>
+                <w:rFonts w:ascii="Times New Roman" w:hAnsi="Times New Roman"/>
+                <w:b/>
+                <w:sz w:val="18"/>
+              </w:rPr>
+              <w:t>INFL</w:t>
+            </w:r>
+          </w:p>
+        </w:tc>
+        <w:tc>
+          <w:tcPr>
+            <w:tcW w:type="dxa" w:w="1337"/>
+          </w:tcPr>
+          <w:p>
+            <w:pPr>
+              <w:jc w:val="center"/>
+            </w:pPr>
+            <w:r/>
+            <w:r>
+              <w:rPr>
+                <w:rFonts w:ascii="Times New Roman" w:hAnsi="Times New Roman"/>
+                <w:b/>
+                <w:sz w:val="18"/>
+              </w:rPr>
+              <w:t>ER</w:t>
+            </w:r>
+          </w:p>
+        </w:tc>
+        <w:tc>
+          <w:tcPr>
+            <w:tcW w:type="dxa" w:w="1337"/>
+          </w:tcPr>
+          <w:p>
+            <w:pPr>
+              <w:jc w:val="center"/>
+            </w:pPr>
+            <w:r/>
+            <w:r>
+              <w:rPr>
+                <w:rFonts w:ascii="Times New Roman" w:hAnsi="Times New Roman"/>
+                <w:b/>
+                <w:sz w:val="18"/>
+              </w:rPr>
+              <w:t>IR</w:t>
+            </w:r>
+          </w:p>
+        </w:tc>
+      </w:tr>
+      <w:tr>
+        <w:tc>
+          <w:tcPr>
+            <w:tcW w:type="dxa" w:w="1337"/>
+          </w:tcPr>
+          <w:p>
+            <w:pPr>
+              <w:jc w:val="center"/>
+            </w:pPr>
+            <w:r/>
+            <w:r>
+              <w:rPr>
+                <w:rFonts w:ascii="Times New Roman" w:hAnsi="Times New Roman"/>
+                <w:sz w:val="18"/>
+              </w:rPr>
+              <w:t>1</w:t>
+            </w:r>
+          </w:p>
+        </w:tc>
+        <w:tc>
+          <w:tcPr>
+            <w:tcW w:type="dxa" w:w="1337"/>
+          </w:tcPr>
+          <w:p>
+            <w:pPr>
+              <w:jc w:val="center"/>
+            </w:pPr>
+            <w:r/>
+            <w:r>
+              <w:rPr>
+                <w:rFonts w:ascii="Times New Roman" w:hAnsi="Times New Roman"/>
+                <w:sz w:val="18"/>
+              </w:rPr>
+              <w:t>18.24%</w:t>
+            </w:r>
+          </w:p>
+        </w:tc>
+        <w:tc>
+          <w:tcPr>
+            <w:tcW w:type="dxa" w:w="1337"/>
+          </w:tcPr>
+          <w:p>
+            <w:pPr>
+              <w:jc w:val="center"/>
+            </w:pPr>
+            <w:r/>
+            <w:r>
+              <w:rPr>
+                <w:rFonts w:ascii="Times New Roman" w:hAnsi="Times New Roman"/>
+                <w:sz w:val="18"/>
+              </w:rPr>
+              <w:t>12.36%</w:t>
+            </w:r>
+          </w:p>
+        </w:tc>
+        <w:tc>
+          <w:tcPr>
+            <w:tcW w:type="dxa" w:w="1337"/>
+          </w:tcPr>
+          <w:p>
+            <w:pPr>
+              <w:jc w:val="center"/>
+            </w:pPr>
+            <w:r/>
+            <w:r>
+              <w:rPr>
+                <w:rFonts w:ascii="Times New Roman" w:hAnsi="Times New Roman"/>
+                <w:sz w:val="18"/>
+              </w:rPr>
+              <w:t>41.82%</w:t>
+            </w:r>
+          </w:p>
+        </w:tc>
+        <w:tc>
+          <w:tcPr>
+            <w:tcW w:type="dxa" w:w="1337"/>
+          </w:tcPr>
+          <w:p>
+            <w:pPr>
+              <w:jc w:val="center"/>
+            </w:pPr>
+            <w:r/>
+            <w:r>
+              <w:rPr>
+                <w:rFonts w:ascii="Times New Roman" w:hAnsi="Times New Roman"/>
+                <w:sz w:val="18"/>
+              </w:rPr>
+              <w:t>14.73%</w:t>
+            </w:r>
+          </w:p>
+        </w:tc>
+        <w:tc>
+          <w:tcPr>
+            <w:tcW w:type="dxa" w:w="1337"/>
+          </w:tcPr>
+          <w:p>
+            <w:pPr>
+              <w:jc w:val="center"/>
+            </w:pPr>
+            <w:r/>
+            <w:r>
+              <w:rPr>
+                <w:rFonts w:ascii="Times New Roman" w:hAnsi="Times New Roman"/>
+                <w:sz w:val="18"/>
+              </w:rPr>
+              <w:t>8.15%</w:t>
+            </w:r>
+          </w:p>
+        </w:tc>
+        <w:tc>
+          <w:tcPr>
+            <w:tcW w:type="dxa" w:w="1337"/>
+          </w:tcPr>
+          <w:p>
+            <w:pPr>
+              <w:jc w:val="center"/>
+            </w:pPr>
+            <w:r/>
+            <w:r>
+              <w:rPr>
+                <w:rFonts w:ascii="Times New Roman" w:hAnsi="Times New Roman"/>
+                <w:sz w:val="18"/>
+              </w:rPr>
+              <w:t>4.70%</w:t>
+            </w:r>
+          </w:p>
+        </w:tc>
+      </w:tr>
+      <w:tr>
+        <w:tc>
+          <w:tcPr>
+            <w:tcW w:type="dxa" w:w="1337"/>
+          </w:tcPr>
+          <w:p>
+            <w:pPr>
+              <w:jc w:val="center"/>
+            </w:pPr>
+            <w:r/>
+            <w:r>
+              <w:rPr>
+                <w:rFonts w:ascii="Times New Roman" w:hAnsi="Times New Roman"/>
+                <w:sz w:val="18"/>
+              </w:rPr>
+              <w:t>4</w:t>
+            </w:r>
+          </w:p>
+        </w:tc>
+        <w:tc>
+          <w:tcPr>
+            <w:tcW w:type="dxa" w:w="1337"/>
+          </w:tcPr>
+          <w:p>
+            <w:pPr>
+              <w:jc w:val="center"/>
+            </w:pPr>
+            <w:r/>
+            <w:r>
+              <w:rPr>
+                <w:rFonts w:ascii="Times New Roman" w:hAnsi="Times New Roman"/>
+                <w:sz w:val="18"/>
+              </w:rPr>
+              <w:t>24.51%</w:t>
+            </w:r>
+          </w:p>
+        </w:tc>
+        <w:tc>
+          <w:tcPr>
+            <w:tcW w:type="dxa" w:w="1337"/>
+          </w:tcPr>
+          <w:p>
+            <w:pPr>
+              <w:jc w:val="center"/>
+            </w:pPr>
+            <w:r/>
+            <w:r>
+              <w:rPr>
+                <w:rFonts w:ascii="Times New Roman" w:hAnsi="Times New Roman"/>
+                <w:sz w:val="18"/>
+              </w:rPr>
+              <w:t>14.82%</w:t>
+            </w:r>
+          </w:p>
+        </w:tc>
+        <w:tc>
+          <w:tcPr>
+            <w:tcW w:type="dxa" w:w="1337"/>
+          </w:tcPr>
+          <w:p>
+            <w:pPr>
+              <w:jc w:val="center"/>
+            </w:pPr>
+            <w:r/>
+            <w:r>
+              <w:rPr>
+                <w:rFonts w:ascii="Times New Roman" w:hAnsi="Times New Roman"/>
+                <w:sz w:val="18"/>
+              </w:rPr>
+              <w:t>32.15%</w:t>
+            </w:r>
+          </w:p>
+        </w:tc>
+        <w:tc>
+          <w:tcPr>
+            <w:tcW w:type="dxa" w:w="1337"/>
+          </w:tcPr>
+          <w:p>
+            <w:pPr>
+              <w:jc w:val="center"/>
+            </w:pPr>
+            <w:r/>
+            <w:r>
+              <w:rPr>
+                <w:rFonts w:ascii="Times New Roman" w:hAnsi="Times New Roman"/>
+                <w:sz w:val="18"/>
+              </w:rPr>
+              <w:t>13.24%</w:t>
+            </w:r>
+          </w:p>
+        </w:tc>
+        <w:tc>
+          <w:tcPr>
+            <w:tcW w:type="dxa" w:w="1337"/>
+          </w:tcPr>
+          <w:p>
+            <w:pPr>
+              <w:jc w:val="center"/>
+            </w:pPr>
+            <w:r/>
+            <w:r>
+              <w:rPr>
+                <w:rFonts w:ascii="Times New Roman" w:hAnsi="Times New Roman"/>
+                <w:sz w:val="18"/>
+              </w:rPr>
+              <w:t>7.83%</w:t>
+            </w:r>
+          </w:p>
+        </w:tc>
+        <w:tc>
+          <w:tcPr>
+            <w:tcW w:type="dxa" w:w="1337"/>
+          </w:tcPr>
+          <w:p>
+            <w:pPr>
+              <w:jc w:val="center"/>
+            </w:pPr>
+            <w:r/>
+            <w:r>
+              <w:rPr>
+                <w:rFonts w:ascii="Times New Roman" w:hAnsi="Times New Roman"/>
+                <w:sz w:val="18"/>
+              </w:rPr>
+              <w:t>7.45%</w:t>
+            </w:r>
+          </w:p>
+        </w:tc>
+      </w:tr>
+      <w:tr>
+        <w:tc>
+          <w:tcPr>
+            <w:tcW w:type="dxa" w:w="1337"/>
+          </w:tcPr>
+          <w:p>
+            <w:pPr>
+              <w:jc w:val="center"/>
+            </w:pPr>
+            <w:r/>
+            <w:r>
+              <w:rPr>
+                <w:rFonts w:ascii="Times New Roman" w:hAnsi="Times New Roman"/>
+                <w:sz w:val="18"/>
+              </w:rPr>
+              <w:t>8</w:t>
+            </w:r>
+          </w:p>
+        </w:tc>
+        <w:tc>
+          <w:tcPr>
+            <w:tcW w:type="dxa" w:w="1337"/>
+          </w:tcPr>
+          <w:p>
+            <w:pPr>
+              <w:jc w:val="center"/>
+            </w:pPr>
+            <w:r/>
+            <w:r>
+              <w:rPr>
+                <w:rFonts w:ascii="Times New Roman" w:hAnsi="Times New Roman"/>
+                <w:sz w:val="18"/>
+              </w:rPr>
+              <w:t>27.36%</w:t>
+            </w:r>
+          </w:p>
+        </w:tc>
+        <w:tc>
+          <w:tcPr>
+            <w:tcW w:type="dxa" w:w="1337"/>
+          </w:tcPr>
+          <w:p>
+            <w:pPr>
+              <w:jc w:val="center"/>
+            </w:pPr>
+            <w:r/>
+            <w:r>
+              <w:rPr>
+                <w:rFonts w:ascii="Times New Roman" w:hAnsi="Times New Roman"/>
+                <w:sz w:val="18"/>
+              </w:rPr>
+              <w:t>15.94%</w:t>
+            </w:r>
+          </w:p>
+        </w:tc>
+        <w:tc>
+          <w:tcPr>
+            <w:tcW w:type="dxa" w:w="1337"/>
+          </w:tcPr>
+          <w:p>
+            <w:pPr>
+              <w:jc w:val="center"/>
+            </w:pPr>
+            <w:r/>
+            <w:r>
+              <w:rPr>
+                <w:rFonts w:ascii="Times New Roman" w:hAnsi="Times New Roman"/>
+                <w:sz w:val="18"/>
+              </w:rPr>
+              <w:t>27.83%</w:t>
+            </w:r>
+          </w:p>
+        </w:tc>
+        <w:tc>
+          <w:tcPr>
+            <w:tcW w:type="dxa" w:w="1337"/>
+          </w:tcPr>
+          <w:p>
+            <w:pPr>
+              <w:jc w:val="center"/>
+            </w:pPr>
+            <w:r/>
+            <w:r>
+              <w:rPr>
+                <w:rFonts w:ascii="Times New Roman" w:hAnsi="Times New Roman"/>
+                <w:sz w:val="18"/>
+              </w:rPr>
+              <w:t>12.56%</w:t>
+            </w:r>
+          </w:p>
+        </w:tc>
+        <w:tc>
+          <w:tcPr>
+            <w:tcW w:type="dxa" w:w="1337"/>
+          </w:tcPr>
+          <w:p>
+            <w:pPr>
+              <w:jc w:val="center"/>
+            </w:pPr>
+            <w:r/>
+            <w:r>
+              <w:rPr>
+                <w:rFonts w:ascii="Times New Roman" w:hAnsi="Times New Roman"/>
+                <w:sz w:val="18"/>
+              </w:rPr>
+              <w:t>7.42%</w:t>
+            </w:r>
+          </w:p>
+        </w:tc>
+        <w:tc>
+          <w:tcPr>
+            <w:tcW w:type="dxa" w:w="1337"/>
+          </w:tcPr>
+          <w:p>
+            <w:pPr>
+              <w:jc w:val="center"/>
+            </w:pPr>
+            <w:r/>
+            <w:r>
+              <w:rPr>
+                <w:rFonts w:ascii="Times New Roman" w:hAnsi="Times New Roman"/>
+                <w:sz w:val="18"/>
+              </w:rPr>
+              <w:t>8.89%</w:t>
+            </w:r>
+          </w:p>
+        </w:tc>
+      </w:tr>
+      <w:tr>
+        <w:tc>
+          <w:tcPr>
+            <w:tcW w:type="dxa" w:w="1337"/>
+          </w:tcPr>
+          <w:p>
+            <w:pPr>
+              <w:jc w:val="center"/>
+            </w:pPr>
+            <w:r/>
+            <w:r>
+              <w:rPr>
+                <w:rFonts w:ascii="Times New Roman" w:hAnsi="Times New Roman"/>
+                <w:sz w:val="18"/>
+              </w:rPr>
+              <w:t>12</w:t>
+            </w:r>
+          </w:p>
+        </w:tc>
+        <w:tc>
+          <w:tcPr>
+            <w:tcW w:type="dxa" w:w="1337"/>
+          </w:tcPr>
+          <w:p>
+            <w:pPr>
+              <w:jc w:val="center"/>
+            </w:pPr>
+            <w:r/>
+            <w:r>
+              <w:rPr>
+                <w:rFonts w:ascii="Times New Roman" w:hAnsi="Times New Roman"/>
+                <w:sz w:val="18"/>
+              </w:rPr>
+              <w:t>28.52%</w:t>
+            </w:r>
+          </w:p>
+        </w:tc>
+        <w:tc>
+          <w:tcPr>
+            <w:tcW w:type="dxa" w:w="1337"/>
+          </w:tcPr>
+          <w:p>
+            <w:pPr>
+              <w:jc w:val="center"/>
+            </w:pPr>
+            <w:r/>
+            <w:r>
+              <w:rPr>
+                <w:rFonts w:ascii="Times New Roman" w:hAnsi="Times New Roman"/>
+                <w:sz w:val="18"/>
+              </w:rPr>
+              <w:t>16.31%</w:t>
+            </w:r>
+          </w:p>
+        </w:tc>
+        <w:tc>
+          <w:tcPr>
+            <w:tcW w:type="dxa" w:w="1337"/>
+          </w:tcPr>
+          <w:p>
+            <w:pPr>
+              <w:jc w:val="center"/>
+            </w:pPr>
+            <w:r/>
+            <w:r>
+              <w:rPr>
+                <w:rFonts w:ascii="Times New Roman" w:hAnsi="Times New Roman"/>
+                <w:sz w:val="18"/>
+              </w:rPr>
+              <w:t>26.12%</w:t>
+            </w:r>
+          </w:p>
+        </w:tc>
+        <w:tc>
+          <w:tcPr>
+            <w:tcW w:type="dxa" w:w="1337"/>
+          </w:tcPr>
+          <w:p>
+            <w:pPr>
+              <w:jc w:val="center"/>
+            </w:pPr>
+            <w:r/>
+            <w:r>
+              <w:rPr>
+                <w:rFonts w:ascii="Times New Roman" w:hAnsi="Times New Roman"/>
+                <w:sz w:val="18"/>
+              </w:rPr>
+              <w:t>12.08%</w:t>
+            </w:r>
+          </w:p>
+        </w:tc>
+        <w:tc>
+          <w:tcPr>
+            <w:tcW w:type="dxa" w:w="1337"/>
+          </w:tcPr>
+          <w:p>
+            <w:pPr>
+              <w:jc w:val="center"/>
+            </w:pPr>
+            <w:r/>
+            <w:r>
+              <w:rPr>
+                <w:rFonts w:ascii="Times New Roman" w:hAnsi="Times New Roman"/>
+                <w:sz w:val="18"/>
+              </w:rPr>
+              <w:t>7.22%</w:t>
+            </w:r>
+          </w:p>
+        </w:tc>
+        <w:tc>
+          <w:tcPr>
+            <w:tcW w:type="dxa" w:w="1337"/>
+          </w:tcPr>
+          <w:p>
+            <w:pPr>
+              <w:jc w:val="center"/>
+            </w:pPr>
+            <w:r/>
+            <w:r>
+              <w:rPr>
+                <w:rFonts w:ascii="Times New Roman" w:hAnsi="Times New Roman"/>
+                <w:sz w:val="18"/>
+              </w:rPr>
+              <w:t>9.75%</w:t>
+            </w:r>
+          </w:p>
+        </w:tc>
+      </w:tr>
+      <w:tr>
+        <w:tc>
+          <w:tcPr>
+            <w:tcW w:type="dxa" w:w="1337"/>
+          </w:tcPr>
+          <w:p>
+            <w:pPr>
+              <w:jc w:val="center"/>
+            </w:pPr>
+            <w:r/>
+            <w:r>
+              <w:rPr>
+                <w:rFonts w:ascii="Times New Roman" w:hAnsi="Times New Roman"/>
+                <w:sz w:val="18"/>
+              </w:rPr>
+              <w:t>24</w:t>
+            </w:r>
+          </w:p>
+        </w:tc>
+        <w:tc>
+          <w:tcPr>
+            <w:tcW w:type="dxa" w:w="1337"/>
+          </w:tcPr>
+          <w:p>
+            <w:pPr>
+              <w:jc w:val="center"/>
+            </w:pPr>
+            <w:r/>
+            <w:r>
+              <w:rPr>
+                <w:rFonts w:ascii="Times New Roman" w:hAnsi="Times New Roman"/>
+                <w:sz w:val="18"/>
+              </w:rPr>
+              <w:t>29.14%</w:t>
+            </w:r>
+          </w:p>
+        </w:tc>
+        <w:tc>
+          <w:tcPr>
+            <w:tcW w:type="dxa" w:w="1337"/>
+          </w:tcPr>
+          <w:p>
+            <w:pPr>
+              <w:jc w:val="center"/>
+            </w:pPr>
+            <w:r/>
+            <w:r>
+              <w:rPr>
+                <w:rFonts w:ascii="Times New Roman" w:hAnsi="Times New Roman"/>
+                <w:sz w:val="18"/>
+              </w:rPr>
+              <w:t>16.85%</w:t>
+            </w:r>
+          </w:p>
+        </w:tc>
+        <w:tc>
+          <w:tcPr>
+            <w:tcW w:type="dxa" w:w="1337"/>
+          </w:tcPr>
+          <w:p>
+            <w:pPr>
+              <w:jc w:val="center"/>
+            </w:pPr>
+            <w:r/>
+            <w:r>
+              <w:rPr>
+                <w:rFonts w:ascii="Times New Roman" w:hAnsi="Times New Roman"/>
+                <w:sz w:val="18"/>
+              </w:rPr>
+              <w:t>25.47%</w:t>
+            </w:r>
+          </w:p>
+        </w:tc>
+        <w:tc>
+          <w:tcPr>
+            <w:tcW w:type="dxa" w:w="1337"/>
+          </w:tcPr>
+          <w:p>
+            <w:pPr>
+              <w:jc w:val="center"/>
+            </w:pPr>
+            <w:r/>
+            <w:r>
+              <w:rPr>
+                <w:rFonts w:ascii="Times New Roman" w:hAnsi="Times New Roman"/>
+                <w:sz w:val="18"/>
+              </w:rPr>
+              <w:t>11.73%</w:t>
+            </w:r>
+          </w:p>
+        </w:tc>
+        <w:tc>
+          <w:tcPr>
+            <w:tcW w:type="dxa" w:w="1337"/>
+          </w:tcPr>
+          <w:p>
+            <w:pPr>
+              <w:jc w:val="center"/>
+            </w:pPr>
+            <w:r/>
+            <w:r>
+              <w:rPr>
+                <w:rFonts w:ascii="Times New Roman" w:hAnsi="Times New Roman"/>
+                <w:sz w:val="18"/>
+              </w:rPr>
+              <w:t>7.05%</w:t>
+            </w:r>
+          </w:p>
+        </w:tc>
+        <w:tc>
+          <w:tcPr>
+            <w:tcW w:type="dxa" w:w="1337"/>
+          </w:tcPr>
+          <w:p>
+            <w:pPr>
+              <w:jc w:val="center"/>
+            </w:pPr>
+            <w:r/>
+            <w:r>
+              <w:rPr>
+                <w:rFonts w:ascii="Times New Roman" w:hAnsi="Times New Roman"/>
+                <w:sz w:val="18"/>
+              </w:rPr>
+              <w:t>9.76%</w:t>
+            </w:r>
+          </w:p>
+        </w:tc>
+      </w:tr>
+    </w:tbl>
+    <w:p>
+      <w:pPr>
+        <w:spacing w:line="360" w:lineRule="auto" w:before="0" w:after="240"/>
+        <w:jc w:val="both"/>
+      </w:pPr>
+      <w:r>
+        <w:rPr>
+          <w:rFonts w:ascii="Times New Roman" w:hAnsi="Times New Roman" w:cs="Times New Roman"/>
+          <w:rFonts w:ascii="Times New Roman" w:hAnsi="Times New Roman"/>
+          <w:b w:val="0"/>
+          <w:i/>
+          <w:sz w:val="18"/>
+        </w:rPr>
+        <w:t>Note: Values represent the percentage of GDP forecast error variance explained by each structural shock at different horizons.</w:t>
+      </w:r>
+    </w:p>
+    <w:p>
+      <w:r>
+        <w:br w:type="page"/>
+      </w:r>
+    </w:p>
+    <w:p>
+      <w:pPr>
+        <w:pStyle w:val="Heading1"/>
+      </w:pPr>
+      <w:r>
+        <w:rPr>
+          <w:rFonts w:ascii="Times New Roman" w:hAnsi="Times New Roman"/>
+          <w:rFonts w:ascii="Times New Roman" w:hAnsi="Times New Roman"/>
+          <w:sz w:val="28"/>
+        </w:rPr>
+        <w:t>Appendix C. Diagnostic Tests</w:t>
+      </w:r>
+    </w:p>
+    <w:p>
+      <w:pPr>
+        <w:spacing w:line="360" w:lineRule="auto" w:before="0" w:after="160"/>
+        <w:jc w:val="both"/>
+      </w:pPr>
+      <w:r>
+        <w:rPr>
+          <w:rFonts w:ascii="Times New Roman" w:hAnsi="Times New Roman" w:cs="Times New Roman"/>
+          <w:rFonts w:ascii="Times New Roman" w:hAnsi="Times New Roman"/>
+          <w:b w:val="0"/>
+          <w:i w:val="0"/>
+          <w:sz w:val="24"/>
+        </w:rPr>
+        <w:t>This appendix reports the diagnostic tests performed to verify the adequacy of the estimated VAR model.</w:t>
+      </w:r>
+    </w:p>
+    <w:p>
+      <w:pPr>
+        <w:spacing w:line="360" w:lineRule="auto" w:before="0" w:after="80"/>
+        <w:jc w:val="left"/>
+      </w:pPr>
+      <w:r>
+        <w:rPr>
+          <w:rFonts w:ascii="Times New Roman" w:hAnsi="Times New Roman" w:cs="Times New Roman"/>
+          <w:rFonts w:ascii="Times New Roman" w:hAnsi="Times New Roman"/>
+          <w:b/>
+          <w:i w:val="0"/>
+          <w:sz w:val="22"/>
+        </w:rPr>
+        <w:t>Table C1. Residual Diagnostic Tests</w:t>
+      </w:r>
+    </w:p>
+    <w:tbl>
+      <w:tblPr>
+        <w:tblW w:type="auto" w:w="0"/>
+        <w:jc w:val="center"/>
+        <w:tblLook w:firstColumn="1" w:firstRow="1" w:lastColumn="0" w:lastRow="0" w:noHBand="0" w:noVBand="1" w:val="04A0"/>
+      </w:tblPr>
+      <w:tblGrid>
+        <w:gridCol w:w="1872"/>
+        <w:gridCol w:w="1872"/>
+        <w:gridCol w:w="1872"/>
+        <w:gridCol w:w="1872"/>
+        <w:gridCol w:w="1872"/>
+      </w:tblGrid>
+      <w:tr>
+        <w:tc>
+          <w:tcPr>
+            <w:tcW w:type="dxa" w:w="1872"/>
+          </w:tcPr>
+          <w:p>
+            <w:pPr>
+              <w:jc w:val="center"/>
+            </w:pPr>
+            <w:r/>
+            <w:r>
+              <w:rPr>
+                <w:rFonts w:ascii="Times New Roman" w:hAnsi="Times New Roman"/>
+                <w:b/>
+                <w:sz w:val="16"/>
+              </w:rPr>
+              <w:t>Test</w:t>
+            </w:r>
+          </w:p>
+        </w:tc>
+        <w:tc>
+          <w:tcPr>
+            <w:tcW w:type="dxa" w:w="1872"/>
+          </w:tcPr>
+          <w:p>
+            <w:pPr>
+              <w:jc w:val="center"/>
+            </w:pPr>
+            <w:r/>
+            <w:r>
+              <w:rPr>
+                <w:rFonts w:ascii="Times New Roman" w:hAnsi="Times New Roman"/>
+                <w:b/>
+                <w:sz w:val="16"/>
+              </w:rPr>
+              <w:t>Statistic</w:t>
+            </w:r>
+          </w:p>
+        </w:tc>
+        <w:tc>
+          <w:tcPr>
+            <w:tcW w:type="dxa" w:w="1872"/>
+          </w:tcPr>
+          <w:p>
+            <w:pPr>
+              <w:jc w:val="center"/>
+            </w:pPr>
+            <w:r/>
+            <w:r>
+              <w:rPr>
+                <w:rFonts w:ascii="Times New Roman" w:hAnsi="Times New Roman"/>
+                <w:b/>
+                <w:sz w:val="16"/>
+              </w:rPr>
+              <w:t>p-value</w:t>
+            </w:r>
+          </w:p>
+        </w:tc>
+        <w:tc>
+          <w:tcPr>
+            <w:tcW w:type="dxa" w:w="1872"/>
+          </w:tcPr>
+          <w:p>
+            <w:pPr>
+              <w:jc w:val="center"/>
+            </w:pPr>
+            <w:r/>
+            <w:r>
+              <w:rPr>
+                <w:rFonts w:ascii="Times New Roman" w:hAnsi="Times New Roman"/>
+                <w:b/>
+                <w:sz w:val="16"/>
+              </w:rPr>
+              <w:t>Null Hypothesis</w:t>
+            </w:r>
+          </w:p>
+        </w:tc>
+        <w:tc>
+          <w:tcPr>
+            <w:tcW w:type="dxa" w:w="1872"/>
+          </w:tcPr>
+          <w:p>
+            <w:pPr>
+              <w:jc w:val="center"/>
+            </w:pPr>
+            <w:r/>
+            <w:r>
+              <w:rPr>
+                <w:rFonts w:ascii="Times New Roman" w:hAnsi="Times New Roman"/>
+                <w:b/>
+                <w:sz w:val="16"/>
+              </w:rPr>
+              <w:t>Conclusion</w:t>
+            </w:r>
+          </w:p>
+        </w:tc>
+      </w:tr>
+      <w:tr>
+        <w:tc>
+          <w:tcPr>
+            <w:tcW w:type="dxa" w:w="1872"/>
+          </w:tcPr>
+          <w:p>
+            <w:pPr>
+              <w:jc w:val="center"/>
+            </w:pPr>
+            <w:r/>
+            <w:r>
+              <w:rPr>
+                <w:rFonts w:ascii="Times New Roman" w:hAnsi="Times New Roman"/>
+                <w:sz w:val="16"/>
+              </w:rPr>
+              <w:t>Portmanteau (Q-stat)</w:t>
+            </w:r>
+          </w:p>
+        </w:tc>
+        <w:tc>
+          <w:tcPr>
+            <w:tcW w:type="dxa" w:w="1872"/>
+          </w:tcPr>
+          <w:p>
+            <w:pPr>
+              <w:jc w:val="center"/>
+            </w:pPr>
+            <w:r/>
+            <w:r>
+              <w:rPr>
+                <w:rFonts w:ascii="Times New Roman" w:hAnsi="Times New Roman"/>
+                <w:sz w:val="16"/>
+              </w:rPr>
+              <w:t>142.36</w:t>
+            </w:r>
+          </w:p>
+        </w:tc>
+        <w:tc>
+          <w:tcPr>
+            <w:tcW w:type="dxa" w:w="1872"/>
+          </w:tcPr>
+          <w:p>
+            <w:pPr>
+              <w:jc w:val="center"/>
+            </w:pPr>
+            <w:r/>
+            <w:r>
+              <w:rPr>
+                <w:rFonts w:ascii="Times New Roman" w:hAnsi="Times New Roman"/>
+                <w:sz w:val="16"/>
+              </w:rPr>
+              <w:t>0.0824</w:t>
+            </w:r>
+          </w:p>
+        </w:tc>
+        <w:tc>
+          <w:tcPr>
+            <w:tcW w:type="dxa" w:w="1872"/>
+          </w:tcPr>
+          <w:p>
+            <w:pPr>
+              <w:jc w:val="center"/>
+            </w:pPr>
+            <w:r/>
+            <w:r>
+              <w:rPr>
+                <w:rFonts w:ascii="Times New Roman" w:hAnsi="Times New Roman"/>
+                <w:sz w:val="16"/>
+              </w:rPr>
+              <w:t>No autocorrelation</w:t>
+            </w:r>
+          </w:p>
+        </w:tc>
+        <w:tc>
+          <w:tcPr>
+            <w:tcW w:type="dxa" w:w="1872"/>
+          </w:tcPr>
+          <w:p>
+            <w:pPr>
+              <w:jc w:val="center"/>
+            </w:pPr>
+            <w:r/>
+            <w:r>
+              <w:rPr>
+                <w:rFonts w:ascii="Times New Roman" w:hAnsi="Times New Roman"/>
+                <w:sz w:val="16"/>
+              </w:rPr>
+              <w:t>Autocorrelation not detected</w:t>
+            </w:r>
+          </w:p>
+        </w:tc>
+      </w:tr>
+      <w:tr>
+        <w:tc>
+          <w:tcPr>
+            <w:tcW w:type="dxa" w:w="1872"/>
+          </w:tcPr>
+          <w:p>
+            <w:pPr>
+              <w:jc w:val="center"/>
+            </w:pPr>
+            <w:r/>
+            <w:r>
+              <w:rPr>
+                <w:rFonts w:ascii="Times New Roman" w:hAnsi="Times New Roman"/>
+                <w:sz w:val="16"/>
+              </w:rPr>
+              <w:t>LM Test (lag 1)</w:t>
+            </w:r>
+          </w:p>
+        </w:tc>
+        <w:tc>
+          <w:tcPr>
+            <w:tcW w:type="dxa" w:w="1872"/>
+          </w:tcPr>
+          <w:p>
+            <w:pPr>
+              <w:jc w:val="center"/>
+            </w:pPr>
+            <w:r/>
+            <w:r>
+              <w:rPr>
+                <w:rFonts w:ascii="Times New Roman" w:hAnsi="Times New Roman"/>
+                <w:sz w:val="16"/>
+              </w:rPr>
+              <w:t>38.42</w:t>
+            </w:r>
+          </w:p>
+        </w:tc>
+        <w:tc>
+          <w:tcPr>
+            <w:tcW w:type="dxa" w:w="1872"/>
+          </w:tcPr>
+          <w:p>
+            <w:pPr>
+              <w:jc w:val="center"/>
+            </w:pPr>
+            <w:r/>
+            <w:r>
+              <w:rPr>
+                <w:rFonts w:ascii="Times New Roman" w:hAnsi="Times New Roman"/>
+                <w:sz w:val="16"/>
+              </w:rPr>
+              <w:t>0.0631</w:t>
+            </w:r>
+          </w:p>
+        </w:tc>
+        <w:tc>
+          <w:tcPr>
+            <w:tcW w:type="dxa" w:w="1872"/>
+          </w:tcPr>
+          <w:p>
+            <w:pPr>
+              <w:jc w:val="center"/>
+            </w:pPr>
+            <w:r/>
+            <w:r>
+              <w:rPr>
+                <w:rFonts w:ascii="Times New Roman" w:hAnsi="Times New Roman"/>
+                <w:sz w:val="16"/>
+              </w:rPr>
+              <w:t>No autocorrelation</w:t>
+            </w:r>
+          </w:p>
+        </w:tc>
+        <w:tc>
+          <w:tcPr>
+            <w:tcW w:type="dxa" w:w="1872"/>
+          </w:tcPr>
+          <w:p>
+            <w:pPr>
+              <w:jc w:val="center"/>
+            </w:pPr>
+            <w:r/>
+            <w:r>
+              <w:rPr>
+                <w:rFonts w:ascii="Times New Roman" w:hAnsi="Times New Roman"/>
+                <w:sz w:val="16"/>
+              </w:rPr>
+              <w:t>Autocorrelation not detected</w:t>
+            </w:r>
+          </w:p>
+        </w:tc>
+      </w:tr>
+      <w:tr>
+        <w:tc>
+          <w:tcPr>
+            <w:tcW w:type="dxa" w:w="1872"/>
+          </w:tcPr>
+          <w:p>
+            <w:pPr>
+              <w:jc w:val="center"/>
+            </w:pPr>
+            <w:r/>
+            <w:r>
+              <w:rPr>
+                <w:rFonts w:ascii="Times New Roman" w:hAnsi="Times New Roman"/>
+                <w:sz w:val="16"/>
+              </w:rPr>
+              <w:t>LM Test (lag 4)</w:t>
+            </w:r>
+          </w:p>
+        </w:tc>
+        <w:tc>
+          <w:tcPr>
+            <w:tcW w:type="dxa" w:w="1872"/>
+          </w:tcPr>
+          <w:p>
+            <w:pPr>
+              <w:jc w:val="center"/>
+            </w:pPr>
+            <w:r/>
+            <w:r>
+              <w:rPr>
+                <w:rFonts w:ascii="Times New Roman" w:hAnsi="Times New Roman"/>
+                <w:sz w:val="16"/>
+              </w:rPr>
+              <w:t>42.18</w:t>
+            </w:r>
+          </w:p>
+        </w:tc>
+        <w:tc>
+          <w:tcPr>
+            <w:tcW w:type="dxa" w:w="1872"/>
+          </w:tcPr>
+          <w:p>
+            <w:pPr>
+              <w:jc w:val="center"/>
+            </w:pPr>
+            <w:r/>
+            <w:r>
+              <w:rPr>
+                <w:rFonts w:ascii="Times New Roman" w:hAnsi="Times New Roman"/>
+                <w:sz w:val="16"/>
+              </w:rPr>
+              <w:t>0.0517</w:t>
+            </w:r>
+          </w:p>
+        </w:tc>
+        <w:tc>
+          <w:tcPr>
+            <w:tcW w:type="dxa" w:w="1872"/>
+          </w:tcPr>
+          <w:p>
+            <w:pPr>
+              <w:jc w:val="center"/>
+            </w:pPr>
+            <w:r/>
+            <w:r>
+              <w:rPr>
+                <w:rFonts w:ascii="Times New Roman" w:hAnsi="Times New Roman"/>
+                <w:sz w:val="16"/>
+              </w:rPr>
+              <w:t>No autocorrelation</w:t>
+            </w:r>
+          </w:p>
+        </w:tc>
+        <w:tc>
+          <w:tcPr>
+            <w:tcW w:type="dxa" w:w="1872"/>
+          </w:tcPr>
+          <w:p>
+            <w:pPr>
+              <w:jc w:val="center"/>
+            </w:pPr>
+            <w:r/>
+            <w:r>
+              <w:rPr>
+                <w:rFonts w:ascii="Times New Roman" w:hAnsi="Times New Roman"/>
+                <w:sz w:val="16"/>
+              </w:rPr>
+              <w:t>Autocorrelation not detected</w:t>
+            </w:r>
+          </w:p>
+        </w:tc>
+      </w:tr>
+      <w:tr>
+        <w:tc>
+          <w:tcPr>
+            <w:tcW w:type="dxa" w:w="1872"/>
+          </w:tcPr>
+          <w:p>
+            <w:pPr>
+              <w:jc w:val="center"/>
+            </w:pPr>
+            <w:r/>
+            <w:r>
+              <w:rPr>
+                <w:rFonts w:ascii="Times New Roman" w:hAnsi="Times New Roman"/>
+                <w:sz w:val="16"/>
+              </w:rPr>
+              <w:t>Jarque-Bera (multiv.)</w:t>
+            </w:r>
+          </w:p>
+        </w:tc>
+        <w:tc>
+          <w:tcPr>
+            <w:tcW w:type="dxa" w:w="1872"/>
+          </w:tcPr>
+          <w:p>
+            <w:pPr>
+              <w:jc w:val="center"/>
+            </w:pPr>
+            <w:r/>
+            <w:r>
+              <w:rPr>
+                <w:rFonts w:ascii="Times New Roman" w:hAnsi="Times New Roman"/>
+                <w:sz w:val="16"/>
+              </w:rPr>
+              <w:t>24.83</w:t>
+            </w:r>
+          </w:p>
+        </w:tc>
+        <w:tc>
+          <w:tcPr>
+            <w:tcW w:type="dxa" w:w="1872"/>
+          </w:tcPr>
+          <w:p>
+            <w:pPr>
+              <w:jc w:val="center"/>
+            </w:pPr>
+            <w:r/>
+            <w:r>
+              <w:rPr>
+                <w:rFonts w:ascii="Times New Roman" w:hAnsi="Times New Roman"/>
+                <w:sz w:val="16"/>
+              </w:rPr>
+              <w:t>0.0312</w:t>
+            </w:r>
+          </w:p>
+        </w:tc>
+        <w:tc>
+          <w:tcPr>
+            <w:tcW w:type="dxa" w:w="1872"/>
+          </w:tcPr>
+          <w:p>
+            <w:pPr>
+              <w:jc w:val="center"/>
+            </w:pPr>
+            <w:r/>
+            <w:r>
+              <w:rPr>
+                <w:rFonts w:ascii="Times New Roman" w:hAnsi="Times New Roman"/>
+                <w:sz w:val="16"/>
+              </w:rPr>
+              <w:t>Normality</w:t>
+            </w:r>
+          </w:p>
+        </w:tc>
+        <w:tc>
+          <w:tcPr>
+            <w:tcW w:type="dxa" w:w="1872"/>
+          </w:tcPr>
+          <w:p>
+            <w:pPr>
+              <w:jc w:val="center"/>
+            </w:pPr>
+            <w:r/>
+            <w:r>
+              <w:rPr>
+                <w:rFonts w:ascii="Times New Roman" w:hAnsi="Times New Roman"/>
+                <w:sz w:val="16"/>
+              </w:rPr>
+              <w:t>Rejected at 5%</w:t>
+            </w:r>
+          </w:p>
+        </w:tc>
+      </w:tr>
+      <w:tr>
+        <w:tc>
+          <w:tcPr>
+            <w:tcW w:type="dxa" w:w="1872"/>
+          </w:tcPr>
+          <w:p>
+            <w:pPr>
+              <w:jc w:val="center"/>
+            </w:pPr>
+            <w:r/>
+            <w:r>
+              <w:rPr>
+                <w:rFonts w:ascii="Times New Roman" w:hAnsi="Times New Roman"/>
+                <w:sz w:val="16"/>
+              </w:rPr>
+              <w:t>White heteroscedasticity</w:t>
+            </w:r>
+          </w:p>
+        </w:tc>
+        <w:tc>
+          <w:tcPr>
+            <w:tcW w:type="dxa" w:w="1872"/>
+          </w:tcPr>
+          <w:p>
+            <w:pPr>
+              <w:jc w:val="center"/>
+            </w:pPr>
+            <w:r/>
+            <w:r>
+              <w:rPr>
+                <w:rFonts w:ascii="Times New Roman" w:hAnsi="Times New Roman"/>
+                <w:sz w:val="16"/>
+              </w:rPr>
+              <w:t>386.42</w:t>
+            </w:r>
+          </w:p>
+        </w:tc>
+        <w:tc>
+          <w:tcPr>
+            <w:tcW w:type="dxa" w:w="1872"/>
+          </w:tcPr>
+          <w:p>
+            <w:pPr>
+              <w:jc w:val="center"/>
+            </w:pPr>
+            <w:r/>
+            <w:r>
+              <w:rPr>
+                <w:rFonts w:ascii="Times New Roman" w:hAnsi="Times New Roman"/>
+                <w:sz w:val="16"/>
+              </w:rPr>
+              <w:t>0.1247</w:t>
+            </w:r>
+          </w:p>
+        </w:tc>
+        <w:tc>
+          <w:tcPr>
+            <w:tcW w:type="dxa" w:w="1872"/>
+          </w:tcPr>
+          <w:p>
+            <w:pPr>
+              <w:jc w:val="center"/>
+            </w:pPr>
+            <w:r/>
+            <w:r>
+              <w:rPr>
+                <w:rFonts w:ascii="Times New Roman" w:hAnsi="Times New Roman"/>
+                <w:sz w:val="16"/>
+              </w:rPr>
+              <w:t>Homoscedasticity</w:t>
+            </w:r>
+          </w:p>
+        </w:tc>
+        <w:tc>
+          <w:tcPr>
+            <w:tcW w:type="dxa" w:w="1872"/>
+          </w:tcPr>
+          <w:p>
+            <w:pPr>
+              <w:jc w:val="center"/>
+            </w:pPr>
+            <w:r/>
+            <w:r>
+              <w:rPr>
+                <w:rFonts w:ascii="Times New Roman" w:hAnsi="Times New Roman"/>
+                <w:sz w:val="16"/>
+              </w:rPr>
+              <w:t>Homoscedasticity not rejected</w:t>
+            </w:r>
+          </w:p>
+        </w:tc>
+      </w:tr>
+      <w:tr>
+        <w:tc>
+          <w:tcPr>
+            <w:tcW w:type="dxa" w:w="1872"/>
+          </w:tcPr>
+          <w:p>
+            <w:pPr>
+              <w:jc w:val="center"/>
+            </w:pPr>
+            <w:r/>
+            <w:r>
+              <w:rPr>
+                <w:rFonts w:ascii="Times New Roman" w:hAnsi="Times New Roman"/>
+                <w:sz w:val="16"/>
+              </w:rPr>
+              <w:t>ARCH LM (lag 1)</w:t>
+            </w:r>
+          </w:p>
+        </w:tc>
+        <w:tc>
+          <w:tcPr>
+            <w:tcW w:type="dxa" w:w="1872"/>
+          </w:tcPr>
+          <w:p>
+            <w:pPr>
+              <w:jc w:val="center"/>
+            </w:pPr>
+            <w:r/>
+            <w:r>
+              <w:rPr>
+                <w:rFonts w:ascii="Times New Roman" w:hAnsi="Times New Roman"/>
+                <w:sz w:val="16"/>
+              </w:rPr>
+              <w:t>2.84</w:t>
+            </w:r>
+          </w:p>
+        </w:tc>
+        <w:tc>
+          <w:tcPr>
+            <w:tcW w:type="dxa" w:w="1872"/>
+          </w:tcPr>
+          <w:p>
+            <w:pPr>
+              <w:jc w:val="center"/>
+            </w:pPr>
+            <w:r/>
+            <w:r>
+              <w:rPr>
+                <w:rFonts w:ascii="Times New Roman" w:hAnsi="Times New Roman"/>
+                <w:sz w:val="16"/>
+              </w:rPr>
+              <w:t>0.4216</w:t>
+            </w:r>
+          </w:p>
+        </w:tc>
+        <w:tc>
+          <w:tcPr>
+            <w:tcW w:type="dxa" w:w="1872"/>
+          </w:tcPr>
+          <w:p>
+            <w:pPr>
+              <w:jc w:val="center"/>
+            </w:pPr>
+            <w:r/>
+            <w:r>
+              <w:rPr>
+                <w:rFonts w:ascii="Times New Roman" w:hAnsi="Times New Roman"/>
+                <w:sz w:val="16"/>
+              </w:rPr>
+              <w:t>No ARCH</w:t>
+            </w:r>
+          </w:p>
+        </w:tc>
+        <w:tc>
+          <w:tcPr>
+            <w:tcW w:type="dxa" w:w="1872"/>
+          </w:tcPr>
+          <w:p>
+            <w:pPr>
+              <w:jc w:val="center"/>
+            </w:pPr>
+            <w:r/>
+            <w:r>
+              <w:rPr>
+                <w:rFonts w:ascii="Times New Roman" w:hAnsi="Times New Roman"/>
+                <w:sz w:val="16"/>
+              </w:rPr>
+              <w:t>No ARCH detected</w:t>
+            </w:r>
+          </w:p>
+        </w:tc>
+      </w:tr>
+      <w:tr>
+        <w:tc>
+          <w:tcPr>
+            <w:tcW w:type="dxa" w:w="1872"/>
+          </w:tcPr>
+          <w:p>
+            <w:pPr>
+              <w:jc w:val="center"/>
+            </w:pPr>
+            <w:r/>
+            <w:r>
+              <w:rPr>
+                <w:rFonts w:ascii="Times New Roman" w:hAnsi="Times New Roman"/>
+                <w:sz w:val="16"/>
+              </w:rPr>
+              <w:t>ARCH LM (lag 4)</w:t>
+            </w:r>
+          </w:p>
+        </w:tc>
+        <w:tc>
+          <w:tcPr>
+            <w:tcW w:type="dxa" w:w="1872"/>
+          </w:tcPr>
+          <w:p>
+            <w:pPr>
+              <w:jc w:val="center"/>
+            </w:pPr>
+            <w:r/>
+            <w:r>
+              <w:rPr>
+                <w:rFonts w:ascii="Times New Roman" w:hAnsi="Times New Roman"/>
+                <w:sz w:val="16"/>
+              </w:rPr>
+              <w:t>8.63</w:t>
+            </w:r>
+          </w:p>
+        </w:tc>
+        <w:tc>
+          <w:tcPr>
+            <w:tcW w:type="dxa" w:w="1872"/>
+          </w:tcPr>
+          <w:p>
+            <w:pPr>
+              <w:jc w:val="center"/>
+            </w:pPr>
+            <w:r/>
+            <w:r>
+              <w:rPr>
+                <w:rFonts w:ascii="Times New Roman" w:hAnsi="Times New Roman"/>
+                <w:sz w:val="16"/>
+              </w:rPr>
+              <w:t>0.3742</w:t>
+            </w:r>
+          </w:p>
+        </w:tc>
+        <w:tc>
+          <w:tcPr>
+            <w:tcW w:type="dxa" w:w="1872"/>
+          </w:tcPr>
+          <w:p>
+            <w:pPr>
+              <w:jc w:val="center"/>
+            </w:pPr>
+            <w:r/>
+            <w:r>
+              <w:rPr>
+                <w:rFonts w:ascii="Times New Roman" w:hAnsi="Times New Roman"/>
+                <w:sz w:val="16"/>
+              </w:rPr>
+              <w:t>No ARCH</w:t>
+            </w:r>
+          </w:p>
+        </w:tc>
+        <w:tc>
+          <w:tcPr>
+            <w:tcW w:type="dxa" w:w="1872"/>
+          </w:tcPr>
+          <w:p>
+            <w:pPr>
+              <w:jc w:val="center"/>
+            </w:pPr>
+            <w:r/>
+            <w:r>
+              <w:rPr>
+                <w:rFonts w:ascii="Times New Roman" w:hAnsi="Times New Roman"/>
+                <w:sz w:val="16"/>
+              </w:rPr>
+              <w:t>No ARCH detected</w:t>
+            </w:r>
+          </w:p>
+        </w:tc>
+      </w:tr>
+    </w:tbl>
+    <w:p>
+      <w:pPr>
+        <w:spacing w:line="360" w:lineRule="auto" w:before="0" w:after="240"/>
+        <w:jc w:val="both"/>
+      </w:pPr>
+      <w:r>
+        <w:rPr>
+          <w:rFonts w:ascii="Times New Roman" w:hAnsi="Times New Roman" w:cs="Times New Roman"/>
+          <w:rFonts w:ascii="Times New Roman" w:hAnsi="Times New Roman"/>
+          <w:b w:val="0"/>
+          <w:i/>
+          <w:sz w:val="18"/>
+        </w:rPr>
+        <w:t>Note: Portmanteau test up to 24 lags. LM tests for residual autocorrelation. Multivariate Jarque-Bera test based on Doornik-Hansen procedure.</w:t>
+      </w:r>
+    </w:p>
+    <w:p>
+      <w:pPr>
+        <w:spacing w:line="360" w:lineRule="auto" w:before="0" w:after="80"/>
+        <w:jc w:val="left"/>
+      </w:pPr>
+      <w:r>
+        <w:rPr>
+          <w:rFonts w:ascii="Times New Roman" w:hAnsi="Times New Roman" w:cs="Times New Roman"/>
+          <w:rFonts w:ascii="Times New Roman" w:hAnsi="Times New Roman"/>
+          <w:b/>
+          <w:i w:val="0"/>
+          <w:sz w:val="22"/>
+        </w:rPr>
+        <w:t>Table C2. VAR Stability: Inverse Roots of Characteristic Polynomial</w:t>
+      </w:r>
+    </w:p>
+    <w:tbl>
+      <w:tblPr>
+        <w:tblW w:type="auto" w:w="0"/>
+        <w:jc w:val="center"/>
+        <w:tblLook w:firstColumn="1" w:firstRow="1" w:lastColumn="0" w:lastRow="0" w:noHBand="0" w:noVBand="1" w:val="04A0"/>
+      </w:tblPr>
+      <w:tblGrid>
+        <w:gridCol w:w="1872"/>
+        <w:gridCol w:w="1872"/>
+        <w:gridCol w:w="1872"/>
+        <w:gridCol w:w="1872"/>
+        <w:gridCol w:w="1872"/>
+      </w:tblGrid>
+      <w:tr>
+        <w:tc>
+          <w:tcPr>
+            <w:tcW w:type="dxa" w:w="1872"/>
+          </w:tcPr>
+          <w:p>
+            <w:pPr>
+              <w:jc w:val="center"/>
+            </w:pPr>
+            <w:r/>
+            <w:r>
+              <w:rPr>
+                <w:rFonts w:ascii="Times New Roman" w:hAnsi="Times New Roman"/>
+                <w:b/>
+                <w:sz w:val="16"/>
+              </w:rPr>
+              <w:t>Root</w:t>
+            </w:r>
+          </w:p>
+        </w:tc>
+        <w:tc>
+          <w:tcPr>
+            <w:tcW w:type="dxa" w:w="1872"/>
+          </w:tcPr>
+          <w:p>
+            <w:pPr>
+              <w:jc w:val="center"/>
+            </w:pPr>
+            <w:r/>
+            <w:r>
+              <w:rPr>
+                <w:rFonts w:ascii="Times New Roman" w:hAnsi="Times New Roman"/>
+                <w:b/>
+                <w:sz w:val="16"/>
+              </w:rPr>
+              <w:t>Real</w:t>
+            </w:r>
+          </w:p>
+        </w:tc>
+        <w:tc>
+          <w:tcPr>
+            <w:tcW w:type="dxa" w:w="1872"/>
+          </w:tcPr>
+          <w:p>
+            <w:pPr>
+              <w:jc w:val="center"/>
+            </w:pPr>
+            <w:r/>
+            <w:r>
+              <w:rPr>
+                <w:rFonts w:ascii="Times New Roman" w:hAnsi="Times New Roman"/>
+                <w:b/>
+                <w:sz w:val="16"/>
+              </w:rPr>
+              <w:t>Imaginary</w:t>
+            </w:r>
+          </w:p>
+        </w:tc>
+        <w:tc>
+          <w:tcPr>
+            <w:tcW w:type="dxa" w:w="1872"/>
+          </w:tcPr>
+          <w:p>
+            <w:pPr>
+              <w:jc w:val="center"/>
+            </w:pPr>
+            <w:r/>
+            <w:r>
+              <w:rPr>
+                <w:rFonts w:ascii="Times New Roman" w:hAnsi="Times New Roman"/>
+                <w:b/>
+                <w:sz w:val="16"/>
+              </w:rPr>
+              <w:t>Modulus</w:t>
+            </w:r>
+          </w:p>
+        </w:tc>
+        <w:tc>
+          <w:tcPr>
+            <w:tcW w:type="dxa" w:w="1872"/>
+          </w:tcPr>
+          <w:p>
+            <w:pPr>
+              <w:jc w:val="center"/>
+            </w:pPr>
+            <w:r/>
+            <w:r>
+              <w:rPr>
+                <w:rFonts w:ascii="Times New Roman" w:hAnsi="Times New Roman"/>
+                <w:b/>
+                <w:sz w:val="16"/>
+              </w:rPr>
+              <w:t>Stable</w:t>
+            </w:r>
+          </w:p>
+        </w:tc>
+      </w:tr>
+      <w:tr>
+        <w:tc>
+          <w:tcPr>
+            <w:tcW w:type="dxa" w:w="1872"/>
+          </w:tcPr>
+          <w:p>
+            <w:pPr>
+              <w:jc w:val="center"/>
+            </w:pPr>
+            <w:r/>
+            <w:r>
+              <w:rPr>
+                <w:rFonts w:ascii="Times New Roman" w:hAnsi="Times New Roman"/>
+                <w:sz w:val="16"/>
+              </w:rPr>
+              <w:t>1</w:t>
+            </w:r>
+          </w:p>
+        </w:tc>
+        <w:tc>
+          <w:tcPr>
+            <w:tcW w:type="dxa" w:w="1872"/>
+          </w:tcPr>
+          <w:p>
+            <w:pPr>
+              <w:jc w:val="center"/>
+            </w:pPr>
+            <w:r/>
+            <w:r>
+              <w:rPr>
+                <w:rFonts w:ascii="Times New Roman" w:hAnsi="Times New Roman"/>
+                <w:sz w:val="16"/>
+              </w:rPr>
+              <w:t>0.8842</w:t>
+            </w:r>
+          </w:p>
+        </w:tc>
+        <w:tc>
+          <w:tcPr>
+            <w:tcW w:type="dxa" w:w="1872"/>
+          </w:tcPr>
+          <w:p>
+            <w:pPr>
+              <w:jc w:val="center"/>
+            </w:pPr>
+            <w:r/>
+            <w:r>
+              <w:rPr>
+                <w:rFonts w:ascii="Times New Roman" w:hAnsi="Times New Roman"/>
+                <w:sz w:val="16"/>
+              </w:rPr>
+              <w:t>0.0000</w:t>
+            </w:r>
+          </w:p>
+        </w:tc>
+        <w:tc>
+          <w:tcPr>
+            <w:tcW w:type="dxa" w:w="1872"/>
+          </w:tcPr>
+          <w:p>
+            <w:pPr>
+              <w:jc w:val="center"/>
+            </w:pPr>
+            <w:r/>
+            <w:r>
+              <w:rPr>
+                <w:rFonts w:ascii="Times New Roman" w:hAnsi="Times New Roman"/>
+                <w:sz w:val="16"/>
+              </w:rPr>
+              <w:t>0.8842</w:t>
+            </w:r>
+          </w:p>
+        </w:tc>
+        <w:tc>
+          <w:tcPr>
+            <w:tcW w:type="dxa" w:w="1872"/>
+          </w:tcPr>
+          <w:p>
+            <w:pPr>
+              <w:jc w:val="center"/>
+            </w:pPr>
+            <w:r/>
+            <w:r>
+              <w:rPr>
+                <w:rFonts w:ascii="Times New Roman" w:hAnsi="Times New Roman"/>
+                <w:sz w:val="16"/>
+              </w:rPr>
+              <w:t>Yes</w:t>
+            </w:r>
+          </w:p>
+        </w:tc>
+      </w:tr>
+      <w:tr>
+        <w:tc>
+          <w:tcPr>
+            <w:tcW w:type="dxa" w:w="1872"/>
+          </w:tcPr>
+          <w:p>
+            <w:pPr>
+              <w:jc w:val="center"/>
+            </w:pPr>
+            <w:r/>
+            <w:r>
+              <w:rPr>
+                <w:rFonts w:ascii="Times New Roman" w:hAnsi="Times New Roman"/>
+                <w:sz w:val="16"/>
+              </w:rPr>
+              <w:t>2</w:t>
+            </w:r>
+          </w:p>
+        </w:tc>
+        <w:tc>
+          <w:tcPr>
+            <w:tcW w:type="dxa" w:w="1872"/>
+          </w:tcPr>
+          <w:p>
+            <w:pPr>
+              <w:jc w:val="center"/>
+            </w:pPr>
+            <w:r/>
+            <w:r>
+              <w:rPr>
+                <w:rFonts w:ascii="Times New Roman" w:hAnsi="Times New Roman"/>
+                <w:sz w:val="16"/>
+              </w:rPr>
+              <w:t>0.8215</w:t>
+            </w:r>
+          </w:p>
+        </w:tc>
+        <w:tc>
+          <w:tcPr>
+            <w:tcW w:type="dxa" w:w="1872"/>
+          </w:tcPr>
+          <w:p>
+            <w:pPr>
+              <w:jc w:val="center"/>
+            </w:pPr>
+            <w:r/>
+            <w:r>
+              <w:rPr>
+                <w:rFonts w:ascii="Times New Roman" w:hAnsi="Times New Roman"/>
+                <w:sz w:val="16"/>
+              </w:rPr>
+              <w:t>0.3142</w:t>
+            </w:r>
+          </w:p>
+        </w:tc>
+        <w:tc>
+          <w:tcPr>
+            <w:tcW w:type="dxa" w:w="1872"/>
+          </w:tcPr>
+          <w:p>
+            <w:pPr>
+              <w:jc w:val="center"/>
+            </w:pPr>
+            <w:r/>
+            <w:r>
+              <w:rPr>
+                <w:rFonts w:ascii="Times New Roman" w:hAnsi="Times New Roman"/>
+                <w:sz w:val="16"/>
+              </w:rPr>
+              <w:t>0.8796</w:t>
+            </w:r>
+          </w:p>
+        </w:tc>
+        <w:tc>
+          <w:tcPr>
+            <w:tcW w:type="dxa" w:w="1872"/>
+          </w:tcPr>
+          <w:p>
+            <w:pPr>
+              <w:jc w:val="center"/>
+            </w:pPr>
+            <w:r/>
+            <w:r>
+              <w:rPr>
+                <w:rFonts w:ascii="Times New Roman" w:hAnsi="Times New Roman"/>
+                <w:sz w:val="16"/>
+              </w:rPr>
+              <w:t>Yes</w:t>
+            </w:r>
+          </w:p>
+        </w:tc>
+      </w:tr>
+      <w:tr>
+        <w:tc>
+          <w:tcPr>
+            <w:tcW w:type="dxa" w:w="1872"/>
+          </w:tcPr>
+          <w:p>
+            <w:pPr>
+              <w:jc w:val="center"/>
+            </w:pPr>
+            <w:r/>
+            <w:r>
+              <w:rPr>
+                <w:rFonts w:ascii="Times New Roman" w:hAnsi="Times New Roman"/>
+                <w:sz w:val="16"/>
+              </w:rPr>
+              <w:t>3</w:t>
+            </w:r>
+          </w:p>
+        </w:tc>
+        <w:tc>
+          <w:tcPr>
+            <w:tcW w:type="dxa" w:w="1872"/>
+          </w:tcPr>
+          <w:p>
+            <w:pPr>
+              <w:jc w:val="center"/>
+            </w:pPr>
+            <w:r/>
+            <w:r>
+              <w:rPr>
+                <w:rFonts w:ascii="Times New Roman" w:hAnsi="Times New Roman"/>
+                <w:sz w:val="16"/>
+              </w:rPr>
+              <w:t>0.8215</w:t>
+            </w:r>
+          </w:p>
+        </w:tc>
+        <w:tc>
+          <w:tcPr>
+            <w:tcW w:type="dxa" w:w="1872"/>
+          </w:tcPr>
+          <w:p>
+            <w:pPr>
+              <w:jc w:val="center"/>
+            </w:pPr>
+            <w:r/>
+            <w:r>
+              <w:rPr>
+                <w:rFonts w:ascii="Times New Roman" w:hAnsi="Times New Roman"/>
+                <w:sz w:val="16"/>
+              </w:rPr>
+              <w:t>-0.3142</w:t>
+            </w:r>
+          </w:p>
+        </w:tc>
+        <w:tc>
+          <w:tcPr>
+            <w:tcW w:type="dxa" w:w="1872"/>
+          </w:tcPr>
+          <w:p>
+            <w:pPr>
+              <w:jc w:val="center"/>
+            </w:pPr>
+            <w:r/>
+            <w:r>
+              <w:rPr>
+                <w:rFonts w:ascii="Times New Roman" w:hAnsi="Times New Roman"/>
+                <w:sz w:val="16"/>
+              </w:rPr>
+              <w:t>0.8796</w:t>
+            </w:r>
+          </w:p>
+        </w:tc>
+        <w:tc>
+          <w:tcPr>
+            <w:tcW w:type="dxa" w:w="1872"/>
+          </w:tcPr>
+          <w:p>
+            <w:pPr>
+              <w:jc w:val="center"/>
+            </w:pPr>
+            <w:r/>
+            <w:r>
+              <w:rPr>
+                <w:rFonts w:ascii="Times New Roman" w:hAnsi="Times New Roman"/>
+                <w:sz w:val="16"/>
+              </w:rPr>
+              <w:t>Yes</w:t>
+            </w:r>
+          </w:p>
+        </w:tc>
+      </w:tr>
+      <w:tr>
+        <w:tc>
+          <w:tcPr>
+            <w:tcW w:type="dxa" w:w="1872"/>
+          </w:tcPr>
+          <w:p>
+            <w:pPr>
+              <w:jc w:val="center"/>
+            </w:pPr>
+            <w:r/>
+            <w:r>
+              <w:rPr>
+                <w:rFonts w:ascii="Times New Roman" w:hAnsi="Times New Roman"/>
+                <w:sz w:val="16"/>
+              </w:rPr>
+              <w:t>4</w:t>
+            </w:r>
+          </w:p>
+        </w:tc>
+        <w:tc>
+          <w:tcPr>
+            <w:tcW w:type="dxa" w:w="1872"/>
+          </w:tcPr>
+          <w:p>
+            <w:pPr>
+              <w:jc w:val="center"/>
+            </w:pPr>
+            <w:r/>
+            <w:r>
+              <w:rPr>
+                <w:rFonts w:ascii="Times New Roman" w:hAnsi="Times New Roman"/>
+                <w:sz w:val="16"/>
+              </w:rPr>
+              <w:t>0.7531</w:t>
+            </w:r>
+          </w:p>
+        </w:tc>
+        <w:tc>
+          <w:tcPr>
+            <w:tcW w:type="dxa" w:w="1872"/>
+          </w:tcPr>
+          <w:p>
+            <w:pPr>
+              <w:jc w:val="center"/>
+            </w:pPr>
+            <w:r/>
+            <w:r>
+              <w:rPr>
+                <w:rFonts w:ascii="Times New Roman" w:hAnsi="Times New Roman"/>
+                <w:sz w:val="16"/>
+              </w:rPr>
+              <w:t>0.0000</w:t>
+            </w:r>
+          </w:p>
+        </w:tc>
+        <w:tc>
+          <w:tcPr>
+            <w:tcW w:type="dxa" w:w="1872"/>
+          </w:tcPr>
+          <w:p>
+            <w:pPr>
+              <w:jc w:val="center"/>
+            </w:pPr>
+            <w:r/>
+            <w:r>
+              <w:rPr>
+                <w:rFonts w:ascii="Times New Roman" w:hAnsi="Times New Roman"/>
+                <w:sz w:val="16"/>
+              </w:rPr>
+              <w:t>0.7531</w:t>
+            </w:r>
+          </w:p>
+        </w:tc>
+        <w:tc>
+          <w:tcPr>
+            <w:tcW w:type="dxa" w:w="1872"/>
+          </w:tcPr>
+          <w:p>
+            <w:pPr>
+              <w:jc w:val="center"/>
+            </w:pPr>
+            <w:r/>
+            <w:r>
+              <w:rPr>
+                <w:rFonts w:ascii="Times New Roman" w:hAnsi="Times New Roman"/>
+                <w:sz w:val="16"/>
+              </w:rPr>
+              <w:t>Yes</w:t>
+            </w:r>
+          </w:p>
+        </w:tc>
+      </w:tr>
+      <w:tr>
+        <w:tc>
+          <w:tcPr>
+            <w:tcW w:type="dxa" w:w="1872"/>
+          </w:tcPr>
+          <w:p>
+            <w:pPr>
+              <w:jc w:val="center"/>
+            </w:pPr>
+            <w:r/>
+            <w:r>
+              <w:rPr>
+                <w:rFonts w:ascii="Times New Roman" w:hAnsi="Times New Roman"/>
+                <w:sz w:val="16"/>
+              </w:rPr>
+              <w:t>5</w:t>
+            </w:r>
+          </w:p>
+        </w:tc>
+        <w:tc>
+          <w:tcPr>
+            <w:tcW w:type="dxa" w:w="1872"/>
+          </w:tcPr>
+          <w:p>
+            <w:pPr>
+              <w:jc w:val="center"/>
+            </w:pPr>
+            <w:r/>
+            <w:r>
+              <w:rPr>
+                <w:rFonts w:ascii="Times New Roman" w:hAnsi="Times New Roman"/>
+                <w:sz w:val="16"/>
+              </w:rPr>
+              <w:t>0.6847</w:t>
+            </w:r>
+          </w:p>
+        </w:tc>
+        <w:tc>
+          <w:tcPr>
+            <w:tcW w:type="dxa" w:w="1872"/>
+          </w:tcPr>
+          <w:p>
+            <w:pPr>
+              <w:jc w:val="center"/>
+            </w:pPr>
+            <w:r/>
+            <w:r>
+              <w:rPr>
+                <w:rFonts w:ascii="Times New Roman" w:hAnsi="Times New Roman"/>
+                <w:sz w:val="16"/>
+              </w:rPr>
+              <w:t>0.4218</w:t>
+            </w:r>
+          </w:p>
+        </w:tc>
+        <w:tc>
+          <w:tcPr>
+            <w:tcW w:type="dxa" w:w="1872"/>
+          </w:tcPr>
+          <w:p>
+            <w:pPr>
+              <w:jc w:val="center"/>
+            </w:pPr>
+            <w:r/>
+            <w:r>
+              <w:rPr>
+                <w:rFonts w:ascii="Times New Roman" w:hAnsi="Times New Roman"/>
+                <w:sz w:val="16"/>
+              </w:rPr>
+              <w:t>0.8042</w:t>
+            </w:r>
+          </w:p>
+        </w:tc>
+        <w:tc>
+          <w:tcPr>
+            <w:tcW w:type="dxa" w:w="1872"/>
+          </w:tcPr>
+          <w:p>
+            <w:pPr>
+              <w:jc w:val="center"/>
+            </w:pPr>
+            <w:r/>
+            <w:r>
+              <w:rPr>
+                <w:rFonts w:ascii="Times New Roman" w:hAnsi="Times New Roman"/>
+                <w:sz w:val="16"/>
+              </w:rPr>
+              <w:t>Yes</w:t>
+            </w:r>
+          </w:p>
+        </w:tc>
+      </w:tr>
+      <w:tr>
+        <w:tc>
+          <w:tcPr>
+            <w:tcW w:type="dxa" w:w="1872"/>
+          </w:tcPr>
+          <w:p>
+            <w:pPr>
+              <w:jc w:val="center"/>
+            </w:pPr>
+            <w:r/>
+            <w:r>
+              <w:rPr>
+                <w:rFonts w:ascii="Times New Roman" w:hAnsi="Times New Roman"/>
+                <w:sz w:val="16"/>
+              </w:rPr>
+              <w:t>6</w:t>
+            </w:r>
+          </w:p>
+        </w:tc>
+        <w:tc>
+          <w:tcPr>
+            <w:tcW w:type="dxa" w:w="1872"/>
+          </w:tcPr>
+          <w:p>
+            <w:pPr>
+              <w:jc w:val="center"/>
+            </w:pPr>
+            <w:r/>
+            <w:r>
+              <w:rPr>
+                <w:rFonts w:ascii="Times New Roman" w:hAnsi="Times New Roman"/>
+                <w:sz w:val="16"/>
+              </w:rPr>
+              <w:t>0.6847</w:t>
+            </w:r>
+          </w:p>
+        </w:tc>
+        <w:tc>
+          <w:tcPr>
+            <w:tcW w:type="dxa" w:w="1872"/>
+          </w:tcPr>
+          <w:p>
+            <w:pPr>
+              <w:jc w:val="center"/>
+            </w:pPr>
+            <w:r/>
+            <w:r>
+              <w:rPr>
+                <w:rFonts w:ascii="Times New Roman" w:hAnsi="Times New Roman"/>
+                <w:sz w:val="16"/>
+              </w:rPr>
+              <w:t>-0.4218</w:t>
+            </w:r>
+          </w:p>
+        </w:tc>
+        <w:tc>
+          <w:tcPr>
+            <w:tcW w:type="dxa" w:w="1872"/>
+          </w:tcPr>
+          <w:p>
+            <w:pPr>
+              <w:jc w:val="center"/>
+            </w:pPr>
+            <w:r/>
+            <w:r>
+              <w:rPr>
+                <w:rFonts w:ascii="Times New Roman" w:hAnsi="Times New Roman"/>
+                <w:sz w:val="16"/>
+              </w:rPr>
+              <w:t>0.8042</w:t>
+            </w:r>
+          </w:p>
+        </w:tc>
+        <w:tc>
+          <w:tcPr>
+            <w:tcW w:type="dxa" w:w="1872"/>
+          </w:tcPr>
+          <w:p>
+            <w:pPr>
+              <w:jc w:val="center"/>
+            </w:pPr>
+            <w:r/>
+            <w:r>
+              <w:rPr>
+                <w:rFonts w:ascii="Times New Roman" w:hAnsi="Times New Roman"/>
+                <w:sz w:val="16"/>
+              </w:rPr>
+              <w:t>Yes</w:t>
+            </w:r>
+          </w:p>
+        </w:tc>
+      </w:tr>
+      <w:tr>
+        <w:tc>
+          <w:tcPr>
+            <w:tcW w:type="dxa" w:w="1872"/>
+          </w:tcPr>
+          <w:p>
+            <w:pPr>
+              <w:jc w:val="center"/>
+            </w:pPr>
+            <w:r/>
+            <w:r>
+              <w:rPr>
+                <w:rFonts w:ascii="Times New Roman" w:hAnsi="Times New Roman"/>
+                <w:sz w:val="16"/>
+              </w:rPr>
+              <w:t>7</w:t>
+            </w:r>
+          </w:p>
+        </w:tc>
+        <w:tc>
+          <w:tcPr>
+            <w:tcW w:type="dxa" w:w="1872"/>
+          </w:tcPr>
+          <w:p>
+            <w:pPr>
+              <w:jc w:val="center"/>
+            </w:pPr>
+            <w:r/>
+            <w:r>
+              <w:rPr>
+                <w:rFonts w:ascii="Times New Roman" w:hAnsi="Times New Roman"/>
+                <w:sz w:val="16"/>
+              </w:rPr>
+              <w:t>0.6234</w:t>
+            </w:r>
+          </w:p>
+        </w:tc>
+        <w:tc>
+          <w:tcPr>
+            <w:tcW w:type="dxa" w:w="1872"/>
+          </w:tcPr>
+          <w:p>
+            <w:pPr>
+              <w:jc w:val="center"/>
+            </w:pPr>
+            <w:r/>
+            <w:r>
+              <w:rPr>
+                <w:rFonts w:ascii="Times New Roman" w:hAnsi="Times New Roman"/>
+                <w:sz w:val="16"/>
+              </w:rPr>
+              <w:t>0.0000</w:t>
+            </w:r>
+          </w:p>
+        </w:tc>
+        <w:tc>
+          <w:tcPr>
+            <w:tcW w:type="dxa" w:w="1872"/>
+          </w:tcPr>
+          <w:p>
+            <w:pPr>
+              <w:jc w:val="center"/>
+            </w:pPr>
+            <w:r/>
+            <w:r>
+              <w:rPr>
+                <w:rFonts w:ascii="Times New Roman" w:hAnsi="Times New Roman"/>
+                <w:sz w:val="16"/>
+              </w:rPr>
+              <w:t>0.6234</w:t>
+            </w:r>
+          </w:p>
+        </w:tc>
+        <w:tc>
+          <w:tcPr>
+            <w:tcW w:type="dxa" w:w="1872"/>
+          </w:tcPr>
+          <w:p>
+            <w:pPr>
+              <w:jc w:val="center"/>
+            </w:pPr>
+            <w:r/>
+            <w:r>
+              <w:rPr>
+                <w:rFonts w:ascii="Times New Roman" w:hAnsi="Times New Roman"/>
+                <w:sz w:val="16"/>
+              </w:rPr>
+              <w:t>Yes</w:t>
+            </w:r>
+          </w:p>
+        </w:tc>
+      </w:tr>
+      <w:tr>
+        <w:tc>
+          <w:tcPr>
+            <w:tcW w:type="dxa" w:w="1872"/>
+          </w:tcPr>
+          <w:p>
+            <w:pPr>
+              <w:jc w:val="center"/>
+            </w:pPr>
+            <w:r/>
+            <w:r>
+              <w:rPr>
+                <w:rFonts w:ascii="Times New Roman" w:hAnsi="Times New Roman"/>
+                <w:sz w:val="16"/>
+              </w:rPr>
+              <w:t>8</w:t>
+            </w:r>
+          </w:p>
+        </w:tc>
+        <w:tc>
+          <w:tcPr>
+            <w:tcW w:type="dxa" w:w="1872"/>
+          </w:tcPr>
+          <w:p>
+            <w:pPr>
+              <w:jc w:val="center"/>
+            </w:pPr>
+            <w:r/>
+            <w:r>
+              <w:rPr>
+                <w:rFonts w:ascii="Times New Roman" w:hAnsi="Times New Roman"/>
+                <w:sz w:val="16"/>
+              </w:rPr>
+              <w:t>0.5842</w:t>
+            </w:r>
+          </w:p>
+        </w:tc>
+        <w:tc>
+          <w:tcPr>
+            <w:tcW w:type="dxa" w:w="1872"/>
+          </w:tcPr>
+          <w:p>
+            <w:pPr>
+              <w:jc w:val="center"/>
+            </w:pPr>
+            <w:r/>
+            <w:r>
+              <w:rPr>
+                <w:rFonts w:ascii="Times New Roman" w:hAnsi="Times New Roman"/>
+                <w:sz w:val="16"/>
+              </w:rPr>
+              <w:t>0.2876</w:t>
+            </w:r>
+          </w:p>
+        </w:tc>
+        <w:tc>
+          <w:tcPr>
+            <w:tcW w:type="dxa" w:w="1872"/>
+          </w:tcPr>
+          <w:p>
+            <w:pPr>
+              <w:jc w:val="center"/>
+            </w:pPr>
+            <w:r/>
+            <w:r>
+              <w:rPr>
+                <w:rFonts w:ascii="Times New Roman" w:hAnsi="Times New Roman"/>
+                <w:sz w:val="16"/>
+              </w:rPr>
+              <w:t>0.6512</w:t>
+            </w:r>
+          </w:p>
+        </w:tc>
+        <w:tc>
+          <w:tcPr>
+            <w:tcW w:type="dxa" w:w="1872"/>
+          </w:tcPr>
+          <w:p>
+            <w:pPr>
+              <w:jc w:val="center"/>
+            </w:pPr>
+            <w:r/>
+            <w:r>
+              <w:rPr>
+                <w:rFonts w:ascii="Times New Roman" w:hAnsi="Times New Roman"/>
+                <w:sz w:val="16"/>
+              </w:rPr>
+              <w:t>Yes</w:t>
+            </w:r>
+          </w:p>
+        </w:tc>
+      </w:tr>
+      <w:tr>
+        <w:tc>
+          <w:tcPr>
+            <w:tcW w:type="dxa" w:w="1872"/>
+          </w:tcPr>
+          <w:p>
+            <w:pPr>
+              <w:jc w:val="center"/>
+            </w:pPr>
+            <w:r/>
+            <w:r>
+              <w:rPr>
+                <w:rFonts w:ascii="Times New Roman" w:hAnsi="Times New Roman"/>
+                <w:sz w:val="16"/>
+              </w:rPr>
+              <w:t>9</w:t>
+            </w:r>
+          </w:p>
+        </w:tc>
+        <w:tc>
+          <w:tcPr>
+            <w:tcW w:type="dxa" w:w="1872"/>
+          </w:tcPr>
+          <w:p>
+            <w:pPr>
+              <w:jc w:val="center"/>
+            </w:pPr>
+            <w:r/>
+            <w:r>
+              <w:rPr>
+                <w:rFonts w:ascii="Times New Roman" w:hAnsi="Times New Roman"/>
+                <w:sz w:val="16"/>
+              </w:rPr>
+              <w:t>0.5842</w:t>
+            </w:r>
+          </w:p>
+        </w:tc>
+        <w:tc>
+          <w:tcPr>
+            <w:tcW w:type="dxa" w:w="1872"/>
+          </w:tcPr>
+          <w:p>
+            <w:pPr>
+              <w:jc w:val="center"/>
+            </w:pPr>
+            <w:r/>
+            <w:r>
+              <w:rPr>
+                <w:rFonts w:ascii="Times New Roman" w:hAnsi="Times New Roman"/>
+                <w:sz w:val="16"/>
+              </w:rPr>
+              <w:t>-0.2876</w:t>
+            </w:r>
+          </w:p>
+        </w:tc>
+        <w:tc>
+          <w:tcPr>
+            <w:tcW w:type="dxa" w:w="1872"/>
+          </w:tcPr>
+          <w:p>
+            <w:pPr>
+              <w:jc w:val="center"/>
+            </w:pPr>
+            <w:r/>
+            <w:r>
+              <w:rPr>
+                <w:rFonts w:ascii="Times New Roman" w:hAnsi="Times New Roman"/>
+                <w:sz w:val="16"/>
+              </w:rPr>
+              <w:t>0.6512</w:t>
+            </w:r>
+          </w:p>
+        </w:tc>
+        <w:tc>
+          <w:tcPr>
+            <w:tcW w:type="dxa" w:w="1872"/>
+          </w:tcPr>
+          <w:p>
+            <w:pPr>
+              <w:jc w:val="center"/>
+            </w:pPr>
+            <w:r/>
+            <w:r>
+              <w:rPr>
+                <w:rFonts w:ascii="Times New Roman" w:hAnsi="Times New Roman"/>
+                <w:sz w:val="16"/>
+              </w:rPr>
+              <w:t>Yes</w:t>
+            </w:r>
+          </w:p>
+        </w:tc>
+      </w:tr>
+      <w:tr>
+        <w:tc>
+          <w:tcPr>
+            <w:tcW w:type="dxa" w:w="1872"/>
+          </w:tcPr>
+          <w:p>
+            <w:pPr>
+              <w:jc w:val="center"/>
+            </w:pPr>
+            <w:r/>
+            <w:r>
+              <w:rPr>
+                <w:rFonts w:ascii="Times New Roman" w:hAnsi="Times New Roman"/>
+                <w:sz w:val="16"/>
+              </w:rPr>
+              <w:t>10</w:t>
+            </w:r>
+          </w:p>
+        </w:tc>
+        <w:tc>
+          <w:tcPr>
+            <w:tcW w:type="dxa" w:w="1872"/>
+          </w:tcPr>
+          <w:p>
+            <w:pPr>
+              <w:jc w:val="center"/>
+            </w:pPr>
+            <w:r/>
+            <w:r>
+              <w:rPr>
+                <w:rFonts w:ascii="Times New Roman" w:hAnsi="Times New Roman"/>
+                <w:sz w:val="16"/>
+              </w:rPr>
+              <w:t>0.4218</w:t>
+            </w:r>
+          </w:p>
+        </w:tc>
+        <w:tc>
+          <w:tcPr>
+            <w:tcW w:type="dxa" w:w="1872"/>
+          </w:tcPr>
+          <w:p>
+            <w:pPr>
+              <w:jc w:val="center"/>
+            </w:pPr>
+            <w:r/>
+            <w:r>
+              <w:rPr>
+                <w:rFonts w:ascii="Times New Roman" w:hAnsi="Times New Roman"/>
+                <w:sz w:val="16"/>
+              </w:rPr>
+              <w:t>0.0000</w:t>
+            </w:r>
+          </w:p>
+        </w:tc>
+        <w:tc>
+          <w:tcPr>
+            <w:tcW w:type="dxa" w:w="1872"/>
+          </w:tcPr>
+          <w:p>
+            <w:pPr>
+              <w:jc w:val="center"/>
+            </w:pPr>
+            <w:r/>
+            <w:r>
+              <w:rPr>
+                <w:rFonts w:ascii="Times New Roman" w:hAnsi="Times New Roman"/>
+                <w:sz w:val="16"/>
+              </w:rPr>
+              <w:t>0.4218</w:t>
+            </w:r>
+          </w:p>
+        </w:tc>
+        <w:tc>
+          <w:tcPr>
+            <w:tcW w:type="dxa" w:w="1872"/>
+          </w:tcPr>
+          <w:p>
+            <w:pPr>
+              <w:jc w:val="center"/>
+            </w:pPr>
+            <w:r/>
+            <w:r>
+              <w:rPr>
+                <w:rFonts w:ascii="Times New Roman" w:hAnsi="Times New Roman"/>
+                <w:sz w:val="16"/>
+              </w:rPr>
+              <w:t>Yes</w:t>
+            </w:r>
+          </w:p>
+        </w:tc>
+      </w:tr>
+      <w:tr>
+        <w:tc>
+          <w:tcPr>
+            <w:tcW w:type="dxa" w:w="1872"/>
+          </w:tcPr>
+          <w:p>
+            <w:pPr>
+              <w:jc w:val="center"/>
+            </w:pPr>
+            <w:r/>
+            <w:r>
+              <w:rPr>
+                <w:rFonts w:ascii="Times New Roman" w:hAnsi="Times New Roman"/>
+                <w:sz w:val="16"/>
+              </w:rPr>
+              <w:t>11</w:t>
+            </w:r>
+          </w:p>
+        </w:tc>
+        <w:tc>
+          <w:tcPr>
+            <w:tcW w:type="dxa" w:w="1872"/>
+          </w:tcPr>
+          <w:p>
+            <w:pPr>
+              <w:jc w:val="center"/>
+            </w:pPr>
+            <w:r/>
+            <w:r>
+              <w:rPr>
+                <w:rFonts w:ascii="Times New Roman" w:hAnsi="Times New Roman"/>
+                <w:sz w:val="16"/>
+              </w:rPr>
+              <w:t>0.3542</w:t>
+            </w:r>
+          </w:p>
+        </w:tc>
+        <w:tc>
+          <w:tcPr>
+            <w:tcW w:type="dxa" w:w="1872"/>
+          </w:tcPr>
+          <w:p>
+            <w:pPr>
+              <w:jc w:val="center"/>
+            </w:pPr>
+            <w:r/>
+            <w:r>
+              <w:rPr>
+                <w:rFonts w:ascii="Times New Roman" w:hAnsi="Times New Roman"/>
+                <w:sz w:val="16"/>
+              </w:rPr>
+              <w:t>0.1847</w:t>
+            </w:r>
+          </w:p>
+        </w:tc>
+        <w:tc>
+          <w:tcPr>
+            <w:tcW w:type="dxa" w:w="1872"/>
+          </w:tcPr>
+          <w:p>
+            <w:pPr>
+              <w:jc w:val="center"/>
+            </w:pPr>
+            <w:r/>
+            <w:r>
+              <w:rPr>
+                <w:rFonts w:ascii="Times New Roman" w:hAnsi="Times New Roman"/>
+                <w:sz w:val="16"/>
+              </w:rPr>
+              <w:t>0.3996</w:t>
+            </w:r>
+          </w:p>
+        </w:tc>
+        <w:tc>
+          <w:tcPr>
+            <w:tcW w:type="dxa" w:w="1872"/>
+          </w:tcPr>
+          <w:p>
+            <w:pPr>
+              <w:jc w:val="center"/>
+            </w:pPr>
+            <w:r/>
+            <w:r>
+              <w:rPr>
+                <w:rFonts w:ascii="Times New Roman" w:hAnsi="Times New Roman"/>
+                <w:sz w:val="16"/>
+              </w:rPr>
+              <w:t>Yes</w:t>
+            </w:r>
+          </w:p>
+        </w:tc>
+      </w:tr>
+      <w:tr>
+        <w:tc>
+          <w:tcPr>
+            <w:tcW w:type="dxa" w:w="1872"/>
+          </w:tcPr>
+          <w:p>
+            <w:pPr>
+              <w:jc w:val="center"/>
+            </w:pPr>
+            <w:r/>
+            <w:r>
+              <w:rPr>
+                <w:rFonts w:ascii="Times New Roman" w:hAnsi="Times New Roman"/>
+                <w:sz w:val="16"/>
+              </w:rPr>
+              <w:t>12</w:t>
+            </w:r>
+          </w:p>
+        </w:tc>
+        <w:tc>
+          <w:tcPr>
+            <w:tcW w:type="dxa" w:w="1872"/>
+          </w:tcPr>
+          <w:p>
+            <w:pPr>
+              <w:jc w:val="center"/>
+            </w:pPr>
+            <w:r/>
+            <w:r>
+              <w:rPr>
+                <w:rFonts w:ascii="Times New Roman" w:hAnsi="Times New Roman"/>
+                <w:sz w:val="16"/>
+              </w:rPr>
+              <w:t>0.3542</w:t>
+            </w:r>
+          </w:p>
+        </w:tc>
+        <w:tc>
+          <w:tcPr>
+            <w:tcW w:type="dxa" w:w="1872"/>
+          </w:tcPr>
+          <w:p>
+            <w:pPr>
+              <w:jc w:val="center"/>
+            </w:pPr>
+            <w:r/>
+            <w:r>
+              <w:rPr>
+                <w:rFonts w:ascii="Times New Roman" w:hAnsi="Times New Roman"/>
+                <w:sz w:val="16"/>
+              </w:rPr>
+              <w:t>-0.1847</w:t>
+            </w:r>
+          </w:p>
+        </w:tc>
+        <w:tc>
+          <w:tcPr>
+            <w:tcW w:type="dxa" w:w="1872"/>
+          </w:tcPr>
+          <w:p>
+            <w:pPr>
+              <w:jc w:val="center"/>
+            </w:pPr>
+            <w:r/>
+            <w:r>
+              <w:rPr>
+                <w:rFonts w:ascii="Times New Roman" w:hAnsi="Times New Roman"/>
+                <w:sz w:val="16"/>
+              </w:rPr>
+              <w:t>0.3996</w:t>
+            </w:r>
+          </w:p>
+        </w:tc>
+        <w:tc>
+          <w:tcPr>
+            <w:tcW w:type="dxa" w:w="1872"/>
+          </w:tcPr>
+          <w:p>
+            <w:pPr>
+              <w:jc w:val="center"/>
+            </w:pPr>
+            <w:r/>
+            <w:r>
+              <w:rPr>
+                <w:rFonts w:ascii="Times New Roman" w:hAnsi="Times New Roman"/>
+                <w:sz w:val="16"/>
+              </w:rPr>
+              <w:t>Yes</w:t>
+            </w:r>
+          </w:p>
+        </w:tc>
+      </w:tr>
+    </w:tbl>
+    <w:p>
+      <w:pPr>
+        <w:spacing w:line="360" w:lineRule="auto" w:before="0" w:after="240"/>
+        <w:jc w:val="both"/>
+      </w:pPr>
+      <w:r>
+        <w:rPr>
+          <w:rFonts w:ascii="Times New Roman" w:hAnsi="Times New Roman" w:cs="Times New Roman"/>
+          <w:rFonts w:ascii="Times New Roman" w:hAnsi="Times New Roman"/>
+          <w:b w:val="0"/>
+          <w:i/>
+          <w:sz w:val="18"/>
+        </w:rPr>
+        <w:t>Note: All roots lie inside the unit circle (modulus &lt; 1). The VAR(4) model satisfies the stability condition.</w:t>
+      </w:r>
+    </w:p>
+    <w:p>
+      <w:r>
+        <w:br w:type="page"/>
+      </w:r>
+    </w:p>
+    <w:p>
+      <w:pPr>
+        <w:pStyle w:val="Heading1"/>
+      </w:pPr>
+      <w:r>
+        <w:rPr>
+          <w:rFonts w:ascii="Times New Roman" w:hAnsi="Times New Roman"/>
+          <w:rFonts w:ascii="Times New Roman" w:hAnsi="Times New Roman"/>
+          <w:sz w:val="28"/>
+        </w:rPr>
+        <w:t>Appendix D. Supplementary Figures</w:t>
+      </w:r>
+    </w:p>
+    <w:p>
+      <w:pPr>
+        <w:spacing w:line="360" w:lineRule="auto" w:before="0" w:after="160"/>
+        <w:jc w:val="both"/>
+      </w:pPr>
+      <w:r>
+        <w:rPr>
+          <w:rFonts w:ascii="Times New Roman" w:hAnsi="Times New Roman" w:cs="Times New Roman"/>
+          <w:rFonts w:ascii="Times New Roman" w:hAnsi="Times New Roman"/>
+          <w:b w:val="0"/>
+          <w:i w:val="0"/>
+          <w:sz w:val="24"/>
+        </w:rPr>
+        <w:t>This appendix includes supplementary graphs referenced in the main text.</w:t>
+      </w:r>
+    </w:p>
+    <w:p>
+      <w:pPr>
+        <w:spacing w:line="360" w:lineRule="auto" w:before="0" w:after="80"/>
+        <w:jc w:val="left"/>
+      </w:pPr>
+      <w:r>
+        <w:rPr>
+          <w:rFonts w:ascii="Times New Roman" w:hAnsi="Times New Roman" w:cs="Times New Roman"/>
+          <w:rFonts w:ascii="Times New Roman" w:hAnsi="Times New Roman"/>
+          <w:b/>
+          <w:i w:val="0"/>
+          <w:sz w:val="22"/>
+        </w:rPr>
+        <w:t>Figure D1. Impulse-Response Functions: Response of all variables to one-standard-deviation structural shocks.</w:t>
+      </w:r>
+    </w:p>
+    <w:p>
+      <w:pPr>
+        <w:spacing w:line="360" w:lineRule="auto" w:before="0" w:after="160"/>
+        <w:jc w:val="both"/>
+      </w:pPr>
+      <w:r>
+        <w:rPr>
+          <w:rFonts w:ascii="Times New Roman" w:hAnsi="Times New Roman" w:cs="Times New Roman"/>
+          <w:rFonts w:ascii="Times New Roman" w:hAnsi="Times New Roman"/>
+          <w:b w:val="0"/>
+          <w:i/>
+          <w:sz w:val="20"/>
+        </w:rPr>
+        <w:t>[Note: Insert IRF plot matrix here - 6×6 grid showing responses of each variable (columns) to each shock (rows) over 24 periods. Generated from Python statsmodels VAR.irf().plot()]</w:t>
+      </w:r>
+    </w:p>
+    <w:p>
+      <w:pPr>
+        <w:spacing w:line="360" w:lineRule="auto" w:before="0" w:after="80"/>
+        <w:jc w:val="left"/>
+      </w:pPr>
+      <w:r>
+        <w:rPr>
+          <w:rFonts w:ascii="Times New Roman" w:hAnsi="Times New Roman" w:cs="Times New Roman"/>
+          <w:rFonts w:ascii="Times New Roman" w:hAnsi="Times New Roman"/>
+          <w:b/>
+          <w:i w:val="0"/>
+          <w:sz w:val="22"/>
+        </w:rPr>
+        <w:t>Figure D2. VAR Stability: Inverse Roots of AR Characteristic Polynomial.</w:t>
+      </w:r>
+    </w:p>
+    <w:p>
+      <w:pPr>
+        <w:spacing w:line="360" w:lineRule="auto" w:before="0" w:after="160"/>
+        <w:jc w:val="both"/>
+      </w:pPr>
+      <w:r>
+        <w:rPr>
+          <w:rFonts w:ascii="Times New Roman" w:hAnsi="Times New Roman" w:cs="Times New Roman"/>
+          <w:rFonts w:ascii="Times New Roman" w:hAnsi="Times New Roman"/>
+          <w:b w:val="0"/>
+          <w:i/>
+          <w:sz w:val="20"/>
+        </w:rPr>
+        <w:t>[Note: Insert stability circle plot here - all roots within unit circle. Generated from VAR.roots plot.]</w:t>
+      </w:r>
+    </w:p>
+    <w:p>
+      <w:pPr>
+        <w:spacing w:line="360" w:lineRule="auto" w:before="0" w:after="80"/>
+        <w:jc w:val="left"/>
+      </w:pPr>
+      <w:r>
+        <w:rPr>
+          <w:rFonts w:ascii="Times New Roman" w:hAnsi="Times New Roman" w:cs="Times New Roman"/>
+          <w:rFonts w:ascii="Times New Roman" w:hAnsi="Times New Roman"/>
+          <w:b/>
+          <w:i w:val="0"/>
+          <w:sz w:val="22"/>
+        </w:rPr>
+        <w:t>Figure D3. Historical Decomposition: Contribution of each structural shock to GDP evolution.</w:t>
+      </w:r>
+    </w:p>
+    <w:p>
+      <w:pPr>
+        <w:spacing w:line="360" w:lineRule="auto" w:before="0" w:after="160"/>
+        <w:jc w:val="both"/>
+      </w:pPr>
+      <w:r>
+        <w:rPr>
+          <w:rFonts w:ascii="Times New Roman" w:hAnsi="Times New Roman" w:cs="Times New Roman"/>
+          <w:rFonts w:ascii="Times New Roman" w:hAnsi="Times New Roman"/>
+          <w:b w:val="0"/>
+          <w:i/>
+          <w:sz w:val="20"/>
+        </w:rPr>
+        <w:t>[Note: Insert historical decomposition stacked bar/area chart showing cumulative contribution of each shock to GDP over the sample period.]</w:t>
+      </w:r>
+    </w:p>
+    <w:p>
+      <w:pPr>
+        <w:spacing w:line="360" w:lineRule="auto" w:before="0" w:after="80"/>
+        <w:jc w:val="left"/>
+      </w:pPr>
+      <w:r>
+        <w:rPr>
+          <w:rFonts w:ascii="Times New Roman" w:hAnsi="Times New Roman" w:cs="Times New Roman"/>
+          <w:rFonts w:ascii="Times New Roman" w:hAnsi="Times New Roman"/>
+          <w:b/>
+          <w:i w:val="0"/>
+          <w:sz w:val="22"/>
+        </w:rPr>
+        <w:t>Figure D4. Time Series Plot of Endogenous Variables (Levels).</w:t>
+      </w:r>
+    </w:p>
+    <w:p>
+      <w:pPr>
+        <w:spacing w:line="360" w:lineRule="auto" w:before="0" w:after="240"/>
+        <w:jc w:val="both"/>
+      </w:pPr>
+      <w:r>
+        <w:rPr>
+          <w:rFonts w:ascii="Times New Roman" w:hAnsi="Times New Roman" w:cs="Times New Roman"/>
+          <w:rFonts w:ascii="Times New Roman" w:hAnsi="Times New Roman"/>
+          <w:b w:val="0"/>
+          <w:i/>
+          <w:sz w:val="20"/>
+        </w:rPr>
+        <w:t>[Note: Insert 6-panel time series plot showing the evolution of G, M2, GDP, INFL, ER, and IR over 2015-2024.]</w:t>
+      </w:r>
+    </w:p>
+    <w:p>
+      <w:r>
+        <w:br w:type="page"/>
+      </w:r>
+    </w:p>
+    <w:p>
+      <w:pPr>
+        <w:pStyle w:val="Heading1"/>
+      </w:pPr>
+      <w:r>
+        <w:rPr>
+          <w:rFonts w:ascii="Times New Roman" w:hAnsi="Times New Roman"/>
+          <w:rFonts w:ascii="Times New Roman" w:hAnsi="Times New Roman"/>
+          <w:sz w:val="28"/>
+        </w:rPr>
+        <w:t>Appendix E. Python Code for Google Colab</w:t>
+      </w:r>
+    </w:p>
+    <w:p>
+      <w:pPr>
+        <w:spacing w:line="360" w:lineRule="auto" w:before="0" w:after="160"/>
+        <w:jc w:val="both"/>
+      </w:pPr>
+      <w:r>
+        <w:rPr>
+          <w:rFonts w:ascii="Times New Roman" w:hAnsi="Times New Roman" w:cs="Times New Roman"/>
+          <w:rFonts w:ascii="Times New Roman" w:hAnsi="Times New Roman"/>
+          <w:b w:val="0"/>
+          <w:i w:val="0"/>
+          <w:sz w:val="24"/>
+        </w:rPr>
+        <w:t>This appendix contains the complete Python code used for the SVAR estimation. The code can be executed in Google Colab or any Python environment with the required libraries.</w:t>
+      </w:r>
+    </w:p>
+    <w:p>
+      <w:pPr>
+        <w:spacing w:line="360" w:lineRule="auto" w:before="0" w:after="0"/>
+        <w:jc w:val="both"/>
+      </w:pPr>
+      <w:r>
+        <w:rPr>
+          <w:rFonts w:ascii="Courier New" w:hAnsi="Courier New" w:cs="Courier New"/>
+          <w:rFonts w:ascii="Courier New" w:hAnsi="Courier New"/>
+          <w:b w:val="0"/>
+          <w:i w:val="0"/>
+          <w:sz w:val="16"/>
+        </w:rPr>
+        <w:t># ============================================================</w:t>
+      </w:r>
+    </w:p>
+    <w:p>
+      <w:pPr>
+        <w:spacing w:line="360" w:lineRule="auto" w:before="0" w:after="0"/>
+        <w:jc w:val="both"/>
+      </w:pPr>
+      <w:r>
+        <w:rPr>
+          <w:rFonts w:ascii="Courier New" w:hAnsi="Courier New" w:cs="Courier New"/>
+          <w:rFonts w:ascii="Courier New" w:hAnsi="Courier New"/>
+          <w:b w:val="0"/>
+          <w:i w:val="0"/>
+          <w:sz w:val="16"/>
+        </w:rPr>
+        <w:t># MODELO VAR ESTRUCTURAL (SVAR)</w:t>
+      </w:r>
+    </w:p>
+    <w:p>
+      <w:pPr>
+        <w:spacing w:line="360" w:lineRule="auto" w:before="0" w:after="0"/>
+        <w:jc w:val="both"/>
+      </w:pPr>
+      <w:r>
+        <w:rPr>
+          <w:rFonts w:ascii="Courier New" w:hAnsi="Courier New" w:cs="Courier New"/>
+          <w:rFonts w:ascii="Courier New" w:hAnsi="Courier New"/>
+          <w:b w:val="0"/>
+          <w:i w:val="0"/>
+          <w:sz w:val="16"/>
+        </w:rPr>
+        <w:t># Econometria III - UNA Puno</w:t>
+      </w:r>
+    </w:p>
+    <w:p>
+      <w:pPr>
+        <w:spacing w:line="360" w:lineRule="auto" w:before="0" w:after="120"/>
+        <w:jc w:val="both"/>
+      </w:pPr>
+      <w:r>
+        <w:rPr>
+          <w:rFonts w:ascii="Courier New" w:hAnsi="Courier New" w:cs="Courier New"/>
+          <w:rFonts w:ascii="Courier New" w:hAnsi="Courier New"/>
+          <w:b w:val="0"/>
+          <w:i w:val="0"/>
+          <w:sz w:val="16"/>
+        </w:rPr>
+        <w:t># ============================================================</w:t>
+      </w:r>
+    </w:p>
+    <w:p>
+      <w:pPr>
+        <w:spacing w:line="240" w:lineRule="auto" w:before="0" w:after="0"/>
+        <w:jc w:val="both"/>
+      </w:pPr>
+      <w:r>
+        <w:rPr>
+          <w:rFonts w:ascii="Courier New" w:hAnsi="Courier New" w:cs="Courier New"/>
+          <w:rFonts w:ascii="Courier New" w:hAnsi="Courier New"/>
+          <w:b w:val="0"/>
+          <w:i w:val="0"/>
+          <w:sz w:val="15"/>
+        </w:rPr>
+        <w:t># 1. INSTALACION Y CARGA DE LIBRERIAS</w:t>
+      </w:r>
+    </w:p>
+    <w:p>
+      <w:pPr>
+        <w:spacing w:line="240" w:lineRule="auto" w:before="0" w:after="0"/>
+        <w:jc w:val="both"/>
+      </w:pPr>
+      <w:r>
+        <w:rPr>
+          <w:rFonts w:ascii="Courier New" w:hAnsi="Courier New" w:cs="Courier New"/>
+          <w:rFonts w:ascii="Courier New" w:hAnsi="Courier New"/>
+          <w:b w:val="0"/>
+          <w:i w:val="0"/>
+          <w:sz w:val="15"/>
+        </w:rPr>
+        <w:t># !pip install pandas numpy statsmodels openpyxl matplotlib seaborn</w:t>
+      </w:r>
+    </w:p>
+    <w:p>
+      <w:pPr>
+        <w:spacing w:line="360" w:lineRule="auto" w:before="0" w:after="0"/>
+        <w:jc w:val="both"/>
+      </w:pPr>
+    </w:p>
+    <w:p>
+      <w:pPr>
+        <w:spacing w:line="240" w:lineRule="auto" w:before="0" w:after="0"/>
+        <w:jc w:val="both"/>
+      </w:pPr>
+      <w:r>
+        <w:rPr>
+          <w:rFonts w:ascii="Courier New" w:hAnsi="Courier New" w:cs="Courier New"/>
+          <w:rFonts w:ascii="Courier New" w:hAnsi="Courier New"/>
+          <w:b w:val="0"/>
+          <w:i w:val="0"/>
+          <w:sz w:val="15"/>
+        </w:rPr>
+        <w:t>import pandas as pd</w:t>
+      </w:r>
+    </w:p>
+    <w:p>
+      <w:pPr>
+        <w:spacing w:line="240" w:lineRule="auto" w:before="0" w:after="0"/>
+        <w:jc w:val="both"/>
+      </w:pPr>
+      <w:r>
+        <w:rPr>
+          <w:rFonts w:ascii="Courier New" w:hAnsi="Courier New" w:cs="Courier New"/>
+          <w:rFonts w:ascii="Courier New" w:hAnsi="Courier New"/>
+          <w:b w:val="0"/>
+          <w:i w:val="0"/>
+          <w:sz w:val="15"/>
+        </w:rPr>
+        <w:t>import numpy as np</w:t>
+      </w:r>
+    </w:p>
+    <w:p>
+      <w:pPr>
+        <w:spacing w:line="240" w:lineRule="auto" w:before="0" w:after="0"/>
+        <w:jc w:val="both"/>
+      </w:pPr>
+      <w:r>
+        <w:rPr>
+          <w:rFonts w:ascii="Courier New" w:hAnsi="Courier New" w:cs="Courier New"/>
+          <w:rFonts w:ascii="Courier New" w:hAnsi="Courier New"/>
+          <w:b w:val="0"/>
+          <w:i w:val="0"/>
+          <w:sz w:val="15"/>
+        </w:rPr>
+        <w:t>import matplotlib.pyplot as plt</w:t>
+      </w:r>
+    </w:p>
+    <w:p>
+      <w:pPr>
+        <w:spacing w:line="240" w:lineRule="auto" w:before="0" w:after="0"/>
+        <w:jc w:val="both"/>
+      </w:pPr>
+      <w:r>
+        <w:rPr>
+          <w:rFonts w:ascii="Courier New" w:hAnsi="Courier New" w:cs="Courier New"/>
+          <w:rFonts w:ascii="Courier New" w:hAnsi="Courier New"/>
+          <w:b w:val="0"/>
+          <w:i w:val="0"/>
+          <w:sz w:val="15"/>
+        </w:rPr>
+        <w:t>import seaborn as sns</w:t>
+      </w:r>
+    </w:p>
+    <w:p>
+      <w:pPr>
+        <w:spacing w:line="240" w:lineRule="auto" w:before="0" w:after="0"/>
+        <w:jc w:val="both"/>
+      </w:pPr>
+      <w:r>
+        <w:rPr>
+          <w:rFonts w:ascii="Courier New" w:hAnsi="Courier New" w:cs="Courier New"/>
+          <w:rFonts w:ascii="Courier New" w:hAnsi="Courier New"/>
+          <w:b w:val="0"/>
+          <w:i w:val="0"/>
+          <w:sz w:val="15"/>
+        </w:rPr>
+        <w:t>from statsmodels.tsa.stattools import adfuller, kpss</w:t>
+      </w:r>
+    </w:p>
+    <w:p>
+      <w:pPr>
+        <w:spacing w:line="240" w:lineRule="auto" w:before="0" w:after="0"/>
+        <w:jc w:val="both"/>
+      </w:pPr>
+      <w:r>
+        <w:rPr>
+          <w:rFonts w:ascii="Courier New" w:hAnsi="Courier New" w:cs="Courier New"/>
+          <w:rFonts w:ascii="Courier New" w:hAnsi="Courier New"/>
+          <w:b w:val="0"/>
+          <w:i w:val="0"/>
+          <w:sz w:val="15"/>
+        </w:rPr>
+        <w:t>from statsmodels.tsa.api import VAR</w:t>
+      </w:r>
+    </w:p>
+    <w:p>
+      <w:pPr>
+        <w:spacing w:line="240" w:lineRule="auto" w:before="0" w:after="0"/>
+        <w:jc w:val="both"/>
+      </w:pPr>
+      <w:r>
+        <w:rPr>
+          <w:rFonts w:ascii="Courier New" w:hAnsi="Courier New" w:cs="Courier New"/>
+          <w:rFonts w:ascii="Courier New" w:hAnsi="Courier New"/>
+          <w:b w:val="0"/>
+          <w:i w:val="0"/>
+          <w:sz w:val="15"/>
+        </w:rPr>
+        <w:t>import warnings</w:t>
+      </w:r>
+    </w:p>
+    <w:p>
+      <w:pPr>
+        <w:spacing w:line="240" w:lineRule="auto" w:before="0" w:after="0"/>
+        <w:jc w:val="both"/>
+      </w:pPr>
+      <w:r>
+        <w:rPr>
+          <w:rFonts w:ascii="Courier New" w:hAnsi="Courier New" w:cs="Courier New"/>
+          <w:rFonts w:ascii="Courier New" w:hAnsi="Courier New"/>
+          <w:b w:val="0"/>
+          <w:i w:val="0"/>
+          <w:sz w:val="15"/>
+        </w:rPr>
+        <w:t>warnings.filterwarnings("ignore")</w:t>
+      </w:r>
+    </w:p>
+    <w:p>
+      <w:pPr>
+        <w:spacing w:line="360" w:lineRule="auto" w:before="0" w:after="0"/>
+        <w:jc w:val="both"/>
+      </w:pPr>
+    </w:p>
+    <w:p>
+      <w:pPr>
+        <w:spacing w:line="240" w:lineRule="auto" w:before="0" w:after="0"/>
+        <w:jc w:val="both"/>
+      </w:pPr>
+      <w:r>
+        <w:rPr>
+          <w:rFonts w:ascii="Courier New" w:hAnsi="Courier New" w:cs="Courier New"/>
+          <w:rFonts w:ascii="Courier New" w:hAnsi="Courier New"/>
+          <w:b w:val="0"/>
+          <w:i w:val="0"/>
+          <w:sz w:val="15"/>
+        </w:rPr>
+        <w:t># 2. CARGA DE DATOS</w:t>
+      </w:r>
+    </w:p>
+    <w:p>
+      <w:pPr>
+        <w:spacing w:line="240" w:lineRule="auto" w:before="0" w:after="0"/>
+        <w:jc w:val="both"/>
+      </w:pPr>
+      <w:r>
+        <w:rPr>
+          <w:rFonts w:ascii="Courier New" w:hAnsi="Courier New" w:cs="Courier New"/>
+          <w:rFonts w:ascii="Courier New" w:hAnsi="Courier New"/>
+          <w:b w:val="0"/>
+          <w:i w:val="0"/>
+          <w:sz w:val="15"/>
+        </w:rPr>
+        <w:t>df = pd.read_excel('base_datos_sintetica.xlsx', sheet_name='Datos Originales', index_col=0)</w:t>
+      </w:r>
+    </w:p>
+    <w:p>
+      <w:pPr>
+        <w:spacing w:line="240" w:lineRule="auto" w:before="0" w:after="0"/>
+        <w:jc w:val="both"/>
+      </w:pPr>
+      <w:r>
+        <w:rPr>
+          <w:rFonts w:ascii="Courier New" w:hAnsi="Courier New" w:cs="Courier New"/>
+          <w:rFonts w:ascii="Courier New" w:hAnsi="Courier New"/>
+          <w:b w:val="0"/>
+          <w:i w:val="0"/>
+          <w:sz w:val="15"/>
+        </w:rPr>
+        <w:t>df.index = pd.to_datetime(df.index)</w:t>
+      </w:r>
+    </w:p>
+    <w:p>
+      <w:pPr>
+        <w:spacing w:line="240" w:lineRule="auto" w:before="0" w:after="0"/>
+        <w:jc w:val="both"/>
+      </w:pPr>
+      <w:r>
+        <w:rPr>
+          <w:rFonts w:ascii="Courier New" w:hAnsi="Courier New" w:cs="Courier New"/>
+          <w:rFonts w:ascii="Courier New" w:hAnsi="Courier New"/>
+          <w:b w:val="0"/>
+          <w:i w:val="0"/>
+          <w:sz w:val="15"/>
+        </w:rPr>
+        <w:t>print(f'Dimensiones: {df.shape}')</w:t>
+      </w:r>
+    </w:p>
+    <w:p>
+      <w:pPr>
+        <w:spacing w:line="240" w:lineRule="auto" w:before="0" w:after="0"/>
+        <w:jc w:val="both"/>
+      </w:pPr>
+      <w:r>
+        <w:rPr>
+          <w:rFonts w:ascii="Courier New" w:hAnsi="Courier New" w:cs="Courier New"/>
+          <w:rFonts w:ascii="Courier New" w:hAnsi="Courier New"/>
+          <w:b w:val="0"/>
+          <w:i w:val="0"/>
+          <w:sz w:val="15"/>
+        </w:rPr>
+        <w:t>display(df.head())</w:t>
+      </w:r>
+    </w:p>
+    <w:p>
+      <w:pPr>
+        <w:spacing w:line="240" w:lineRule="auto" w:before="0" w:after="0"/>
+        <w:jc w:val="both"/>
+      </w:pPr>
+      <w:r>
+        <w:rPr>
+          <w:rFonts w:ascii="Courier New" w:hAnsi="Courier New" w:cs="Courier New"/>
+          <w:rFonts w:ascii="Courier New" w:hAnsi="Courier New"/>
+          <w:b w:val="0"/>
+          <w:i w:val="0"/>
+          <w:sz w:val="15"/>
+        </w:rPr>
+        <w:t>display(df.describe())</w:t>
+      </w:r>
+    </w:p>
+    <w:p>
+      <w:pPr>
+        <w:spacing w:line="360" w:lineRule="auto" w:before="0" w:after="0"/>
+        <w:jc w:val="both"/>
+      </w:pPr>
+    </w:p>
+    <w:p>
+      <w:pPr>
+        <w:spacing w:line="240" w:lineRule="auto" w:before="0" w:after="0"/>
+        <w:jc w:val="both"/>
+      </w:pPr>
+      <w:r>
+        <w:rPr>
+          <w:rFonts w:ascii="Courier New" w:hAnsi="Courier New" w:cs="Courier New"/>
+          <w:rFonts w:ascii="Courier New" w:hAnsi="Courier New"/>
+          <w:b w:val="0"/>
+          <w:i w:val="0"/>
+          <w:sz w:val="15"/>
+        </w:rPr>
+        <w:t># 3. PRUEBAS DE ESTACIONARIEDAD</w:t>
+      </w:r>
+    </w:p>
+    <w:p>
+      <w:pPr>
+        <w:spacing w:line="240" w:lineRule="auto" w:before="0" w:after="0"/>
+        <w:jc w:val="both"/>
+      </w:pPr>
+      <w:r>
+        <w:rPr>
+          <w:rFonts w:ascii="Courier New" w:hAnsi="Courier New" w:cs="Courier New"/>
+          <w:rFonts w:ascii="Courier New" w:hAnsi="Courier New"/>
+          <w:b w:val="0"/>
+          <w:i w:val="0"/>
+          <w:sz w:val="15"/>
+        </w:rPr>
+        <w:t>def adf_test(series):</w:t>
+      </w:r>
+    </w:p>
+    <w:p>
+      <w:pPr>
+        <w:spacing w:line="240" w:lineRule="auto" w:before="0" w:after="0"/>
+        <w:jc w:val="both"/>
+      </w:pPr>
+      <w:r>
+        <w:rPr>
+          <w:rFonts w:ascii="Courier New" w:hAnsi="Courier New" w:cs="Courier New"/>
+          <w:rFonts w:ascii="Courier New" w:hAnsi="Courier New"/>
+          <w:b w:val="0"/>
+          <w:i w:val="0"/>
+          <w:sz w:val="15"/>
+        </w:rPr>
+        <w:t xml:space="preserve">    result = adfuller(series.dropna(), autolag="AIC")</w:t>
+      </w:r>
+    </w:p>
+    <w:p>
+      <w:pPr>
+        <w:spacing w:line="240" w:lineRule="auto" w:before="0" w:after="0"/>
+        <w:jc w:val="both"/>
+      </w:pPr>
+      <w:r>
+        <w:rPr>
+          <w:rFonts w:ascii="Courier New" w:hAnsi="Courier New" w:cs="Courier New"/>
+          <w:rFonts w:ascii="Courier New" w:hAnsi="Courier New"/>
+          <w:b w:val="0"/>
+          <w:i w:val="0"/>
+          <w:sz w:val="15"/>
+        </w:rPr>
+        <w:t xml:space="preserve">    return {'stat': result[0], 'pvalue': result[1]}</w:t>
+      </w:r>
+    </w:p>
+    <w:p>
+      <w:pPr>
+        <w:spacing w:line="360" w:lineRule="auto" w:before="0" w:after="0"/>
+        <w:jc w:val="both"/>
+      </w:pPr>
+    </w:p>
+    <w:p>
+      <w:pPr>
+        <w:spacing w:line="240" w:lineRule="auto" w:before="0" w:after="0"/>
+        <w:jc w:val="both"/>
+      </w:pPr>
+      <w:r>
+        <w:rPr>
+          <w:rFonts w:ascii="Courier New" w:hAnsi="Courier New" w:cs="Courier New"/>
+          <w:rFonts w:ascii="Courier New" w:hAnsi="Courier New"/>
+          <w:b w:val="0"/>
+          <w:i w:val="0"/>
+          <w:sz w:val="15"/>
+        </w:rPr>
+        <w:t>for col in df.columns:</w:t>
+      </w:r>
+    </w:p>
+    <w:p>
+      <w:pPr>
+        <w:spacing w:line="240" w:lineRule="auto" w:before="0" w:after="0"/>
+        <w:jc w:val="both"/>
+      </w:pPr>
+      <w:r>
+        <w:rPr>
+          <w:rFonts w:ascii="Courier New" w:hAnsi="Courier New" w:cs="Courier New"/>
+          <w:rFonts w:ascii="Courier New" w:hAnsi="Courier New"/>
+          <w:b w:val="0"/>
+          <w:i w:val="0"/>
+          <w:sz w:val="15"/>
+        </w:rPr>
+        <w:t xml:space="preserve">    res = adf_test(df[col])</w:t>
+      </w:r>
+    </w:p>
+    <w:p>
+      <w:pPr>
+        <w:spacing w:line="240" w:lineRule="auto" w:before="0" w:after="0"/>
+        <w:jc w:val="both"/>
+      </w:pPr>
+      <w:r>
+        <w:rPr>
+          <w:rFonts w:ascii="Courier New" w:hAnsi="Courier New" w:cs="Courier New"/>
+          <w:rFonts w:ascii="Courier New" w:hAnsi="Courier New"/>
+          <w:b w:val="0"/>
+          <w:i w:val="0"/>
+          <w:sz w:val="15"/>
+        </w:rPr>
+        <w:t xml:space="preserve">    print(f'{col}: ADF={res["stat"]:.4f}, p={res["pvalue"]:.4f}')</w:t>
+      </w:r>
+    </w:p>
+    <w:p>
+      <w:pPr>
+        <w:spacing w:line="360" w:lineRule="auto" w:before="0" w:after="0"/>
+        <w:jc w:val="both"/>
+      </w:pPr>
+    </w:p>
+    <w:p>
+      <w:pPr>
+        <w:spacing w:line="240" w:lineRule="auto" w:before="0" w:after="0"/>
+        <w:jc w:val="both"/>
+      </w:pPr>
+      <w:r>
+        <w:rPr>
+          <w:rFonts w:ascii="Courier New" w:hAnsi="Courier New" w:cs="Courier New"/>
+          <w:rFonts w:ascii="Courier New" w:hAnsi="Courier New"/>
+          <w:b w:val="0"/>
+          <w:i w:val="0"/>
+          <w:sz w:val="15"/>
+        </w:rPr>
+        <w:t># 4. DIFERENCIACION Y SELECCION DE REZAGOS</w:t>
+      </w:r>
+    </w:p>
+    <w:p>
+      <w:pPr>
+        <w:spacing w:line="240" w:lineRule="auto" w:before="0" w:after="0"/>
+        <w:jc w:val="both"/>
+      </w:pPr>
+      <w:r>
+        <w:rPr>
+          <w:rFonts w:ascii="Courier New" w:hAnsi="Courier New" w:cs="Courier New"/>
+          <w:rFonts w:ascii="Courier New" w:hAnsi="Courier New"/>
+          <w:b w:val="0"/>
+          <w:i w:val="0"/>
+          <w:sz w:val="15"/>
+        </w:rPr>
+        <w:t>df_diff = df.diff().dropna()</w:t>
+      </w:r>
+    </w:p>
+    <w:p>
+      <w:pPr>
+        <w:spacing w:line="240" w:lineRule="auto" w:before="0" w:after="0"/>
+        <w:jc w:val="both"/>
+      </w:pPr>
+      <w:r>
+        <w:rPr>
+          <w:rFonts w:ascii="Courier New" w:hAnsi="Courier New" w:cs="Courier New"/>
+          <w:rFonts w:ascii="Courier New" w:hAnsi="Courier New"/>
+          <w:b w:val="0"/>
+          <w:i w:val="0"/>
+          <w:sz w:val="15"/>
+        </w:rPr>
+        <w:t>model_var = VAR(df_diff)</w:t>
+      </w:r>
+    </w:p>
+    <w:p>
+      <w:pPr>
+        <w:spacing w:line="240" w:lineRule="auto" w:before="0" w:after="0"/>
+        <w:jc w:val="both"/>
+      </w:pPr>
+      <w:r>
+        <w:rPr>
+          <w:rFonts w:ascii="Courier New" w:hAnsi="Courier New" w:cs="Courier New"/>
+          <w:rFonts w:ascii="Courier New" w:hAnsi="Courier New"/>
+          <w:b w:val="0"/>
+          <w:i w:val="0"/>
+          <w:sz w:val="15"/>
+        </w:rPr>
+        <w:t>criterios = model_var.select_order(maxlags=12)</w:t>
+      </w:r>
+    </w:p>
+    <w:p>
+      <w:pPr>
+        <w:spacing w:line="240" w:lineRule="auto" w:before="0" w:after="0"/>
+        <w:jc w:val="both"/>
+      </w:pPr>
+      <w:r>
+        <w:rPr>
+          <w:rFonts w:ascii="Courier New" w:hAnsi="Courier New" w:cs="Courier New"/>
+          <w:rFonts w:ascii="Courier New" w:hAnsi="Courier New"/>
+          <w:b w:val="0"/>
+          <w:i w:val="0"/>
+          <w:sz w:val="15"/>
+        </w:rPr>
+        <w:t>print(criterios.summary())</w:t>
+      </w:r>
+    </w:p>
+    <w:p>
+      <w:pPr>
+        <w:spacing w:line="240" w:lineRule="auto" w:before="0" w:after="0"/>
+        <w:jc w:val="both"/>
+      </w:pPr>
+      <w:r>
+        <w:rPr>
+          <w:rFonts w:ascii="Courier New" w:hAnsi="Courier New" w:cs="Courier New"/>
+          <w:rFonts w:ascii="Courier New" w:hAnsi="Courier New"/>
+          <w:b w:val="0"/>
+          <w:i w:val="0"/>
+          <w:sz w:val="15"/>
+        </w:rPr>
+        <w:t>p_opt = criterios.aic</w:t>
+      </w:r>
+    </w:p>
+    <w:p>
+      <w:pPr>
+        <w:spacing w:line="240" w:lineRule="auto" w:before="0" w:after="0"/>
+        <w:jc w:val="both"/>
+      </w:pPr>
+      <w:r>
+        <w:rPr>
+          <w:rFonts w:ascii="Courier New" w:hAnsi="Courier New" w:cs="Courier New"/>
+          <w:rFonts w:ascii="Courier New" w:hAnsi="Courier New"/>
+          <w:b w:val="0"/>
+          <w:i w:val="0"/>
+          <w:sz w:val="15"/>
+        </w:rPr>
+        <w:t>print(f"Rezago optimo (AIC): VAR({p_opt})")</w:t>
+      </w:r>
+    </w:p>
+    <w:p>
+      <w:pPr>
+        <w:spacing w:line="360" w:lineRule="auto" w:before="0" w:after="0"/>
+        <w:jc w:val="both"/>
+      </w:pPr>
+    </w:p>
+    <w:p>
+      <w:pPr>
+        <w:spacing w:line="240" w:lineRule="auto" w:before="0" w:after="0"/>
+        <w:jc w:val="both"/>
+      </w:pPr>
+      <w:r>
+        <w:rPr>
+          <w:rFonts w:ascii="Courier New" w:hAnsi="Courier New" w:cs="Courier New"/>
+          <w:rFonts w:ascii="Courier New" w:hAnsi="Courier New"/>
+          <w:b w:val="0"/>
+          <w:i w:val="0"/>
+          <w:sz w:val="15"/>
+        </w:rPr>
+        <w:t># 5. ESTIMACION DEL VAR REDUCIDO</w:t>
+      </w:r>
+    </w:p>
+    <w:p>
+      <w:pPr>
+        <w:spacing w:line="240" w:lineRule="auto" w:before="0" w:after="0"/>
+        <w:jc w:val="both"/>
+      </w:pPr>
+      <w:r>
+        <w:rPr>
+          <w:rFonts w:ascii="Courier New" w:hAnsi="Courier New" w:cs="Courier New"/>
+          <w:rFonts w:ascii="Courier New" w:hAnsi="Courier New"/>
+          <w:b w:val="0"/>
+          <w:i w:val="0"/>
+          <w:sz w:val="15"/>
+        </w:rPr>
+        <w:t>var_model = model_var.fit(p_opt)</w:t>
+      </w:r>
+    </w:p>
+    <w:p>
+      <w:pPr>
+        <w:spacing w:line="240" w:lineRule="auto" w:before="0" w:after="0"/>
+        <w:jc w:val="both"/>
+      </w:pPr>
+      <w:r>
+        <w:rPr>
+          <w:rFonts w:ascii="Courier New" w:hAnsi="Courier New" w:cs="Courier New"/>
+          <w:rFonts w:ascii="Courier New" w:hAnsi="Courier New"/>
+          <w:b w:val="0"/>
+          <w:i w:val="0"/>
+          <w:sz w:val="15"/>
+        </w:rPr>
+        <w:t>print(var_model.summary())</w:t>
+      </w:r>
+    </w:p>
+    <w:p>
+      <w:pPr>
+        <w:spacing w:line="360" w:lineRule="auto" w:before="0" w:after="0"/>
+        <w:jc w:val="both"/>
+      </w:pPr>
+    </w:p>
+    <w:p>
+      <w:pPr>
+        <w:spacing w:line="240" w:lineRule="auto" w:before="0" w:after="0"/>
+        <w:jc w:val="both"/>
+      </w:pPr>
+      <w:r>
+        <w:rPr>
+          <w:rFonts w:ascii="Courier New" w:hAnsi="Courier New" w:cs="Courier New"/>
+          <w:rFonts w:ascii="Courier New" w:hAnsi="Courier New"/>
+          <w:b w:val="0"/>
+          <w:i w:val="0"/>
+          <w:sz w:val="15"/>
+        </w:rPr>
+        <w:t># 6. ESTABILIDAD</w:t>
+      </w:r>
+    </w:p>
+    <w:p>
+      <w:pPr>
+        <w:spacing w:line="240" w:lineRule="auto" w:before="0" w:after="0"/>
+        <w:jc w:val="both"/>
+      </w:pPr>
+      <w:r>
+        <w:rPr>
+          <w:rFonts w:ascii="Courier New" w:hAnsi="Courier New" w:cs="Courier New"/>
+          <w:rFonts w:ascii="Courier New" w:hAnsi="Courier New"/>
+          <w:b w:val="0"/>
+          <w:i w:val="0"/>
+          <w:sz w:val="15"/>
+        </w:rPr>
+        <w:t>raices = var_model.roots</w:t>
+      </w:r>
+    </w:p>
+    <w:p>
+      <w:pPr>
+        <w:spacing w:line="240" w:lineRule="auto" w:before="0" w:after="0"/>
+        <w:jc w:val="both"/>
+      </w:pPr>
+      <w:r>
+        <w:rPr>
+          <w:rFonts w:ascii="Courier New" w:hAnsi="Courier New" w:cs="Courier New"/>
+          <w:rFonts w:ascii="Courier New" w:hAnsi="Courier New"/>
+          <w:b w:val="0"/>
+          <w:i w:val="0"/>
+          <w:sz w:val="15"/>
+        </w:rPr>
+        <w:t>estable = all(abs(r) &lt; 1 for r in raices)</w:t>
+      </w:r>
+    </w:p>
+    <w:p>
+      <w:pPr>
+        <w:spacing w:line="240" w:lineRule="auto" w:before="0" w:after="0"/>
+        <w:jc w:val="both"/>
+      </w:pPr>
+      <w:r>
+        <w:rPr>
+          <w:rFonts w:ascii="Courier New" w:hAnsi="Courier New" w:cs="Courier New"/>
+          <w:rFonts w:ascii="Courier New" w:hAnsi="Courier New"/>
+          <w:b w:val="0"/>
+          <w:i w:val="0"/>
+          <w:sz w:val="15"/>
+        </w:rPr>
+        <w:t>print(f"Modelo VAR: {ESTABLE if estable else INESTABLE}")</w:t>
+      </w:r>
+    </w:p>
+    <w:p>
+      <w:pPr>
+        <w:spacing w:line="360" w:lineRule="auto" w:before="0" w:after="0"/>
+        <w:jc w:val="both"/>
+      </w:pPr>
+    </w:p>
+    <w:p>
+      <w:pPr>
+        <w:spacing w:line="240" w:lineRule="auto" w:before="0" w:after="0"/>
+        <w:jc w:val="both"/>
+      </w:pPr>
+      <w:r>
+        <w:rPr>
+          <w:rFonts w:ascii="Courier New" w:hAnsi="Courier New" w:cs="Courier New"/>
+          <w:rFonts w:ascii="Courier New" w:hAnsi="Courier New"/>
+          <w:b w:val="0"/>
+          <w:i w:val="0"/>
+          <w:sz w:val="15"/>
+        </w:rPr>
+        <w:t># 7. IDENTIFICACION SVAR (CHOLESKY)</w:t>
+      </w:r>
+    </w:p>
+    <w:p>
+      <w:pPr>
+        <w:spacing w:line="240" w:lineRule="auto" w:before="0" w:after="0"/>
+        <w:jc w:val="both"/>
+      </w:pPr>
+      <w:r>
+        <w:rPr>
+          <w:rFonts w:ascii="Courier New" w:hAnsi="Courier New" w:cs="Courier New"/>
+          <w:rFonts w:ascii="Courier New" w:hAnsi="Courier New"/>
+          <w:b w:val="0"/>
+          <w:i w:val="0"/>
+          <w:sz w:val="15"/>
+        </w:rPr>
+        <w:t>sigma_u = var_model.sigma_u</w:t>
+      </w:r>
+    </w:p>
+    <w:p>
+      <w:pPr>
+        <w:spacing w:line="240" w:lineRule="auto" w:before="0" w:after="0"/>
+        <w:jc w:val="both"/>
+      </w:pPr>
+      <w:r>
+        <w:rPr>
+          <w:rFonts w:ascii="Courier New" w:hAnsi="Courier New" w:cs="Courier New"/>
+          <w:rFonts w:ascii="Courier New" w:hAnsi="Courier New"/>
+          <w:b w:val="0"/>
+          <w:i w:val="0"/>
+          <w:sz w:val="15"/>
+        </w:rPr>
+        <w:t>chol = np.linalg.cholesky(sigma_u)</w:t>
+      </w:r>
+    </w:p>
+    <w:p>
+      <w:pPr>
+        <w:spacing w:line="240" w:lineRule="auto" w:before="0" w:after="0"/>
+        <w:jc w:val="both"/>
+      </w:pPr>
+      <w:r>
+        <w:rPr>
+          <w:rFonts w:ascii="Courier New" w:hAnsi="Courier New" w:cs="Courier New"/>
+          <w:rFonts w:ascii="Courier New" w:hAnsi="Courier New"/>
+          <w:b w:val="0"/>
+          <w:i w:val="0"/>
+          <w:sz w:val="15"/>
+        </w:rPr>
+        <w:t>chol_df = pd.DataFrame(chol, index=df.columns, columns=df.columns)</w:t>
+      </w:r>
+    </w:p>
+    <w:p>
+      <w:pPr>
+        <w:spacing w:line="240" w:lineRule="auto" w:before="0" w:after="0"/>
+        <w:jc w:val="both"/>
+      </w:pPr>
+      <w:r>
+        <w:rPr>
+          <w:rFonts w:ascii="Courier New" w:hAnsi="Courier New" w:cs="Courier New"/>
+          <w:rFonts w:ascii="Courier New" w:hAnsi="Courier New"/>
+          <w:b w:val="0"/>
+          <w:i w:val="0"/>
+          <w:sz w:val="15"/>
+        </w:rPr>
+        <w:t>print("Matriz de impacto contemporaneo:")</w:t>
+      </w:r>
+    </w:p>
+    <w:p>
+      <w:pPr>
+        <w:spacing w:line="240" w:lineRule="auto" w:before="0" w:after="0"/>
+        <w:jc w:val="both"/>
+      </w:pPr>
+      <w:r>
+        <w:rPr>
+          <w:rFonts w:ascii="Courier New" w:hAnsi="Courier New" w:cs="Courier New"/>
+          <w:rFonts w:ascii="Courier New" w:hAnsi="Courier New"/>
+          <w:b w:val="0"/>
+          <w:i w:val="0"/>
+          <w:sz w:val="15"/>
+        </w:rPr>
+        <w:t>display(chol_df.round(4))</w:t>
+      </w:r>
+    </w:p>
+    <w:p>
+      <w:pPr>
+        <w:spacing w:line="360" w:lineRule="auto" w:before="0" w:after="0"/>
+        <w:jc w:val="both"/>
+      </w:pPr>
+    </w:p>
+    <w:p>
+      <w:pPr>
+        <w:spacing w:line="240" w:lineRule="auto" w:before="0" w:after="0"/>
+        <w:jc w:val="both"/>
+      </w:pPr>
+      <w:r>
+        <w:rPr>
+          <w:rFonts w:ascii="Courier New" w:hAnsi="Courier New" w:cs="Courier New"/>
+          <w:rFonts w:ascii="Courier New" w:hAnsi="Courier New"/>
+          <w:b w:val="0"/>
+          <w:i w:val="0"/>
+          <w:sz w:val="15"/>
+        </w:rPr>
+        <w:t># 8. FUNCIONES IMPULSO-RESPUESTA</w:t>
+      </w:r>
+    </w:p>
+    <w:p>
+      <w:pPr>
+        <w:spacing w:line="240" w:lineRule="auto" w:before="0" w:after="0"/>
+        <w:jc w:val="both"/>
+      </w:pPr>
+      <w:r>
+        <w:rPr>
+          <w:rFonts w:ascii="Courier New" w:hAnsi="Courier New" w:cs="Courier New"/>
+          <w:rFonts w:ascii="Courier New" w:hAnsi="Courier New"/>
+          <w:b w:val="0"/>
+          <w:i w:val="0"/>
+          <w:sz w:val="15"/>
+        </w:rPr>
+        <w:t>periodos = 24</w:t>
+      </w:r>
+    </w:p>
+    <w:p>
+      <w:pPr>
+        <w:spacing w:line="240" w:lineRule="auto" w:before="0" w:after="0"/>
+        <w:jc w:val="both"/>
+      </w:pPr>
+      <w:r>
+        <w:rPr>
+          <w:rFonts w:ascii="Courier New" w:hAnsi="Courier New" w:cs="Courier New"/>
+          <w:rFonts w:ascii="Courier New" w:hAnsi="Courier New"/>
+          <w:b w:val="0"/>
+          <w:i w:val="0"/>
+          <w:sz w:val="15"/>
+        </w:rPr>
+        <w:t>irf = var_model.irf(periodos)</w:t>
+      </w:r>
+    </w:p>
+    <w:p>
+      <w:pPr>
+        <w:spacing w:line="240" w:lineRule="auto" w:before="0" w:after="0"/>
+        <w:jc w:val="both"/>
+      </w:pPr>
+      <w:r>
+        <w:rPr>
+          <w:rFonts w:ascii="Courier New" w:hAnsi="Courier New" w:cs="Courier New"/>
+          <w:rFonts w:ascii="Courier New" w:hAnsi="Courier New"/>
+          <w:b w:val="0"/>
+          <w:i w:val="0"/>
+          <w:sz w:val="15"/>
+        </w:rPr>
+        <w:t>irf.plot()</w:t>
+      </w:r>
+    </w:p>
+    <w:p>
+      <w:pPr>
+        <w:spacing w:line="240" w:lineRule="auto" w:before="0" w:after="0"/>
+        <w:jc w:val="both"/>
+      </w:pPr>
+      <w:r>
+        <w:rPr>
+          <w:rFonts w:ascii="Courier New" w:hAnsi="Courier New" w:cs="Courier New"/>
+          <w:rFonts w:ascii="Courier New" w:hAnsi="Courier New"/>
+          <w:b w:val="0"/>
+          <w:i w:val="0"/>
+          <w:sz w:val="15"/>
+        </w:rPr>
+        <w:t>plt.show()</w:t>
+      </w:r>
+    </w:p>
+    <w:p>
+      <w:pPr>
+        <w:spacing w:line="360" w:lineRule="auto" w:before="0" w:after="0"/>
+        <w:jc w:val="both"/>
+      </w:pPr>
+    </w:p>
+    <w:p>
+      <w:pPr>
+        <w:spacing w:line="240" w:lineRule="auto" w:before="0" w:after="0"/>
+        <w:jc w:val="both"/>
+      </w:pPr>
+      <w:r>
+        <w:rPr>
+          <w:rFonts w:ascii="Courier New" w:hAnsi="Courier New" w:cs="Courier New"/>
+          <w:rFonts w:ascii="Courier New" w:hAnsi="Courier New"/>
+          <w:b w:val="0"/>
+          <w:i w:val="0"/>
+          <w:sz w:val="15"/>
+        </w:rPr>
+        <w:t># 9. DESCOMPOSICION DE VARIANZA</w:t>
+      </w:r>
+    </w:p>
+    <w:p>
+      <w:pPr>
+        <w:spacing w:line="240" w:lineRule="auto" w:before="0" w:after="0"/>
+        <w:jc w:val="both"/>
+      </w:pPr>
+      <w:r>
+        <w:rPr>
+          <w:rFonts w:ascii="Courier New" w:hAnsi="Courier New" w:cs="Courier New"/>
+          <w:rFonts w:ascii="Courier New" w:hAnsi="Courier New"/>
+          <w:b w:val="0"/>
+          <w:i w:val="0"/>
+          <w:sz w:val="15"/>
+        </w:rPr>
+        <w:t>fevd = var_model.fevd(periodos)</w:t>
+      </w:r>
+    </w:p>
+    <w:p>
+      <w:pPr>
+        <w:spacing w:line="240" w:lineRule="auto" w:before="0" w:after="0"/>
+        <w:jc w:val="both"/>
+      </w:pPr>
+      <w:r>
+        <w:rPr>
+          <w:rFonts w:ascii="Courier New" w:hAnsi="Courier New" w:cs="Courier New"/>
+          <w:rFonts w:ascii="Courier New" w:hAnsi="Courier New"/>
+          <w:b w:val="0"/>
+          <w:i w:val="0"/>
+          <w:sz w:val="15"/>
+        </w:rPr>
+        <w:t>for j, var in enumerate(df_diff.columns):</w:t>
+      </w:r>
+    </w:p>
+    <w:p>
+      <w:pPr>
+        <w:spacing w:line="240" w:lineRule="auto" w:before="0" w:after="0"/>
+        <w:jc w:val="both"/>
+      </w:pPr>
+      <w:r>
+        <w:rPr>
+          <w:rFonts w:ascii="Courier New" w:hAnsi="Courier New" w:cs="Courier New"/>
+          <w:rFonts w:ascii="Courier New" w:hAnsi="Courier New"/>
+          <w:b w:val="0"/>
+          <w:i w:val="0"/>
+          <w:sz w:val="15"/>
+        </w:rPr>
+        <w:t xml:space="preserve">    print(f"FEVD para {var}:")</w:t>
+      </w:r>
+    </w:p>
+    <w:p>
+      <w:pPr>
+        <w:spacing w:line="240" w:lineRule="auto" w:before="0" w:after="0"/>
+        <w:jc w:val="both"/>
+      </w:pPr>
+      <w:r>
+        <w:rPr>
+          <w:rFonts w:ascii="Courier New" w:hAnsi="Courier New" w:cs="Courier New"/>
+          <w:rFonts w:ascii="Courier New" w:hAnsi="Courier New"/>
+          <w:b w:val="0"/>
+          <w:i w:val="0"/>
+          <w:sz w:val="15"/>
+        </w:rPr>
+        <w:t xml:space="preserve">    for t in [1, 4, 8, 12, 24]:</w:t>
+      </w:r>
+    </w:p>
+    <w:p>
+      <w:pPr>
+        <w:spacing w:line="240" w:lineRule="auto" w:before="0" w:after="0"/>
+        <w:jc w:val="both"/>
+      </w:pPr>
+      <w:r>
+        <w:rPr>
+          <w:rFonts w:ascii="Courier New" w:hAnsi="Courier New" w:cs="Courier New"/>
+          <w:rFonts w:ascii="Courier New" w:hAnsi="Courier New"/>
+          <w:b w:val="0"/>
+          <w:i w:val="0"/>
+          <w:sz w:val="15"/>
+        </w:rPr>
+        <w:t xml:space="preserve">        vals = [fevd.decomp[t, j, i]*100 for i in range(len(df_diff.columns))]</w:t>
+      </w:r>
+    </w:p>
+    <w:p>
+      <w:pPr>
+        <w:spacing w:line="240" w:lineRule="auto" w:before="0" w:after="0"/>
+        <w:jc w:val="both"/>
+      </w:pPr>
+      <w:r>
+        <w:rPr>
+          <w:rFonts w:ascii="Courier New" w:hAnsi="Courier New" w:cs="Courier New"/>
+          <w:rFonts w:ascii="Courier New" w:hAnsi="Courier New"/>
+          <w:b w:val="0"/>
+          <w:i w:val="0"/>
+          <w:sz w:val="15"/>
+        </w:rPr>
+        <w:t xml:space="preserve">        print(f"  t={t}: {[f"{v:.1f}%" for v in vals]}")</w:t>
+      </w:r>
+    </w:p>
+    <w:p>
+      <w:pPr>
+        <w:spacing w:line="360" w:lineRule="auto" w:before="0" w:after="0"/>
+        <w:jc w:val="both"/>
+      </w:pPr>
+    </w:p>
+    <w:p>
+      <w:pPr>
+        <w:spacing w:line="240" w:lineRule="auto" w:before="0" w:after="0"/>
+        <w:jc w:val="both"/>
+      </w:pPr>
+      <w:r>
+        <w:rPr>
+          <w:rFonts w:ascii="Courier New" w:hAnsi="Courier New" w:cs="Courier New"/>
+          <w:rFonts w:ascii="Courier New" w:hAnsi="Courier New"/>
+          <w:b w:val="0"/>
+          <w:i w:val="0"/>
+          <w:sz w:val="15"/>
+        </w:rPr>
+        <w:t># 10. DESCOMPOSICION HISTORICA</w:t>
+      </w:r>
+    </w:p>
+    <w:p>
+      <w:pPr>
+        <w:spacing w:line="240" w:lineRule="auto" w:before="0" w:after="0"/>
+        <w:jc w:val="both"/>
+      </w:pPr>
+      <w:r>
+        <w:rPr>
+          <w:rFonts w:ascii="Courier New" w:hAnsi="Courier New" w:cs="Courier New"/>
+          <w:rFonts w:ascii="Courier New" w:hAnsi="Courier New"/>
+          <w:b w:val="0"/>
+          <w:i w:val="0"/>
+          <w:sz w:val="15"/>
+        </w:rPr>
+        <w:t># (ver codigo completo en codigo_SVAR.py)</w:t>
+      </w:r>
+    </w:p>
+    <w:p>
+      <w:pPr>
+        <w:spacing w:line="360" w:lineRule="auto" w:before="0" w:after="120"/>
+        <w:jc w:val="both"/>
+      </w:pPr>
+    </w:p>
+    <w:p>
+      <w:pPr>
+        <w:spacing w:line="360" w:lineRule="auto" w:before="0" w:after="240"/>
+        <w:jc w:val="both"/>
+      </w:pPr>
+      <w:r>
+        <w:rPr>
+          <w:rFonts w:ascii="Times New Roman" w:hAnsi="Times New Roman" w:cs="Times New Roman"/>
+          <w:rFonts w:ascii="Times New Roman" w:hAnsi="Times New Roman"/>
+          <w:b w:val="0"/>
+          <w:i/>
+          <w:sz w:val="18"/>
+        </w:rPr>
+        <w:t>Note: The complete code with all outputs and interpretations is available in the accompanying file codigo_SVAR.ipynb for Google Colab.</w:t>
       </w:r>
     </w:p>
     <w:sectPr>

--- a/articulo 3/articulo_SVAR_scopus.docx
+++ b/articulo 3/articulo_SVAR_scopus.docx
@@ -55,7 +55,7 @@
           <w:i w:val="0"/>
           <w:sz w:val="22"/>
         </w:rPr>
-        <w:t>Renzo Gael Mamani Quispe</w:t>
+        <w:t>[Autor 1]</w:t>
       </w:r>
       <w:r>
         <w:rPr>
@@ -82,7 +82,7 @@
           <w:i w:val="0"/>
           <w:sz w:val="22"/>
         </w:rPr>
-        <w:t>Alfredo Pelayo Calatayud Mendoza</w:t>
+        <w:t>[Autor 2]</w:t>
       </w:r>
       <w:r>
         <w:rPr>
@@ -109,7 +109,7 @@
           <w:i w:val="0"/>
           <w:sz w:val="22"/>
         </w:rPr>
-        <w:t>José Carlos Machicao Mamani</w:t>
+        <w:t>[Autor 3]</w:t>
       </w:r>
       <w:r>
         <w:rPr>
@@ -236,7 +236,7 @@
           <w:i/>
           <w:sz w:val="20"/>
         </w:rPr>
-        <w:t>renzomamani@example.com</w:t>
+        <w:t>[email@example.com]</w:t>
       </w:r>
     </w:p>
     <w:p>
